--- a/f18_part2_parsing_json_and_reading_api_in_flutter.docx
+++ b/f18_part2_parsing_json_and_reading_api_in_flutter.docx
@@ -13702,7 +13702,23 @@
           <w:sz w:val="36"/>
           <w:szCs w:val="36"/>
         </w:rPr>
-        <w:t xml:space="preserve"> first in Provider and set it when API is called or use a helper setter method</w:t>
+        <w:t xml:space="preserve"> first in</w:t>
+      </w:r>
+      <w:r>
+        <w:rPr>
+          <w:b/>
+          <w:bCs/>
+          <w:sz w:val="36"/>
+          <w:szCs w:val="36"/>
+        </w:rPr>
+        <w:t xml:space="preserve"> Provider</w:t>
+      </w:r>
+      <w:r>
+        <w:rPr>
+          <w:sz w:val="36"/>
+          <w:szCs w:val="36"/>
+        </w:rPr>
+        <w:t xml:space="preserve"> and set it when API is called or use a helper setter method</w:t>
       </w:r>
     </w:p>
     <w:p>
@@ -13883,7 +13899,23 @@
           <w:sz w:val="36"/>
           <w:szCs w:val="36"/>
         </w:rPr>
-        <w:t># Provider:</w:t>
+        <w:t xml:space="preserve"># </w:t>
+      </w:r>
+      <w:r>
+        <w:rPr>
+          <w:b/>
+          <w:bCs/>
+          <w:sz w:val="36"/>
+          <w:szCs w:val="36"/>
+        </w:rPr>
+        <w:t>Provider</w:t>
+      </w:r>
+      <w:r>
+        <w:rPr>
+          <w:sz w:val="36"/>
+          <w:szCs w:val="36"/>
+        </w:rPr>
+        <w:t>:</w:t>
       </w:r>
     </w:p>
     <w:p>
@@ -15753,7 +15785,41 @@
           <w:sz w:val="36"/>
           <w:szCs w:val="36"/>
         </w:rPr>
-        <w:t xml:space="preserve">, but use caching instead see Repository Architecture and </w:t>
+        <w:t xml:space="preserve">. This pattern doesn’t work in </w:t>
+      </w:r>
+      <w:proofErr w:type="spellStart"/>
+      <w:r>
+        <w:rPr>
+          <w:b/>
+          <w:bCs/>
+          <w:sz w:val="36"/>
+          <w:szCs w:val="36"/>
+        </w:rPr>
+        <w:t>GetX</w:t>
+      </w:r>
+      <w:proofErr w:type="spellEnd"/>
+      <w:r>
+        <w:rPr>
+          <w:sz w:val="36"/>
+          <w:szCs w:val="36"/>
+        </w:rPr>
+        <w:t xml:space="preserve">. </w:t>
+      </w:r>
+      <w:proofErr w:type="gramStart"/>
+      <w:r>
+        <w:rPr>
+          <w:sz w:val="36"/>
+          <w:szCs w:val="36"/>
+        </w:rPr>
+        <w:t>So</w:t>
+      </w:r>
+      <w:proofErr w:type="gramEnd"/>
+      <w:r>
+        <w:rPr>
+          <w:sz w:val="36"/>
+          <w:szCs w:val="36"/>
+        </w:rPr>
+        <w:t xml:space="preserve"> use caching instead see Repository Architecture and </w:t>
       </w:r>
       <w:proofErr w:type="spellStart"/>
       <w:r>
@@ -15864,16 +15930,7 @@
           <w:sz w:val="36"/>
           <w:szCs w:val="36"/>
         </w:rPr>
-        <w:t>R</w:t>
-      </w:r>
-      <w:r>
-        <w:rPr>
-          <w:b/>
-          <w:bCs/>
-          <w:sz w:val="36"/>
-          <w:szCs w:val="36"/>
-        </w:rPr>
-        <w:t>epository</w:t>
+        <w:t>Repository</w:t>
       </w:r>
       <w:r>
         <w:rPr>
@@ -16065,14 +16122,7 @@
           <w:sz w:val="36"/>
           <w:szCs w:val="36"/>
         </w:rPr>
-        <w:t>API Call</w:t>
-      </w:r>
-      <w:r>
-        <w:rPr>
-          <w:sz w:val="36"/>
-          <w:szCs w:val="36"/>
-        </w:rPr>
-        <w:t xml:space="preserve">ing through API service </w:t>
+        <w:t xml:space="preserve">API Calling through API service </w:t>
       </w:r>
       <w:r>
         <w:rPr>
@@ -16191,16 +16241,7 @@
           <w:sz w:val="36"/>
           <w:szCs w:val="36"/>
         </w:rPr>
-        <w:t>LinkedHash</w:t>
-      </w:r>
-      <w:r>
-        <w:rPr>
-          <w:b/>
-          <w:bCs/>
-          <w:sz w:val="36"/>
-          <w:szCs w:val="36"/>
-        </w:rPr>
-        <w:t>Map</w:t>
+        <w:t>LinkedHashMap</w:t>
       </w:r>
       <w:proofErr w:type="spellEnd"/>
       <w:r>
@@ -16433,16 +16474,7 @@
           <w:szCs w:val="36"/>
         </w:rPr>
         <w:lastRenderedPageBreak/>
-        <w:t>Return model</w:t>
-      </w:r>
-      <w:r>
-        <w:rPr>
-          <w:b/>
-          <w:bCs/>
-          <w:sz w:val="36"/>
-          <w:szCs w:val="36"/>
-        </w:rPr>
-        <w:t xml:space="preserve"> to SM</w:t>
+        <w:t>Return model to SM</w:t>
       </w:r>
     </w:p>
     <w:p>
@@ -16475,16 +16507,7 @@
           <w:sz w:val="36"/>
           <w:szCs w:val="36"/>
         </w:rPr>
-        <w:t>GetxC</w:t>
-      </w:r>
-      <w:r>
-        <w:rPr>
-          <w:b/>
-          <w:bCs/>
-          <w:sz w:val="36"/>
-          <w:szCs w:val="36"/>
-        </w:rPr>
-        <w:t>ontroller</w:t>
+        <w:t>GetxController</w:t>
       </w:r>
       <w:proofErr w:type="spellEnd"/>
       <w:r>
@@ -17694,8 +17717,1654 @@
       <w:pPr>
         <w:jc w:val="both"/>
         <w:rPr>
-          <w:sz w:val="36"/>
-          <w:szCs w:val="36"/>
+          <w:sz w:val="32"/>
+          <w:szCs w:val="32"/>
+        </w:rPr>
+      </w:pPr>
+      <w:r>
+        <w:rPr>
+          <w:sz w:val="36"/>
+          <w:szCs w:val="36"/>
+        </w:rPr>
+        <w:t>#</w:t>
+      </w:r>
+      <w:r>
+        <w:rPr>
+          <w:sz w:val="32"/>
+          <w:szCs w:val="32"/>
+        </w:rPr>
+        <w:t xml:space="preserve"> We’ll create a </w:t>
+      </w:r>
+      <w:proofErr w:type="spellStart"/>
+      <w:r>
+        <w:rPr>
+          <w:b/>
+          <w:bCs/>
+          <w:sz w:val="32"/>
+          <w:szCs w:val="32"/>
+        </w:rPr>
+        <w:t>ChangeNotifier</w:t>
+      </w:r>
+      <w:proofErr w:type="spellEnd"/>
+      <w:r>
+        <w:rPr>
+          <w:sz w:val="32"/>
+          <w:szCs w:val="32"/>
+        </w:rPr>
+        <w:t xml:space="preserve"> class that will hold our data (in an object, list or map) and call our API service if the </w:t>
+      </w:r>
+      <w:proofErr w:type="spellStart"/>
+      <w:r>
+        <w:rPr>
+          <w:b/>
+          <w:bCs/>
+          <w:sz w:val="32"/>
+          <w:szCs w:val="32"/>
+        </w:rPr>
+        <w:t>movie</w:t>
+      </w:r>
+      <w:r>
+        <w:rPr>
+          <w:b/>
+          <w:bCs/>
+          <w:sz w:val="32"/>
+          <w:szCs w:val="32"/>
+        </w:rPr>
+        <w:t>I</w:t>
+      </w:r>
+      <w:r>
+        <w:rPr>
+          <w:b/>
+          <w:bCs/>
+          <w:sz w:val="32"/>
+          <w:szCs w:val="32"/>
+        </w:rPr>
+        <w:t>d</w:t>
+      </w:r>
+      <w:proofErr w:type="spellEnd"/>
+      <w:r>
+        <w:rPr>
+          <w:sz w:val="32"/>
+          <w:szCs w:val="32"/>
+        </w:rPr>
+        <w:t xml:space="preserve"> is new and </w:t>
+      </w:r>
+      <w:r>
+        <w:rPr>
+          <w:sz w:val="32"/>
+          <w:szCs w:val="32"/>
+        </w:rPr>
+        <w:t>KEY</w:t>
+      </w:r>
+      <w:r>
+        <w:rPr>
+          <w:sz w:val="32"/>
+          <w:szCs w:val="32"/>
+        </w:rPr>
+        <w:t xml:space="preserve"> is not present in the</w:t>
+      </w:r>
+      <w:r>
+        <w:rPr>
+          <w:b/>
+          <w:bCs/>
+          <w:sz w:val="32"/>
+          <w:szCs w:val="32"/>
+        </w:rPr>
+        <w:t xml:space="preserve"> Map</w:t>
+      </w:r>
+      <w:r>
+        <w:rPr>
+          <w:sz w:val="32"/>
+          <w:szCs w:val="32"/>
+        </w:rPr>
+        <w:t>.</w:t>
+      </w:r>
+    </w:p>
+    <w:p>
+      <w:pPr>
+        <w:jc w:val="both"/>
+        <w:rPr>
+          <w:sz w:val="32"/>
+          <w:szCs w:val="32"/>
+        </w:rPr>
+      </w:pPr>
+      <w:r>
+        <w:rPr>
+          <w:sz w:val="32"/>
+          <w:szCs w:val="32"/>
+        </w:rPr>
+        <w:t xml:space="preserve"># We are storing the </w:t>
+      </w:r>
+      <w:proofErr w:type="spellStart"/>
+      <w:r>
+        <w:rPr>
+          <w:b/>
+          <w:bCs/>
+          <w:sz w:val="32"/>
+          <w:szCs w:val="32"/>
+        </w:rPr>
+        <w:t>MovieDetails</w:t>
+      </w:r>
+      <w:proofErr w:type="spellEnd"/>
+      <w:r>
+        <w:rPr>
+          <w:sz w:val="32"/>
+          <w:szCs w:val="32"/>
+        </w:rPr>
+        <w:t xml:space="preserve"> object in the map with its </w:t>
+      </w:r>
+      <w:proofErr w:type="spellStart"/>
+      <w:r>
+        <w:rPr>
+          <w:b/>
+          <w:bCs/>
+          <w:sz w:val="32"/>
+          <w:szCs w:val="32"/>
+        </w:rPr>
+        <w:t>movieId</w:t>
+      </w:r>
+      <w:proofErr w:type="spellEnd"/>
+      <w:r>
+        <w:rPr>
+          <w:sz w:val="32"/>
+          <w:szCs w:val="32"/>
+        </w:rPr>
+        <w:t xml:space="preserve"> as the KEY. So we can easily check </w:t>
+      </w:r>
+      <w:proofErr w:type="gramStart"/>
+      <w:r>
+        <w:rPr>
+          <w:sz w:val="32"/>
+          <w:szCs w:val="32"/>
+        </w:rPr>
+        <w:t xml:space="preserve">using </w:t>
+      </w:r>
+      <w:r>
+        <w:rPr>
+          <w:b/>
+          <w:bCs/>
+          <w:sz w:val="32"/>
+          <w:szCs w:val="32"/>
+        </w:rPr>
+        <w:t>.</w:t>
+      </w:r>
+      <w:proofErr w:type="spellStart"/>
+      <w:r>
+        <w:rPr>
+          <w:b/>
+          <w:bCs/>
+          <w:sz w:val="32"/>
+          <w:szCs w:val="32"/>
+        </w:rPr>
+        <w:t>containsKey</w:t>
+      </w:r>
+      <w:proofErr w:type="spellEnd"/>
+      <w:proofErr w:type="gramEnd"/>
+      <w:r>
+        <w:rPr>
+          <w:b/>
+          <w:bCs/>
+          <w:sz w:val="32"/>
+          <w:szCs w:val="32"/>
+        </w:rPr>
+        <w:t>()</w:t>
+      </w:r>
+      <w:r>
+        <w:rPr>
+          <w:sz w:val="32"/>
+          <w:szCs w:val="32"/>
+        </w:rPr>
+        <w:t xml:space="preserve"> method</w:t>
+      </w:r>
+    </w:p>
+    <w:p>
+      <w:pPr>
+        <w:jc w:val="both"/>
+        <w:rPr>
+          <w:sz w:val="32"/>
+          <w:szCs w:val="32"/>
+        </w:rPr>
+      </w:pPr>
+      <w:r>
+        <w:rPr>
+          <w:sz w:val="32"/>
+          <w:szCs w:val="32"/>
+        </w:rPr>
+        <w:t xml:space="preserve"># If data is previously fetched from the API return it to the controller or if not call the API and fetch it and then save it in the </w:t>
+      </w:r>
+      <w:r>
+        <w:rPr>
+          <w:b/>
+          <w:bCs/>
+          <w:sz w:val="32"/>
+          <w:szCs w:val="32"/>
+        </w:rPr>
+        <w:t>Map</w:t>
+      </w:r>
+      <w:r>
+        <w:rPr>
+          <w:sz w:val="32"/>
+          <w:szCs w:val="32"/>
+        </w:rPr>
+        <w:t xml:space="preserve"> with its </w:t>
+      </w:r>
+      <w:proofErr w:type="spellStart"/>
+      <w:r>
+        <w:rPr>
+          <w:b/>
+          <w:bCs/>
+          <w:sz w:val="32"/>
+          <w:szCs w:val="32"/>
+        </w:rPr>
+        <w:t>movieId</w:t>
+      </w:r>
+      <w:proofErr w:type="spellEnd"/>
+      <w:r>
+        <w:rPr>
+          <w:b/>
+          <w:bCs/>
+          <w:sz w:val="32"/>
+          <w:szCs w:val="32"/>
+        </w:rPr>
+        <w:t xml:space="preserve"> </w:t>
+      </w:r>
+      <w:r>
+        <w:rPr>
+          <w:sz w:val="32"/>
+          <w:szCs w:val="32"/>
+        </w:rPr>
+        <w:t>as KEY</w:t>
+      </w:r>
+    </w:p>
+    <w:p>
+      <w:pPr>
+        <w:jc w:val="both"/>
+        <w:rPr>
+          <w:sz w:val="32"/>
+          <w:szCs w:val="32"/>
+        </w:rPr>
+      </w:pPr>
+      <w:r>
+        <w:rPr>
+          <w:sz w:val="32"/>
+          <w:szCs w:val="32"/>
+        </w:rPr>
+        <w:t xml:space="preserve"># And for </w:t>
+      </w:r>
+      <w:r>
+        <w:rPr>
+          <w:b/>
+          <w:bCs/>
+          <w:sz w:val="32"/>
+          <w:szCs w:val="32"/>
+        </w:rPr>
+        <w:t>Provider</w:t>
+      </w:r>
+      <w:r>
+        <w:rPr>
+          <w:sz w:val="32"/>
+          <w:szCs w:val="32"/>
+        </w:rPr>
+        <w:t xml:space="preserve"> SM only create global singleton factory constructor of the repository so only points to one instance (doesn’t create new)</w:t>
+      </w:r>
+    </w:p>
+    <w:p>
+      <w:pPr>
+        <w:jc w:val="both"/>
+        <w:rPr>
+          <w:b/>
+          <w:bCs/>
+          <w:color w:val="D86DCB" w:themeColor="accent5" w:themeTint="99"/>
+          <w:sz w:val="36"/>
+          <w:szCs w:val="36"/>
+        </w:rPr>
+      </w:pPr>
+      <w:r>
+        <w:rPr>
+          <w:b/>
+          <w:bCs/>
+          <w:color w:val="D86DCB" w:themeColor="accent5" w:themeTint="99"/>
+          <w:sz w:val="36"/>
+          <w:szCs w:val="36"/>
+        </w:rPr>
+        <w:t xml:space="preserve">class </w:t>
+      </w:r>
+      <w:proofErr w:type="spellStart"/>
+      <w:r>
+        <w:rPr>
+          <w:b/>
+          <w:bCs/>
+          <w:color w:val="D86DCB" w:themeColor="accent5" w:themeTint="99"/>
+          <w:sz w:val="36"/>
+          <w:szCs w:val="36"/>
+        </w:rPr>
+        <w:t>MovieRepository</w:t>
+      </w:r>
+      <w:proofErr w:type="spellEnd"/>
+      <w:r>
+        <w:rPr>
+          <w:b/>
+          <w:bCs/>
+          <w:color w:val="D86DCB" w:themeColor="accent5" w:themeTint="99"/>
+          <w:sz w:val="36"/>
+          <w:szCs w:val="36"/>
+        </w:rPr>
+        <w:t xml:space="preserve"> {</w:t>
+      </w:r>
+    </w:p>
+    <w:p>
+      <w:pPr>
+        <w:jc w:val="both"/>
+        <w:rPr>
+          <w:b/>
+          <w:bCs/>
+          <w:color w:val="D86DCB" w:themeColor="accent5" w:themeTint="99"/>
+          <w:sz w:val="36"/>
+          <w:szCs w:val="36"/>
+        </w:rPr>
+      </w:pPr>
+    </w:p>
+    <w:p>
+      <w:pPr>
+        <w:jc w:val="both"/>
+        <w:rPr>
+          <w:b/>
+          <w:bCs/>
+          <w:color w:val="D86DCB" w:themeColor="accent5" w:themeTint="99"/>
+          <w:sz w:val="36"/>
+          <w:szCs w:val="36"/>
+        </w:rPr>
+      </w:pPr>
+      <w:r>
+        <w:rPr>
+          <w:b/>
+          <w:bCs/>
+          <w:color w:val="D86DCB" w:themeColor="accent5" w:themeTint="99"/>
+          <w:sz w:val="36"/>
+          <w:szCs w:val="36"/>
+        </w:rPr>
+        <w:t xml:space="preserve">  final </w:t>
+      </w:r>
+      <w:proofErr w:type="spellStart"/>
+      <w:r>
+        <w:rPr>
+          <w:b/>
+          <w:bCs/>
+          <w:color w:val="D86DCB" w:themeColor="accent5" w:themeTint="99"/>
+          <w:sz w:val="36"/>
+          <w:szCs w:val="36"/>
+        </w:rPr>
+        <w:t>ApiService</w:t>
+      </w:r>
+      <w:proofErr w:type="spellEnd"/>
+      <w:r>
+        <w:rPr>
+          <w:b/>
+          <w:bCs/>
+          <w:color w:val="D86DCB" w:themeColor="accent5" w:themeTint="99"/>
+          <w:sz w:val="36"/>
+          <w:szCs w:val="36"/>
+        </w:rPr>
+        <w:t xml:space="preserve"> _</w:t>
+      </w:r>
+      <w:proofErr w:type="spellStart"/>
+      <w:r>
+        <w:rPr>
+          <w:b/>
+          <w:bCs/>
+          <w:color w:val="D86DCB" w:themeColor="accent5" w:themeTint="99"/>
+          <w:sz w:val="36"/>
+          <w:szCs w:val="36"/>
+        </w:rPr>
+        <w:t>apiService</w:t>
+      </w:r>
+      <w:proofErr w:type="spellEnd"/>
+      <w:r>
+        <w:rPr>
+          <w:b/>
+          <w:bCs/>
+          <w:color w:val="D86DCB" w:themeColor="accent5" w:themeTint="99"/>
+          <w:sz w:val="36"/>
+          <w:szCs w:val="36"/>
+        </w:rPr>
+        <w:t xml:space="preserve"> = </w:t>
+      </w:r>
+      <w:proofErr w:type="spellStart"/>
+      <w:proofErr w:type="gramStart"/>
+      <w:r>
+        <w:rPr>
+          <w:b/>
+          <w:bCs/>
+          <w:color w:val="D86DCB" w:themeColor="accent5" w:themeTint="99"/>
+          <w:sz w:val="36"/>
+          <w:szCs w:val="36"/>
+        </w:rPr>
+        <w:t>ApiService</w:t>
+      </w:r>
+      <w:proofErr w:type="spellEnd"/>
+      <w:r>
+        <w:rPr>
+          <w:b/>
+          <w:bCs/>
+          <w:color w:val="D86DCB" w:themeColor="accent5" w:themeTint="99"/>
+          <w:sz w:val="36"/>
+          <w:szCs w:val="36"/>
+        </w:rPr>
+        <w:t>(</w:t>
+      </w:r>
+      <w:proofErr w:type="gramEnd"/>
+      <w:r>
+        <w:rPr>
+          <w:b/>
+          <w:bCs/>
+          <w:color w:val="D86DCB" w:themeColor="accent5" w:themeTint="99"/>
+          <w:sz w:val="36"/>
+          <w:szCs w:val="36"/>
+        </w:rPr>
+        <w:t>);</w:t>
+      </w:r>
+    </w:p>
+    <w:p>
+      <w:pPr>
+        <w:jc w:val="both"/>
+        <w:rPr>
+          <w:b/>
+          <w:bCs/>
+          <w:color w:val="D86DCB" w:themeColor="accent5" w:themeTint="99"/>
+          <w:sz w:val="36"/>
+          <w:szCs w:val="36"/>
+        </w:rPr>
+      </w:pPr>
+      <w:r>
+        <w:rPr>
+          <w:b/>
+          <w:bCs/>
+          <w:color w:val="D86DCB" w:themeColor="accent5" w:themeTint="99"/>
+          <w:sz w:val="36"/>
+          <w:szCs w:val="36"/>
+        </w:rPr>
+        <w:t xml:space="preserve">  final Map&lt;int, </w:t>
+      </w:r>
+      <w:proofErr w:type="spellStart"/>
+      <w:r>
+        <w:rPr>
+          <w:b/>
+          <w:bCs/>
+          <w:color w:val="D86DCB" w:themeColor="accent5" w:themeTint="99"/>
+          <w:sz w:val="36"/>
+          <w:szCs w:val="36"/>
+        </w:rPr>
+        <w:t>MovieDetailsModel</w:t>
+      </w:r>
+      <w:proofErr w:type="spellEnd"/>
+      <w:r>
+        <w:rPr>
+          <w:b/>
+          <w:bCs/>
+          <w:color w:val="D86DCB" w:themeColor="accent5" w:themeTint="99"/>
+          <w:sz w:val="36"/>
+          <w:szCs w:val="36"/>
+        </w:rPr>
+        <w:t>&gt; _cache = {};</w:t>
+      </w:r>
+    </w:p>
+    <w:p>
+      <w:pPr>
+        <w:jc w:val="both"/>
+        <w:rPr>
+          <w:b/>
+          <w:bCs/>
+          <w:color w:val="D86DCB" w:themeColor="accent5" w:themeTint="99"/>
+          <w:sz w:val="36"/>
+          <w:szCs w:val="36"/>
+        </w:rPr>
+      </w:pPr>
+    </w:p>
+    <w:p>
+      <w:pPr>
+        <w:jc w:val="both"/>
+        <w:rPr>
+          <w:b/>
+          <w:bCs/>
+          <w:color w:val="D86DCB" w:themeColor="accent5" w:themeTint="99"/>
+          <w:sz w:val="36"/>
+          <w:szCs w:val="36"/>
+        </w:rPr>
+      </w:pPr>
+      <w:r>
+        <w:rPr>
+          <w:b/>
+          <w:bCs/>
+          <w:color w:val="D86DCB" w:themeColor="accent5" w:themeTint="99"/>
+          <w:sz w:val="36"/>
+          <w:szCs w:val="36"/>
+        </w:rPr>
+        <w:t xml:space="preserve">  /// Use a global singleton factory constructor so only points to one instance for Provider</w:t>
+      </w:r>
+    </w:p>
+    <w:p>
+      <w:pPr>
+        <w:jc w:val="both"/>
+        <w:rPr>
+          <w:b/>
+          <w:bCs/>
+          <w:color w:val="D86DCB" w:themeColor="accent5" w:themeTint="99"/>
+          <w:sz w:val="36"/>
+          <w:szCs w:val="36"/>
+        </w:rPr>
+      </w:pPr>
+    </w:p>
+    <w:p>
+      <w:pPr>
+        <w:jc w:val="both"/>
+        <w:rPr>
+          <w:b/>
+          <w:bCs/>
+          <w:color w:val="D86DCB" w:themeColor="accent5" w:themeTint="99"/>
+          <w:sz w:val="36"/>
+          <w:szCs w:val="36"/>
+        </w:rPr>
+      </w:pPr>
+      <w:r>
+        <w:rPr>
+          <w:b/>
+          <w:bCs/>
+          <w:color w:val="D86DCB" w:themeColor="accent5" w:themeTint="99"/>
+          <w:sz w:val="36"/>
+          <w:szCs w:val="36"/>
+        </w:rPr>
+        <w:t xml:space="preserve">  </w:t>
+      </w:r>
+      <w:proofErr w:type="spellStart"/>
+      <w:r>
+        <w:rPr>
+          <w:b/>
+          <w:bCs/>
+          <w:color w:val="D86DCB" w:themeColor="accent5" w:themeTint="99"/>
+          <w:sz w:val="36"/>
+          <w:szCs w:val="36"/>
+        </w:rPr>
+        <w:t>MovieDetailsModel</w:t>
+      </w:r>
+      <w:proofErr w:type="spellEnd"/>
+      <w:r>
+        <w:rPr>
+          <w:b/>
+          <w:bCs/>
+          <w:color w:val="D86DCB" w:themeColor="accent5" w:themeTint="99"/>
+          <w:sz w:val="36"/>
+          <w:szCs w:val="36"/>
+        </w:rPr>
+        <w:t xml:space="preserve">? </w:t>
+      </w:r>
+      <w:proofErr w:type="spellStart"/>
+      <w:proofErr w:type="gramStart"/>
+      <w:r>
+        <w:rPr>
+          <w:b/>
+          <w:bCs/>
+          <w:color w:val="D86DCB" w:themeColor="accent5" w:themeTint="99"/>
+          <w:sz w:val="36"/>
+          <w:szCs w:val="36"/>
+        </w:rPr>
+        <w:t>checkCache</w:t>
+      </w:r>
+      <w:proofErr w:type="spellEnd"/>
+      <w:r>
+        <w:rPr>
+          <w:b/>
+          <w:bCs/>
+          <w:color w:val="D86DCB" w:themeColor="accent5" w:themeTint="99"/>
+          <w:sz w:val="36"/>
+          <w:szCs w:val="36"/>
+        </w:rPr>
+        <w:t>(</w:t>
+      </w:r>
+      <w:proofErr w:type="gramEnd"/>
+      <w:r>
+        <w:rPr>
+          <w:b/>
+          <w:bCs/>
+          <w:color w:val="D86DCB" w:themeColor="accent5" w:themeTint="99"/>
+          <w:sz w:val="36"/>
+          <w:szCs w:val="36"/>
+        </w:rPr>
+        <w:t xml:space="preserve">int </w:t>
+      </w:r>
+      <w:proofErr w:type="spellStart"/>
+      <w:r>
+        <w:rPr>
+          <w:b/>
+          <w:bCs/>
+          <w:color w:val="D86DCB" w:themeColor="accent5" w:themeTint="99"/>
+          <w:sz w:val="36"/>
+          <w:szCs w:val="36"/>
+        </w:rPr>
+        <w:t>movieId</w:t>
+      </w:r>
+      <w:proofErr w:type="spellEnd"/>
+      <w:r>
+        <w:rPr>
+          <w:b/>
+          <w:bCs/>
+          <w:color w:val="D86DCB" w:themeColor="accent5" w:themeTint="99"/>
+          <w:sz w:val="36"/>
+          <w:szCs w:val="36"/>
+        </w:rPr>
+        <w:t>){</w:t>
+      </w:r>
+    </w:p>
+    <w:p>
+      <w:pPr>
+        <w:jc w:val="both"/>
+        <w:rPr>
+          <w:b/>
+          <w:bCs/>
+          <w:color w:val="D86DCB" w:themeColor="accent5" w:themeTint="99"/>
+          <w:sz w:val="36"/>
+          <w:szCs w:val="36"/>
+        </w:rPr>
+      </w:pPr>
+      <w:r>
+        <w:rPr>
+          <w:b/>
+          <w:bCs/>
+          <w:color w:val="D86DCB" w:themeColor="accent5" w:themeTint="99"/>
+          <w:sz w:val="36"/>
+          <w:szCs w:val="36"/>
+        </w:rPr>
+        <w:t xml:space="preserve">    if(_</w:t>
+      </w:r>
+      <w:proofErr w:type="spellStart"/>
+      <w:proofErr w:type="gramStart"/>
+      <w:r>
+        <w:rPr>
+          <w:b/>
+          <w:bCs/>
+          <w:color w:val="D86DCB" w:themeColor="accent5" w:themeTint="99"/>
+          <w:sz w:val="36"/>
+          <w:szCs w:val="36"/>
+        </w:rPr>
+        <w:t>cache.containsKey</w:t>
+      </w:r>
+      <w:proofErr w:type="spellEnd"/>
+      <w:proofErr w:type="gramEnd"/>
+      <w:r>
+        <w:rPr>
+          <w:b/>
+          <w:bCs/>
+          <w:color w:val="D86DCB" w:themeColor="accent5" w:themeTint="99"/>
+          <w:sz w:val="36"/>
+          <w:szCs w:val="36"/>
+        </w:rPr>
+        <w:t>(</w:t>
+      </w:r>
+      <w:proofErr w:type="spellStart"/>
+      <w:r>
+        <w:rPr>
+          <w:b/>
+          <w:bCs/>
+          <w:color w:val="D86DCB" w:themeColor="accent5" w:themeTint="99"/>
+          <w:sz w:val="36"/>
+          <w:szCs w:val="36"/>
+        </w:rPr>
+        <w:t>movieId</w:t>
+      </w:r>
+      <w:proofErr w:type="spellEnd"/>
+      <w:r>
+        <w:rPr>
+          <w:b/>
+          <w:bCs/>
+          <w:color w:val="D86DCB" w:themeColor="accent5" w:themeTint="99"/>
+          <w:sz w:val="36"/>
+          <w:szCs w:val="36"/>
+        </w:rPr>
+        <w:t>)) {</w:t>
+      </w:r>
+    </w:p>
+    <w:p>
+      <w:pPr>
+        <w:jc w:val="both"/>
+        <w:rPr>
+          <w:b/>
+          <w:bCs/>
+          <w:color w:val="D86DCB" w:themeColor="accent5" w:themeTint="99"/>
+          <w:sz w:val="36"/>
+          <w:szCs w:val="36"/>
+        </w:rPr>
+      </w:pPr>
+      <w:r>
+        <w:rPr>
+          <w:b/>
+          <w:bCs/>
+          <w:color w:val="D86DCB" w:themeColor="accent5" w:themeTint="99"/>
+          <w:sz w:val="36"/>
+          <w:szCs w:val="36"/>
+        </w:rPr>
+        <w:t xml:space="preserve">      return _cache[</w:t>
+      </w:r>
+      <w:proofErr w:type="spellStart"/>
+      <w:r>
+        <w:rPr>
+          <w:b/>
+          <w:bCs/>
+          <w:color w:val="D86DCB" w:themeColor="accent5" w:themeTint="99"/>
+          <w:sz w:val="36"/>
+          <w:szCs w:val="36"/>
+        </w:rPr>
+        <w:t>movieId</w:t>
+      </w:r>
+      <w:proofErr w:type="spellEnd"/>
+      <w:r>
+        <w:rPr>
+          <w:b/>
+          <w:bCs/>
+          <w:color w:val="D86DCB" w:themeColor="accent5" w:themeTint="99"/>
+          <w:sz w:val="36"/>
+          <w:szCs w:val="36"/>
+        </w:rPr>
+        <w:t>];</w:t>
+      </w:r>
+    </w:p>
+    <w:p>
+      <w:pPr>
+        <w:jc w:val="both"/>
+        <w:rPr>
+          <w:b/>
+          <w:bCs/>
+          <w:color w:val="D86DCB" w:themeColor="accent5" w:themeTint="99"/>
+          <w:sz w:val="36"/>
+          <w:szCs w:val="36"/>
+        </w:rPr>
+      </w:pPr>
+      <w:r>
+        <w:rPr>
+          <w:b/>
+          <w:bCs/>
+          <w:color w:val="D86DCB" w:themeColor="accent5" w:themeTint="99"/>
+          <w:sz w:val="36"/>
+          <w:szCs w:val="36"/>
+        </w:rPr>
+        <w:t xml:space="preserve">    }</w:t>
+      </w:r>
+    </w:p>
+    <w:p>
+      <w:pPr>
+        <w:jc w:val="both"/>
+        <w:rPr>
+          <w:b/>
+          <w:bCs/>
+          <w:color w:val="D86DCB" w:themeColor="accent5" w:themeTint="99"/>
+          <w:sz w:val="36"/>
+          <w:szCs w:val="36"/>
+        </w:rPr>
+      </w:pPr>
+      <w:r>
+        <w:rPr>
+          <w:b/>
+          <w:bCs/>
+          <w:color w:val="D86DCB" w:themeColor="accent5" w:themeTint="99"/>
+          <w:sz w:val="36"/>
+          <w:szCs w:val="36"/>
+        </w:rPr>
+        <w:t xml:space="preserve">    return null;</w:t>
+      </w:r>
+    </w:p>
+    <w:p>
+      <w:pPr>
+        <w:jc w:val="both"/>
+        <w:rPr>
+          <w:b/>
+          <w:bCs/>
+          <w:color w:val="D86DCB" w:themeColor="accent5" w:themeTint="99"/>
+          <w:sz w:val="36"/>
+          <w:szCs w:val="36"/>
+        </w:rPr>
+      </w:pPr>
+      <w:r>
+        <w:rPr>
+          <w:b/>
+          <w:bCs/>
+          <w:color w:val="D86DCB" w:themeColor="accent5" w:themeTint="99"/>
+          <w:sz w:val="36"/>
+          <w:szCs w:val="36"/>
+        </w:rPr>
+        <w:t xml:space="preserve">  }</w:t>
+      </w:r>
+    </w:p>
+    <w:p>
+      <w:pPr>
+        <w:jc w:val="both"/>
+        <w:rPr>
+          <w:b/>
+          <w:bCs/>
+          <w:color w:val="D86DCB" w:themeColor="accent5" w:themeTint="99"/>
+          <w:sz w:val="36"/>
+          <w:szCs w:val="36"/>
+        </w:rPr>
+      </w:pPr>
+    </w:p>
+    <w:p>
+      <w:pPr>
+        <w:jc w:val="both"/>
+        <w:rPr>
+          <w:b/>
+          <w:bCs/>
+          <w:color w:val="D86DCB" w:themeColor="accent5" w:themeTint="99"/>
+          <w:sz w:val="36"/>
+          <w:szCs w:val="36"/>
+        </w:rPr>
+      </w:pPr>
+      <w:r>
+        <w:rPr>
+          <w:b/>
+          <w:bCs/>
+          <w:color w:val="D86DCB" w:themeColor="accent5" w:themeTint="99"/>
+          <w:sz w:val="36"/>
+          <w:szCs w:val="36"/>
+        </w:rPr>
+        <w:t xml:space="preserve">  Future&lt;</w:t>
+      </w:r>
+      <w:proofErr w:type="spellStart"/>
+      <w:r>
+        <w:rPr>
+          <w:b/>
+          <w:bCs/>
+          <w:color w:val="D86DCB" w:themeColor="accent5" w:themeTint="99"/>
+          <w:sz w:val="36"/>
+          <w:szCs w:val="36"/>
+        </w:rPr>
+        <w:t>MovieResult</w:t>
+      </w:r>
+      <w:proofErr w:type="spellEnd"/>
+      <w:r>
+        <w:rPr>
+          <w:b/>
+          <w:bCs/>
+          <w:color w:val="D86DCB" w:themeColor="accent5" w:themeTint="99"/>
+          <w:sz w:val="36"/>
+          <w:szCs w:val="36"/>
+        </w:rPr>
+        <w:t xml:space="preserve">&gt; </w:t>
+      </w:r>
+      <w:proofErr w:type="spellStart"/>
+      <w:proofErr w:type="gramStart"/>
+      <w:r>
+        <w:rPr>
+          <w:b/>
+          <w:bCs/>
+          <w:color w:val="D86DCB" w:themeColor="accent5" w:themeTint="99"/>
+          <w:sz w:val="36"/>
+          <w:szCs w:val="36"/>
+        </w:rPr>
+        <w:t>getMovieDetails</w:t>
+      </w:r>
+      <w:proofErr w:type="spellEnd"/>
+      <w:r>
+        <w:rPr>
+          <w:b/>
+          <w:bCs/>
+          <w:color w:val="D86DCB" w:themeColor="accent5" w:themeTint="99"/>
+          <w:sz w:val="36"/>
+          <w:szCs w:val="36"/>
+        </w:rPr>
+        <w:t>(</w:t>
+      </w:r>
+      <w:proofErr w:type="gramEnd"/>
+      <w:r>
+        <w:rPr>
+          <w:b/>
+          <w:bCs/>
+          <w:color w:val="D86DCB" w:themeColor="accent5" w:themeTint="99"/>
+          <w:sz w:val="36"/>
+          <w:szCs w:val="36"/>
+        </w:rPr>
+        <w:t xml:space="preserve">int </w:t>
+      </w:r>
+      <w:proofErr w:type="spellStart"/>
+      <w:r>
+        <w:rPr>
+          <w:b/>
+          <w:bCs/>
+          <w:color w:val="D86DCB" w:themeColor="accent5" w:themeTint="99"/>
+          <w:sz w:val="36"/>
+          <w:szCs w:val="36"/>
+        </w:rPr>
+        <w:t>movieId</w:t>
+      </w:r>
+      <w:proofErr w:type="spellEnd"/>
+      <w:r>
+        <w:rPr>
+          <w:b/>
+          <w:bCs/>
+          <w:color w:val="D86DCB" w:themeColor="accent5" w:themeTint="99"/>
+          <w:sz w:val="36"/>
+          <w:szCs w:val="36"/>
+        </w:rPr>
+        <w:t>) async {</w:t>
+      </w:r>
+    </w:p>
+    <w:p>
+      <w:pPr>
+        <w:jc w:val="both"/>
+        <w:rPr>
+          <w:b/>
+          <w:bCs/>
+          <w:color w:val="D86DCB" w:themeColor="accent5" w:themeTint="99"/>
+          <w:sz w:val="36"/>
+          <w:szCs w:val="36"/>
+        </w:rPr>
+      </w:pPr>
+      <w:r>
+        <w:rPr>
+          <w:b/>
+          <w:bCs/>
+          <w:color w:val="D86DCB" w:themeColor="accent5" w:themeTint="99"/>
+          <w:sz w:val="36"/>
+          <w:szCs w:val="36"/>
+        </w:rPr>
+        <w:t xml:space="preserve">    final </w:t>
+      </w:r>
+      <w:proofErr w:type="spellStart"/>
+      <w:r>
+        <w:rPr>
+          <w:b/>
+          <w:bCs/>
+          <w:color w:val="D86DCB" w:themeColor="accent5" w:themeTint="99"/>
+          <w:sz w:val="36"/>
+          <w:szCs w:val="36"/>
+        </w:rPr>
+        <w:t>APIResponse</w:t>
+      </w:r>
+      <w:proofErr w:type="spellEnd"/>
+      <w:r>
+        <w:rPr>
+          <w:b/>
+          <w:bCs/>
+          <w:color w:val="D86DCB" w:themeColor="accent5" w:themeTint="99"/>
+          <w:sz w:val="36"/>
+          <w:szCs w:val="36"/>
+        </w:rPr>
+        <w:t xml:space="preserve"> response = await _</w:t>
+      </w:r>
+      <w:proofErr w:type="spellStart"/>
+      <w:r>
+        <w:rPr>
+          <w:b/>
+          <w:bCs/>
+          <w:color w:val="D86DCB" w:themeColor="accent5" w:themeTint="99"/>
+          <w:sz w:val="36"/>
+          <w:szCs w:val="36"/>
+        </w:rPr>
+        <w:t>apiService.getRequest</w:t>
+      </w:r>
+      <w:proofErr w:type="spellEnd"/>
+      <w:r>
+        <w:rPr>
+          <w:b/>
+          <w:bCs/>
+          <w:color w:val="D86DCB" w:themeColor="accent5" w:themeTint="99"/>
+          <w:sz w:val="36"/>
+          <w:szCs w:val="36"/>
+        </w:rPr>
+        <w:t>(url: '...');</w:t>
+      </w:r>
+    </w:p>
+    <w:p>
+      <w:pPr>
+        <w:jc w:val="both"/>
+        <w:rPr>
+          <w:b/>
+          <w:bCs/>
+          <w:color w:val="D86DCB" w:themeColor="accent5" w:themeTint="99"/>
+          <w:sz w:val="36"/>
+          <w:szCs w:val="36"/>
+        </w:rPr>
+      </w:pPr>
+      <w:r>
+        <w:rPr>
+          <w:b/>
+          <w:bCs/>
+          <w:color w:val="D86DCB" w:themeColor="accent5" w:themeTint="99"/>
+          <w:sz w:val="36"/>
+          <w:szCs w:val="36"/>
+        </w:rPr>
+        <w:t xml:space="preserve">    if(</w:t>
+      </w:r>
+      <w:proofErr w:type="spellStart"/>
+      <w:proofErr w:type="gramStart"/>
+      <w:r>
+        <w:rPr>
+          <w:b/>
+          <w:bCs/>
+          <w:color w:val="D86DCB" w:themeColor="accent5" w:themeTint="99"/>
+          <w:sz w:val="36"/>
+          <w:szCs w:val="36"/>
+        </w:rPr>
+        <w:t>response.isSuccess</w:t>
+      </w:r>
+      <w:proofErr w:type="spellEnd"/>
+      <w:proofErr w:type="gramEnd"/>
+      <w:r>
+        <w:rPr>
+          <w:b/>
+          <w:bCs/>
+          <w:color w:val="D86DCB" w:themeColor="accent5" w:themeTint="99"/>
+          <w:sz w:val="36"/>
+          <w:szCs w:val="36"/>
+        </w:rPr>
+        <w:t>) {</w:t>
+      </w:r>
+    </w:p>
+    <w:p>
+      <w:pPr>
+        <w:jc w:val="both"/>
+        <w:rPr>
+          <w:b/>
+          <w:bCs/>
+          <w:color w:val="D86DCB" w:themeColor="accent5" w:themeTint="99"/>
+          <w:sz w:val="36"/>
+          <w:szCs w:val="36"/>
+        </w:rPr>
+      </w:pPr>
+      <w:r>
+        <w:rPr>
+          <w:b/>
+          <w:bCs/>
+          <w:color w:val="D86DCB" w:themeColor="accent5" w:themeTint="99"/>
+          <w:sz w:val="36"/>
+          <w:szCs w:val="36"/>
+        </w:rPr>
+        <w:t xml:space="preserve">      final </w:t>
+      </w:r>
+      <w:proofErr w:type="spellStart"/>
+      <w:r>
+        <w:rPr>
+          <w:b/>
+          <w:bCs/>
+          <w:color w:val="D86DCB" w:themeColor="accent5" w:themeTint="99"/>
+          <w:sz w:val="36"/>
+          <w:szCs w:val="36"/>
+        </w:rPr>
+        <w:t>movieDetails</w:t>
+      </w:r>
+      <w:proofErr w:type="spellEnd"/>
+      <w:r>
+        <w:rPr>
+          <w:b/>
+          <w:bCs/>
+          <w:color w:val="D86DCB" w:themeColor="accent5" w:themeTint="99"/>
+          <w:sz w:val="36"/>
+          <w:szCs w:val="36"/>
+        </w:rPr>
+        <w:t xml:space="preserve"> = </w:t>
+      </w:r>
+      <w:proofErr w:type="spellStart"/>
+      <w:r>
+        <w:rPr>
+          <w:b/>
+          <w:bCs/>
+          <w:color w:val="D86DCB" w:themeColor="accent5" w:themeTint="99"/>
+          <w:sz w:val="36"/>
+          <w:szCs w:val="36"/>
+        </w:rPr>
+        <w:t>MovieDetailsModel.fromJson</w:t>
+      </w:r>
+      <w:proofErr w:type="spellEnd"/>
+      <w:r>
+        <w:rPr>
+          <w:b/>
+          <w:bCs/>
+          <w:color w:val="D86DCB" w:themeColor="accent5" w:themeTint="99"/>
+          <w:sz w:val="36"/>
+          <w:szCs w:val="36"/>
+        </w:rPr>
+        <w:t>(</w:t>
+      </w:r>
+      <w:proofErr w:type="spellStart"/>
+      <w:proofErr w:type="gramStart"/>
+      <w:r>
+        <w:rPr>
+          <w:b/>
+          <w:bCs/>
+          <w:color w:val="D86DCB" w:themeColor="accent5" w:themeTint="99"/>
+          <w:sz w:val="36"/>
+          <w:szCs w:val="36"/>
+        </w:rPr>
+        <w:t>response.body</w:t>
+      </w:r>
+      <w:proofErr w:type="spellEnd"/>
+      <w:proofErr w:type="gramEnd"/>
+      <w:r>
+        <w:rPr>
+          <w:b/>
+          <w:bCs/>
+          <w:color w:val="D86DCB" w:themeColor="accent5" w:themeTint="99"/>
+          <w:sz w:val="36"/>
+          <w:szCs w:val="36"/>
+        </w:rPr>
+        <w:t>);</w:t>
+      </w:r>
+    </w:p>
+    <w:p>
+      <w:pPr>
+        <w:jc w:val="both"/>
+        <w:rPr>
+          <w:b/>
+          <w:bCs/>
+          <w:color w:val="D86DCB" w:themeColor="accent5" w:themeTint="99"/>
+          <w:sz w:val="36"/>
+          <w:szCs w:val="36"/>
+        </w:rPr>
+      </w:pPr>
+      <w:r>
+        <w:rPr>
+          <w:b/>
+          <w:bCs/>
+          <w:color w:val="D86DCB" w:themeColor="accent5" w:themeTint="99"/>
+          <w:sz w:val="36"/>
+          <w:szCs w:val="36"/>
+        </w:rPr>
+        <w:t xml:space="preserve">      _cache[</w:t>
+      </w:r>
+      <w:proofErr w:type="spellStart"/>
+      <w:r>
+        <w:rPr>
+          <w:b/>
+          <w:bCs/>
+          <w:color w:val="D86DCB" w:themeColor="accent5" w:themeTint="99"/>
+          <w:sz w:val="36"/>
+          <w:szCs w:val="36"/>
+        </w:rPr>
+        <w:t>movieId</w:t>
+      </w:r>
+      <w:proofErr w:type="spellEnd"/>
+      <w:r>
+        <w:rPr>
+          <w:b/>
+          <w:bCs/>
+          <w:color w:val="D86DCB" w:themeColor="accent5" w:themeTint="99"/>
+          <w:sz w:val="36"/>
+          <w:szCs w:val="36"/>
+        </w:rPr>
+        <w:t xml:space="preserve">] = </w:t>
+      </w:r>
+      <w:proofErr w:type="spellStart"/>
+      <w:r>
+        <w:rPr>
+          <w:b/>
+          <w:bCs/>
+          <w:color w:val="D86DCB" w:themeColor="accent5" w:themeTint="99"/>
+          <w:sz w:val="36"/>
+          <w:szCs w:val="36"/>
+        </w:rPr>
+        <w:t>movieDetails</w:t>
+      </w:r>
+      <w:proofErr w:type="spellEnd"/>
+      <w:r>
+        <w:rPr>
+          <w:b/>
+          <w:bCs/>
+          <w:color w:val="D86DCB" w:themeColor="accent5" w:themeTint="99"/>
+          <w:sz w:val="36"/>
+          <w:szCs w:val="36"/>
+        </w:rPr>
+        <w:t>;</w:t>
+      </w:r>
+    </w:p>
+    <w:p>
+      <w:pPr>
+        <w:jc w:val="both"/>
+        <w:rPr>
+          <w:b/>
+          <w:bCs/>
+          <w:color w:val="D86DCB" w:themeColor="accent5" w:themeTint="99"/>
+          <w:sz w:val="36"/>
+          <w:szCs w:val="36"/>
+        </w:rPr>
+      </w:pPr>
+      <w:r>
+        <w:rPr>
+          <w:b/>
+          <w:bCs/>
+          <w:color w:val="D86DCB" w:themeColor="accent5" w:themeTint="99"/>
+          <w:sz w:val="36"/>
+          <w:szCs w:val="36"/>
+        </w:rPr>
+        <w:t xml:space="preserve">      return </w:t>
+      </w:r>
+      <w:proofErr w:type="spellStart"/>
+      <w:proofErr w:type="gramStart"/>
+      <w:r>
+        <w:rPr>
+          <w:b/>
+          <w:bCs/>
+          <w:color w:val="D86DCB" w:themeColor="accent5" w:themeTint="99"/>
+          <w:sz w:val="36"/>
+          <w:szCs w:val="36"/>
+        </w:rPr>
+        <w:t>MovieResult</w:t>
+      </w:r>
+      <w:proofErr w:type="spellEnd"/>
+      <w:r>
+        <w:rPr>
+          <w:b/>
+          <w:bCs/>
+          <w:color w:val="D86DCB" w:themeColor="accent5" w:themeTint="99"/>
+          <w:sz w:val="36"/>
+          <w:szCs w:val="36"/>
+        </w:rPr>
+        <w:t>(</w:t>
+      </w:r>
+      <w:proofErr w:type="gramEnd"/>
+    </w:p>
+    <w:p>
+      <w:pPr>
+        <w:jc w:val="both"/>
+        <w:rPr>
+          <w:b/>
+          <w:bCs/>
+          <w:color w:val="D86DCB" w:themeColor="accent5" w:themeTint="99"/>
+          <w:sz w:val="36"/>
+          <w:szCs w:val="36"/>
+        </w:rPr>
+      </w:pPr>
+      <w:r>
+        <w:rPr>
+          <w:b/>
+          <w:bCs/>
+          <w:color w:val="D86DCB" w:themeColor="accent5" w:themeTint="99"/>
+          <w:sz w:val="36"/>
+          <w:szCs w:val="36"/>
+        </w:rPr>
+        <w:t xml:space="preserve">        </w:t>
+      </w:r>
+      <w:proofErr w:type="spellStart"/>
+      <w:r>
+        <w:rPr>
+          <w:b/>
+          <w:bCs/>
+          <w:color w:val="D86DCB" w:themeColor="accent5" w:themeTint="99"/>
+          <w:sz w:val="36"/>
+          <w:szCs w:val="36"/>
+        </w:rPr>
+        <w:t>movieDetailsModel</w:t>
+      </w:r>
+      <w:proofErr w:type="spellEnd"/>
+      <w:r>
+        <w:rPr>
+          <w:b/>
+          <w:bCs/>
+          <w:color w:val="D86DCB" w:themeColor="accent5" w:themeTint="99"/>
+          <w:sz w:val="36"/>
+          <w:szCs w:val="36"/>
+        </w:rPr>
+        <w:t xml:space="preserve">: </w:t>
+      </w:r>
+      <w:proofErr w:type="spellStart"/>
+      <w:r>
+        <w:rPr>
+          <w:b/>
+          <w:bCs/>
+          <w:color w:val="D86DCB" w:themeColor="accent5" w:themeTint="99"/>
+          <w:sz w:val="36"/>
+          <w:szCs w:val="36"/>
+        </w:rPr>
+        <w:t>movieDetails</w:t>
+      </w:r>
+      <w:proofErr w:type="spellEnd"/>
+      <w:r>
+        <w:rPr>
+          <w:b/>
+          <w:bCs/>
+          <w:color w:val="D86DCB" w:themeColor="accent5" w:themeTint="99"/>
+          <w:sz w:val="36"/>
+          <w:szCs w:val="36"/>
+        </w:rPr>
+        <w:t>,</w:t>
+      </w:r>
+    </w:p>
+    <w:p>
+      <w:pPr>
+        <w:jc w:val="both"/>
+        <w:rPr>
+          <w:b/>
+          <w:bCs/>
+          <w:color w:val="D86DCB" w:themeColor="accent5" w:themeTint="99"/>
+          <w:sz w:val="36"/>
+          <w:szCs w:val="36"/>
+        </w:rPr>
+      </w:pPr>
+      <w:r>
+        <w:rPr>
+          <w:b/>
+          <w:bCs/>
+          <w:color w:val="D86DCB" w:themeColor="accent5" w:themeTint="99"/>
+          <w:sz w:val="36"/>
+          <w:szCs w:val="36"/>
+        </w:rPr>
+        <w:t xml:space="preserve">        </w:t>
+      </w:r>
+      <w:proofErr w:type="spellStart"/>
+      <w:r>
+        <w:rPr>
+          <w:b/>
+          <w:bCs/>
+          <w:color w:val="D86DCB" w:themeColor="accent5" w:themeTint="99"/>
+          <w:sz w:val="36"/>
+          <w:szCs w:val="36"/>
+        </w:rPr>
+        <w:t>errorMessage</w:t>
+      </w:r>
+      <w:proofErr w:type="spellEnd"/>
+      <w:r>
+        <w:rPr>
+          <w:b/>
+          <w:bCs/>
+          <w:color w:val="D86DCB" w:themeColor="accent5" w:themeTint="99"/>
+          <w:sz w:val="36"/>
+          <w:szCs w:val="36"/>
+        </w:rPr>
+        <w:t>: null,</w:t>
+      </w:r>
+    </w:p>
+    <w:p>
+      <w:pPr>
+        <w:jc w:val="both"/>
+        <w:rPr>
+          <w:b/>
+          <w:bCs/>
+          <w:color w:val="D86DCB" w:themeColor="accent5" w:themeTint="99"/>
+          <w:sz w:val="36"/>
+          <w:szCs w:val="36"/>
+        </w:rPr>
+      </w:pPr>
+      <w:r>
+        <w:rPr>
+          <w:b/>
+          <w:bCs/>
+          <w:color w:val="D86DCB" w:themeColor="accent5" w:themeTint="99"/>
+          <w:sz w:val="36"/>
+          <w:szCs w:val="36"/>
+        </w:rPr>
+        <w:lastRenderedPageBreak/>
+        <w:t xml:space="preserve">      );</w:t>
+      </w:r>
+    </w:p>
+    <w:p>
+      <w:pPr>
+        <w:jc w:val="both"/>
+        <w:rPr>
+          <w:b/>
+          <w:bCs/>
+          <w:color w:val="D86DCB" w:themeColor="accent5" w:themeTint="99"/>
+          <w:sz w:val="36"/>
+          <w:szCs w:val="36"/>
+        </w:rPr>
+      </w:pPr>
+      <w:r>
+        <w:rPr>
+          <w:b/>
+          <w:bCs/>
+          <w:color w:val="D86DCB" w:themeColor="accent5" w:themeTint="99"/>
+          <w:sz w:val="36"/>
+          <w:szCs w:val="36"/>
+        </w:rPr>
+        <w:t xml:space="preserve">    }</w:t>
+      </w:r>
+    </w:p>
+    <w:p>
+      <w:pPr>
+        <w:jc w:val="both"/>
+        <w:rPr>
+          <w:b/>
+          <w:bCs/>
+          <w:color w:val="D86DCB" w:themeColor="accent5" w:themeTint="99"/>
+          <w:sz w:val="36"/>
+          <w:szCs w:val="36"/>
+        </w:rPr>
+      </w:pPr>
+      <w:r>
+        <w:rPr>
+          <w:b/>
+          <w:bCs/>
+          <w:color w:val="D86DCB" w:themeColor="accent5" w:themeTint="99"/>
+          <w:sz w:val="36"/>
+          <w:szCs w:val="36"/>
+        </w:rPr>
+        <w:t xml:space="preserve">    return </w:t>
+      </w:r>
+      <w:proofErr w:type="spellStart"/>
+      <w:proofErr w:type="gramStart"/>
+      <w:r>
+        <w:rPr>
+          <w:b/>
+          <w:bCs/>
+          <w:color w:val="D86DCB" w:themeColor="accent5" w:themeTint="99"/>
+          <w:sz w:val="36"/>
+          <w:szCs w:val="36"/>
+        </w:rPr>
+        <w:t>MovieResult</w:t>
+      </w:r>
+      <w:proofErr w:type="spellEnd"/>
+      <w:r>
+        <w:rPr>
+          <w:b/>
+          <w:bCs/>
+          <w:color w:val="D86DCB" w:themeColor="accent5" w:themeTint="99"/>
+          <w:sz w:val="36"/>
+          <w:szCs w:val="36"/>
+        </w:rPr>
+        <w:t>(</w:t>
+      </w:r>
+      <w:proofErr w:type="gramEnd"/>
+    </w:p>
+    <w:p>
+      <w:pPr>
+        <w:jc w:val="both"/>
+        <w:rPr>
+          <w:b/>
+          <w:bCs/>
+          <w:color w:val="D86DCB" w:themeColor="accent5" w:themeTint="99"/>
+          <w:sz w:val="36"/>
+          <w:szCs w:val="36"/>
+        </w:rPr>
+      </w:pPr>
+      <w:r>
+        <w:rPr>
+          <w:b/>
+          <w:bCs/>
+          <w:color w:val="D86DCB" w:themeColor="accent5" w:themeTint="99"/>
+          <w:sz w:val="36"/>
+          <w:szCs w:val="36"/>
+        </w:rPr>
+        <w:t xml:space="preserve">        </w:t>
+      </w:r>
+      <w:proofErr w:type="spellStart"/>
+      <w:r>
+        <w:rPr>
+          <w:b/>
+          <w:bCs/>
+          <w:color w:val="D86DCB" w:themeColor="accent5" w:themeTint="99"/>
+          <w:sz w:val="36"/>
+          <w:szCs w:val="36"/>
+        </w:rPr>
+        <w:t>movieDetailsModel</w:t>
+      </w:r>
+      <w:proofErr w:type="spellEnd"/>
+      <w:r>
+        <w:rPr>
+          <w:b/>
+          <w:bCs/>
+          <w:color w:val="D86DCB" w:themeColor="accent5" w:themeTint="99"/>
+          <w:sz w:val="36"/>
+          <w:szCs w:val="36"/>
+        </w:rPr>
+        <w:t>: null,</w:t>
+      </w:r>
+    </w:p>
+    <w:p>
+      <w:pPr>
+        <w:jc w:val="both"/>
+        <w:rPr>
+          <w:b/>
+          <w:bCs/>
+          <w:color w:val="D86DCB" w:themeColor="accent5" w:themeTint="99"/>
+          <w:sz w:val="36"/>
+          <w:szCs w:val="36"/>
+        </w:rPr>
+      </w:pPr>
+      <w:r>
+        <w:rPr>
+          <w:b/>
+          <w:bCs/>
+          <w:color w:val="D86DCB" w:themeColor="accent5" w:themeTint="99"/>
+          <w:sz w:val="36"/>
+          <w:szCs w:val="36"/>
+        </w:rPr>
+        <w:t xml:space="preserve">        </w:t>
+      </w:r>
+      <w:proofErr w:type="spellStart"/>
+      <w:r>
+        <w:rPr>
+          <w:b/>
+          <w:bCs/>
+          <w:color w:val="D86DCB" w:themeColor="accent5" w:themeTint="99"/>
+          <w:sz w:val="36"/>
+          <w:szCs w:val="36"/>
+        </w:rPr>
+        <w:t>errorMessage</w:t>
+      </w:r>
+      <w:proofErr w:type="spellEnd"/>
+      <w:r>
+        <w:rPr>
+          <w:b/>
+          <w:bCs/>
+          <w:color w:val="D86DCB" w:themeColor="accent5" w:themeTint="99"/>
+          <w:sz w:val="36"/>
+          <w:szCs w:val="36"/>
+        </w:rPr>
+        <w:t>: 'Status Code: ${</w:t>
+      </w:r>
+      <w:proofErr w:type="spellStart"/>
+      <w:proofErr w:type="gramStart"/>
+      <w:r>
+        <w:rPr>
+          <w:b/>
+          <w:bCs/>
+          <w:color w:val="D86DCB" w:themeColor="accent5" w:themeTint="99"/>
+          <w:sz w:val="36"/>
+          <w:szCs w:val="36"/>
+        </w:rPr>
+        <w:t>response.statusCode</w:t>
+      </w:r>
+      <w:proofErr w:type="spellEnd"/>
+      <w:proofErr w:type="gramEnd"/>
+      <w:r>
+        <w:rPr>
+          <w:b/>
+          <w:bCs/>
+          <w:color w:val="D86DCB" w:themeColor="accent5" w:themeTint="99"/>
+          <w:sz w:val="36"/>
+          <w:szCs w:val="36"/>
+        </w:rPr>
+        <w:t>} Message: ${</w:t>
+      </w:r>
+      <w:proofErr w:type="spellStart"/>
+      <w:r>
+        <w:rPr>
+          <w:b/>
+          <w:bCs/>
+          <w:color w:val="D86DCB" w:themeColor="accent5" w:themeTint="99"/>
+          <w:sz w:val="36"/>
+          <w:szCs w:val="36"/>
+        </w:rPr>
+        <w:t>response.errorMessage</w:t>
+      </w:r>
+      <w:proofErr w:type="spellEnd"/>
+      <w:r>
+        <w:rPr>
+          <w:b/>
+          <w:bCs/>
+          <w:color w:val="D86DCB" w:themeColor="accent5" w:themeTint="99"/>
+          <w:sz w:val="36"/>
+          <w:szCs w:val="36"/>
+        </w:rPr>
+        <w:t>}'</w:t>
+      </w:r>
+    </w:p>
+    <w:p>
+      <w:pPr>
+        <w:jc w:val="both"/>
+        <w:rPr>
+          <w:b/>
+          <w:bCs/>
+          <w:color w:val="D86DCB" w:themeColor="accent5" w:themeTint="99"/>
+          <w:sz w:val="36"/>
+          <w:szCs w:val="36"/>
+        </w:rPr>
+      </w:pPr>
+      <w:r>
+        <w:rPr>
+          <w:b/>
+          <w:bCs/>
+          <w:color w:val="D86DCB" w:themeColor="accent5" w:themeTint="99"/>
+          <w:sz w:val="36"/>
+          <w:szCs w:val="36"/>
+        </w:rPr>
+        <w:t xml:space="preserve">    );</w:t>
+      </w:r>
+    </w:p>
+    <w:p>
+      <w:pPr>
+        <w:jc w:val="both"/>
+        <w:rPr>
+          <w:b/>
+          <w:bCs/>
+          <w:color w:val="D86DCB" w:themeColor="accent5" w:themeTint="99"/>
+          <w:sz w:val="36"/>
+          <w:szCs w:val="36"/>
+        </w:rPr>
+      </w:pPr>
+      <w:r>
+        <w:rPr>
+          <w:b/>
+          <w:bCs/>
+          <w:color w:val="D86DCB" w:themeColor="accent5" w:themeTint="99"/>
+          <w:sz w:val="36"/>
+          <w:szCs w:val="36"/>
+        </w:rPr>
+        <w:t xml:space="preserve">  }</w:t>
+      </w:r>
+    </w:p>
+    <w:p>
+      <w:pPr>
+        <w:jc w:val="both"/>
+        <w:rPr>
+          <w:b/>
+          <w:bCs/>
+          <w:color w:val="D86DCB" w:themeColor="accent5" w:themeTint="99"/>
+          <w:sz w:val="36"/>
+          <w:szCs w:val="36"/>
+        </w:rPr>
+      </w:pPr>
+      <w:r>
+        <w:rPr>
+          <w:b/>
+          <w:bCs/>
+          <w:color w:val="D86DCB" w:themeColor="accent5" w:themeTint="99"/>
+          <w:sz w:val="36"/>
+          <w:szCs w:val="36"/>
+        </w:rPr>
+        <w:t>}</w:t>
+      </w:r>
+    </w:p>
+    <w:p>
+      <w:pPr>
+        <w:jc w:val="both"/>
+        <w:rPr>
+          <w:sz w:val="32"/>
+          <w:szCs w:val="32"/>
         </w:rPr>
       </w:pPr>
       <w:r>
@@ -17705,6 +19374,2767 @@
         </w:rPr>
         <w:t xml:space="preserve"># </w:t>
       </w:r>
+      <w:r>
+        <w:rPr>
+          <w:sz w:val="32"/>
+          <w:szCs w:val="32"/>
+        </w:rPr>
+        <w:t>Create a</w:t>
+      </w:r>
+      <w:r>
+        <w:rPr>
+          <w:b/>
+          <w:bCs/>
+          <w:sz w:val="32"/>
+          <w:szCs w:val="32"/>
+        </w:rPr>
+        <w:t xml:space="preserve"> </w:t>
+      </w:r>
+      <w:proofErr w:type="spellStart"/>
+      <w:r>
+        <w:rPr>
+          <w:b/>
+          <w:bCs/>
+          <w:sz w:val="32"/>
+          <w:szCs w:val="32"/>
+        </w:rPr>
+        <w:t>MovieResult</w:t>
+      </w:r>
+      <w:proofErr w:type="spellEnd"/>
+      <w:r>
+        <w:rPr>
+          <w:sz w:val="32"/>
+          <w:szCs w:val="32"/>
+        </w:rPr>
+        <w:t xml:space="preserve"> model so we can return both the data and error message to the </w:t>
+      </w:r>
+      <w:r>
+        <w:rPr>
+          <w:sz w:val="32"/>
+          <w:szCs w:val="32"/>
+        </w:rPr>
+        <w:t>change notifier class</w:t>
+      </w:r>
+      <w:r>
+        <w:rPr>
+          <w:sz w:val="32"/>
+          <w:szCs w:val="32"/>
+        </w:rPr>
+        <w:t xml:space="preserve"> and also check if successes or not</w:t>
+      </w:r>
+    </w:p>
+    <w:p>
+      <w:pPr>
+        <w:jc w:val="both"/>
+        <w:rPr>
+          <w:b/>
+          <w:bCs/>
+          <w:color w:val="D86DCB" w:themeColor="accent5" w:themeTint="99"/>
+          <w:sz w:val="32"/>
+          <w:szCs w:val="32"/>
+        </w:rPr>
+      </w:pPr>
+      <w:r>
+        <w:rPr>
+          <w:b/>
+          <w:bCs/>
+          <w:color w:val="D86DCB" w:themeColor="accent5" w:themeTint="99"/>
+          <w:sz w:val="32"/>
+          <w:szCs w:val="32"/>
+        </w:rPr>
+        <w:t xml:space="preserve">class </w:t>
+      </w:r>
+      <w:proofErr w:type="spellStart"/>
+      <w:r>
+        <w:rPr>
+          <w:b/>
+          <w:bCs/>
+          <w:color w:val="D86DCB" w:themeColor="accent5" w:themeTint="99"/>
+          <w:sz w:val="32"/>
+          <w:szCs w:val="32"/>
+        </w:rPr>
+        <w:t>MovieResult</w:t>
+      </w:r>
+      <w:proofErr w:type="spellEnd"/>
+      <w:r>
+        <w:rPr>
+          <w:b/>
+          <w:bCs/>
+          <w:color w:val="D86DCB" w:themeColor="accent5" w:themeTint="99"/>
+          <w:sz w:val="32"/>
+          <w:szCs w:val="32"/>
+        </w:rPr>
+        <w:t xml:space="preserve"> {</w:t>
+      </w:r>
+    </w:p>
+    <w:p>
+      <w:pPr>
+        <w:jc w:val="both"/>
+        <w:rPr>
+          <w:b/>
+          <w:bCs/>
+          <w:color w:val="D86DCB" w:themeColor="accent5" w:themeTint="99"/>
+          <w:sz w:val="32"/>
+          <w:szCs w:val="32"/>
+        </w:rPr>
+      </w:pPr>
+      <w:r>
+        <w:rPr>
+          <w:b/>
+          <w:bCs/>
+          <w:color w:val="D86DCB" w:themeColor="accent5" w:themeTint="99"/>
+          <w:sz w:val="32"/>
+          <w:szCs w:val="32"/>
+        </w:rPr>
+        <w:t xml:space="preserve">  final </w:t>
+      </w:r>
+      <w:proofErr w:type="spellStart"/>
+      <w:r>
+        <w:rPr>
+          <w:b/>
+          <w:bCs/>
+          <w:color w:val="D86DCB" w:themeColor="accent5" w:themeTint="99"/>
+          <w:sz w:val="32"/>
+          <w:szCs w:val="32"/>
+        </w:rPr>
+        <w:t>MovieDetailsModel</w:t>
+      </w:r>
+      <w:proofErr w:type="spellEnd"/>
+      <w:r>
+        <w:rPr>
+          <w:b/>
+          <w:bCs/>
+          <w:color w:val="D86DCB" w:themeColor="accent5" w:themeTint="99"/>
+          <w:sz w:val="32"/>
+          <w:szCs w:val="32"/>
+        </w:rPr>
+        <w:t xml:space="preserve">? </w:t>
+      </w:r>
+      <w:proofErr w:type="spellStart"/>
+      <w:r>
+        <w:rPr>
+          <w:b/>
+          <w:bCs/>
+          <w:color w:val="D86DCB" w:themeColor="accent5" w:themeTint="99"/>
+          <w:sz w:val="32"/>
+          <w:szCs w:val="32"/>
+        </w:rPr>
+        <w:t>movieDetailsModel</w:t>
+      </w:r>
+      <w:proofErr w:type="spellEnd"/>
+      <w:r>
+        <w:rPr>
+          <w:b/>
+          <w:bCs/>
+          <w:color w:val="D86DCB" w:themeColor="accent5" w:themeTint="99"/>
+          <w:sz w:val="32"/>
+          <w:szCs w:val="32"/>
+        </w:rPr>
+        <w:t>;</w:t>
+      </w:r>
+    </w:p>
+    <w:p>
+      <w:pPr>
+        <w:jc w:val="both"/>
+        <w:rPr>
+          <w:b/>
+          <w:bCs/>
+          <w:color w:val="D86DCB" w:themeColor="accent5" w:themeTint="99"/>
+          <w:sz w:val="32"/>
+          <w:szCs w:val="32"/>
+        </w:rPr>
+      </w:pPr>
+      <w:r>
+        <w:rPr>
+          <w:b/>
+          <w:bCs/>
+          <w:color w:val="D86DCB" w:themeColor="accent5" w:themeTint="99"/>
+          <w:sz w:val="32"/>
+          <w:szCs w:val="32"/>
+        </w:rPr>
+        <w:t xml:space="preserve">  final String? </w:t>
+      </w:r>
+      <w:proofErr w:type="spellStart"/>
+      <w:r>
+        <w:rPr>
+          <w:b/>
+          <w:bCs/>
+          <w:color w:val="D86DCB" w:themeColor="accent5" w:themeTint="99"/>
+          <w:sz w:val="32"/>
+          <w:szCs w:val="32"/>
+        </w:rPr>
+        <w:t>errorMessage</w:t>
+      </w:r>
+      <w:proofErr w:type="spellEnd"/>
+      <w:r>
+        <w:rPr>
+          <w:b/>
+          <w:bCs/>
+          <w:color w:val="D86DCB" w:themeColor="accent5" w:themeTint="99"/>
+          <w:sz w:val="32"/>
+          <w:szCs w:val="32"/>
+        </w:rPr>
+        <w:t>;</w:t>
+      </w:r>
+    </w:p>
+    <w:p>
+      <w:pPr>
+        <w:jc w:val="both"/>
+        <w:rPr>
+          <w:b/>
+          <w:bCs/>
+          <w:color w:val="D86DCB" w:themeColor="accent5" w:themeTint="99"/>
+          <w:sz w:val="32"/>
+          <w:szCs w:val="32"/>
+        </w:rPr>
+      </w:pPr>
+      <w:r>
+        <w:rPr>
+          <w:b/>
+          <w:bCs/>
+          <w:color w:val="D86DCB" w:themeColor="accent5" w:themeTint="99"/>
+          <w:sz w:val="32"/>
+          <w:szCs w:val="32"/>
+        </w:rPr>
+        <w:t xml:space="preserve">  </w:t>
+      </w:r>
+      <w:proofErr w:type="spellStart"/>
+      <w:proofErr w:type="gramStart"/>
+      <w:r>
+        <w:rPr>
+          <w:b/>
+          <w:bCs/>
+          <w:color w:val="D86DCB" w:themeColor="accent5" w:themeTint="99"/>
+          <w:sz w:val="32"/>
+          <w:szCs w:val="32"/>
+        </w:rPr>
+        <w:t>MovieResult</w:t>
+      </w:r>
+      <w:proofErr w:type="spellEnd"/>
+      <w:r>
+        <w:rPr>
+          <w:b/>
+          <w:bCs/>
+          <w:color w:val="D86DCB" w:themeColor="accent5" w:themeTint="99"/>
+          <w:sz w:val="32"/>
+          <w:szCs w:val="32"/>
+        </w:rPr>
+        <w:t>(</w:t>
+      </w:r>
+      <w:proofErr w:type="gramEnd"/>
+      <w:r>
+        <w:rPr>
+          <w:b/>
+          <w:bCs/>
+          <w:color w:val="D86DCB" w:themeColor="accent5" w:themeTint="99"/>
+          <w:sz w:val="32"/>
+          <w:szCs w:val="32"/>
+        </w:rPr>
+        <w:t>{</w:t>
+      </w:r>
+      <w:proofErr w:type="spellStart"/>
+      <w:r>
+        <w:rPr>
+          <w:b/>
+          <w:bCs/>
+          <w:color w:val="D86DCB" w:themeColor="accent5" w:themeTint="99"/>
+          <w:sz w:val="32"/>
+          <w:szCs w:val="32"/>
+        </w:rPr>
+        <w:t>this.movieDetailsModel</w:t>
+      </w:r>
+      <w:proofErr w:type="spellEnd"/>
+      <w:r>
+        <w:rPr>
+          <w:b/>
+          <w:bCs/>
+          <w:color w:val="D86DCB" w:themeColor="accent5" w:themeTint="99"/>
+          <w:sz w:val="32"/>
+          <w:szCs w:val="32"/>
+        </w:rPr>
+        <w:t xml:space="preserve">, </w:t>
+      </w:r>
+      <w:proofErr w:type="spellStart"/>
+      <w:r>
+        <w:rPr>
+          <w:b/>
+          <w:bCs/>
+          <w:color w:val="D86DCB" w:themeColor="accent5" w:themeTint="99"/>
+          <w:sz w:val="32"/>
+          <w:szCs w:val="32"/>
+        </w:rPr>
+        <w:t>this.errorMessage</w:t>
+      </w:r>
+      <w:proofErr w:type="spellEnd"/>
+      <w:r>
+        <w:rPr>
+          <w:b/>
+          <w:bCs/>
+          <w:color w:val="D86DCB" w:themeColor="accent5" w:themeTint="99"/>
+          <w:sz w:val="32"/>
+          <w:szCs w:val="32"/>
+        </w:rPr>
+        <w:t>});</w:t>
+      </w:r>
+    </w:p>
+    <w:p>
+      <w:pPr>
+        <w:jc w:val="both"/>
+        <w:rPr>
+          <w:b/>
+          <w:bCs/>
+          <w:color w:val="D86DCB" w:themeColor="accent5" w:themeTint="99"/>
+          <w:sz w:val="32"/>
+          <w:szCs w:val="32"/>
+        </w:rPr>
+      </w:pPr>
+      <w:r>
+        <w:rPr>
+          <w:b/>
+          <w:bCs/>
+          <w:color w:val="D86DCB" w:themeColor="accent5" w:themeTint="99"/>
+          <w:sz w:val="32"/>
+          <w:szCs w:val="32"/>
+        </w:rPr>
+        <w:t xml:space="preserve">  bool get </w:t>
+      </w:r>
+      <w:proofErr w:type="spellStart"/>
+      <w:r>
+        <w:rPr>
+          <w:b/>
+          <w:bCs/>
+          <w:color w:val="D86DCB" w:themeColor="accent5" w:themeTint="99"/>
+          <w:sz w:val="32"/>
+          <w:szCs w:val="32"/>
+        </w:rPr>
+        <w:t>isSuccess</w:t>
+      </w:r>
+      <w:proofErr w:type="spellEnd"/>
+      <w:r>
+        <w:rPr>
+          <w:b/>
+          <w:bCs/>
+          <w:color w:val="D86DCB" w:themeColor="accent5" w:themeTint="99"/>
+          <w:sz w:val="32"/>
+          <w:szCs w:val="32"/>
+        </w:rPr>
+        <w:t xml:space="preserve"> =&gt; </w:t>
+      </w:r>
+      <w:proofErr w:type="spellStart"/>
+      <w:proofErr w:type="gramStart"/>
+      <w:r>
+        <w:rPr>
+          <w:b/>
+          <w:bCs/>
+          <w:color w:val="D86DCB" w:themeColor="accent5" w:themeTint="99"/>
+          <w:sz w:val="32"/>
+          <w:szCs w:val="32"/>
+        </w:rPr>
+        <w:t>movieDetailsModel</w:t>
+      </w:r>
+      <w:proofErr w:type="spellEnd"/>
+      <w:r>
+        <w:rPr>
+          <w:b/>
+          <w:bCs/>
+          <w:color w:val="D86DCB" w:themeColor="accent5" w:themeTint="99"/>
+          <w:sz w:val="32"/>
+          <w:szCs w:val="32"/>
+        </w:rPr>
+        <w:t xml:space="preserve"> !</w:t>
+      </w:r>
+      <w:proofErr w:type="gramEnd"/>
+      <w:r>
+        <w:rPr>
+          <w:b/>
+          <w:bCs/>
+          <w:color w:val="D86DCB" w:themeColor="accent5" w:themeTint="99"/>
+          <w:sz w:val="32"/>
+          <w:szCs w:val="32"/>
+        </w:rPr>
+        <w:t>= null;</w:t>
+      </w:r>
+    </w:p>
+    <w:p>
+      <w:pPr>
+        <w:jc w:val="both"/>
+        <w:rPr>
+          <w:b/>
+          <w:bCs/>
+          <w:color w:val="D86DCB" w:themeColor="accent5" w:themeTint="99"/>
+          <w:sz w:val="32"/>
+          <w:szCs w:val="32"/>
+        </w:rPr>
+      </w:pPr>
+      <w:r>
+        <w:rPr>
+          <w:b/>
+          <w:bCs/>
+          <w:color w:val="D86DCB" w:themeColor="accent5" w:themeTint="99"/>
+          <w:sz w:val="32"/>
+          <w:szCs w:val="32"/>
+        </w:rPr>
+        <w:t>}</w:t>
+      </w:r>
+    </w:p>
+    <w:p>
+      <w:pPr>
+        <w:jc w:val="both"/>
+        <w:rPr>
+          <w:sz w:val="32"/>
+          <w:szCs w:val="32"/>
+        </w:rPr>
+      </w:pPr>
+      <w:r>
+        <w:rPr>
+          <w:sz w:val="36"/>
+          <w:szCs w:val="36"/>
+        </w:rPr>
+        <w:t>#</w:t>
+      </w:r>
+      <w:r>
+        <w:rPr>
+          <w:sz w:val="32"/>
+          <w:szCs w:val="32"/>
+        </w:rPr>
+        <w:t xml:space="preserve"> Then</w:t>
+      </w:r>
+      <w:r>
+        <w:rPr>
+          <w:sz w:val="32"/>
+          <w:szCs w:val="32"/>
+        </w:rPr>
+        <w:t xml:space="preserve"> </w:t>
+      </w:r>
+      <w:r>
+        <w:rPr>
+          <w:b/>
+          <w:bCs/>
+          <w:sz w:val="32"/>
+          <w:szCs w:val="32"/>
+        </w:rPr>
+        <w:t>Provider</w:t>
+      </w:r>
+      <w:r>
+        <w:rPr>
+          <w:sz w:val="32"/>
+          <w:szCs w:val="32"/>
+        </w:rPr>
+        <w:t>’s</w:t>
+      </w:r>
+      <w:r>
+        <w:rPr>
+          <w:sz w:val="32"/>
+          <w:szCs w:val="32"/>
+        </w:rPr>
+        <w:t xml:space="preserve"> </w:t>
+      </w:r>
+      <w:r>
+        <w:rPr>
+          <w:sz w:val="32"/>
+          <w:szCs w:val="32"/>
+        </w:rPr>
+        <w:t>notifier class</w:t>
+      </w:r>
+      <w:r>
+        <w:rPr>
+          <w:sz w:val="32"/>
+          <w:szCs w:val="32"/>
+        </w:rPr>
+        <w:t xml:space="preserve"> becomes very simple. If data is present in repository cache fetch from there otherwise from the API</w:t>
+      </w:r>
+      <w:r>
+        <w:rPr>
+          <w:sz w:val="32"/>
+          <w:szCs w:val="32"/>
+        </w:rPr>
+        <w:t xml:space="preserve"> (Use Getter and Setter methods to ensure encapsulation)</w:t>
+      </w:r>
+    </w:p>
+    <w:p>
+      <w:pPr>
+        <w:jc w:val="both"/>
+        <w:rPr>
+          <w:sz w:val="32"/>
+          <w:szCs w:val="32"/>
+        </w:rPr>
+      </w:pPr>
+      <w:r>
+        <w:rPr>
+          <w:sz w:val="32"/>
+          <w:szCs w:val="32"/>
+        </w:rPr>
+        <w:lastRenderedPageBreak/>
+        <w:t xml:space="preserve"># And use </w:t>
+      </w:r>
+      <w:proofErr w:type="gramStart"/>
+      <w:r>
+        <w:rPr>
+          <w:sz w:val="32"/>
+          <w:szCs w:val="32"/>
+        </w:rPr>
+        <w:t xml:space="preserve">colon </w:t>
+      </w:r>
+      <w:r>
+        <w:rPr>
+          <w:b/>
+          <w:bCs/>
+          <w:sz w:val="32"/>
+          <w:szCs w:val="32"/>
+        </w:rPr>
+        <w:t>:</w:t>
+      </w:r>
+      <w:proofErr w:type="gramEnd"/>
+      <w:r>
+        <w:rPr>
+          <w:sz w:val="32"/>
+          <w:szCs w:val="32"/>
+        </w:rPr>
+        <w:t xml:space="preserve"> shorthand for </w:t>
+      </w:r>
+      <w:r>
+        <w:rPr>
+          <w:b/>
+          <w:bCs/>
+          <w:sz w:val="32"/>
+          <w:szCs w:val="32"/>
+        </w:rPr>
+        <w:t>{}</w:t>
+      </w:r>
+      <w:r>
+        <w:rPr>
+          <w:sz w:val="32"/>
+          <w:szCs w:val="32"/>
+        </w:rPr>
+        <w:t xml:space="preserve"> and assigned value to the encapsulated variable safely</w:t>
+      </w:r>
+    </w:p>
+    <w:p>
+      <w:pPr>
+        <w:jc w:val="both"/>
+        <w:rPr>
+          <w:b/>
+          <w:bCs/>
+          <w:color w:val="D86DCB" w:themeColor="accent5" w:themeTint="99"/>
+          <w:sz w:val="36"/>
+          <w:szCs w:val="36"/>
+        </w:rPr>
+      </w:pPr>
+      <w:r>
+        <w:rPr>
+          <w:b/>
+          <w:bCs/>
+          <w:color w:val="D86DCB" w:themeColor="accent5" w:themeTint="99"/>
+          <w:sz w:val="36"/>
+          <w:szCs w:val="36"/>
+        </w:rPr>
+        <w:t xml:space="preserve">class </w:t>
+      </w:r>
+      <w:proofErr w:type="spellStart"/>
+      <w:r>
+        <w:rPr>
+          <w:b/>
+          <w:bCs/>
+          <w:color w:val="D86DCB" w:themeColor="accent5" w:themeTint="99"/>
+          <w:sz w:val="36"/>
+          <w:szCs w:val="36"/>
+        </w:rPr>
+        <w:t>MovieProvider</w:t>
+      </w:r>
+      <w:proofErr w:type="spellEnd"/>
+      <w:r>
+        <w:rPr>
+          <w:b/>
+          <w:bCs/>
+          <w:color w:val="D86DCB" w:themeColor="accent5" w:themeTint="99"/>
+          <w:sz w:val="36"/>
+          <w:szCs w:val="36"/>
+        </w:rPr>
+        <w:t xml:space="preserve"> extends </w:t>
+      </w:r>
+      <w:proofErr w:type="spellStart"/>
+      <w:proofErr w:type="gramStart"/>
+      <w:r>
+        <w:rPr>
+          <w:b/>
+          <w:bCs/>
+          <w:color w:val="D86DCB" w:themeColor="accent5" w:themeTint="99"/>
+          <w:sz w:val="36"/>
+          <w:szCs w:val="36"/>
+        </w:rPr>
+        <w:t>ChangeNotifier</w:t>
+      </w:r>
+      <w:proofErr w:type="spellEnd"/>
+      <w:r>
+        <w:rPr>
+          <w:b/>
+          <w:bCs/>
+          <w:color w:val="D86DCB" w:themeColor="accent5" w:themeTint="99"/>
+          <w:sz w:val="36"/>
+          <w:szCs w:val="36"/>
+        </w:rPr>
+        <w:t>{</w:t>
+      </w:r>
+      <w:proofErr w:type="gramEnd"/>
+    </w:p>
+    <w:p>
+      <w:pPr>
+        <w:jc w:val="both"/>
+        <w:rPr>
+          <w:b/>
+          <w:bCs/>
+          <w:color w:val="D86DCB" w:themeColor="accent5" w:themeTint="99"/>
+          <w:sz w:val="36"/>
+          <w:szCs w:val="36"/>
+        </w:rPr>
+      </w:pPr>
+    </w:p>
+    <w:p>
+      <w:pPr>
+        <w:jc w:val="both"/>
+        <w:rPr>
+          <w:b/>
+          <w:bCs/>
+          <w:color w:val="D86DCB" w:themeColor="accent5" w:themeTint="99"/>
+          <w:sz w:val="36"/>
+          <w:szCs w:val="36"/>
+        </w:rPr>
+      </w:pPr>
+      <w:r>
+        <w:rPr>
+          <w:b/>
+          <w:bCs/>
+          <w:color w:val="D86DCB" w:themeColor="accent5" w:themeTint="99"/>
+          <w:sz w:val="36"/>
+          <w:szCs w:val="36"/>
+        </w:rPr>
+        <w:t xml:space="preserve">  final </w:t>
+      </w:r>
+      <w:proofErr w:type="spellStart"/>
+      <w:r>
+        <w:rPr>
+          <w:b/>
+          <w:bCs/>
+          <w:color w:val="D86DCB" w:themeColor="accent5" w:themeTint="99"/>
+          <w:sz w:val="36"/>
+          <w:szCs w:val="36"/>
+        </w:rPr>
+        <w:t>MovieRepository</w:t>
+      </w:r>
+      <w:proofErr w:type="spellEnd"/>
+      <w:r>
+        <w:rPr>
+          <w:b/>
+          <w:bCs/>
+          <w:color w:val="D86DCB" w:themeColor="accent5" w:themeTint="99"/>
+          <w:sz w:val="36"/>
+          <w:szCs w:val="36"/>
+        </w:rPr>
+        <w:t xml:space="preserve"> _</w:t>
+      </w:r>
+      <w:proofErr w:type="spellStart"/>
+      <w:r>
+        <w:rPr>
+          <w:b/>
+          <w:bCs/>
+          <w:color w:val="D86DCB" w:themeColor="accent5" w:themeTint="99"/>
+          <w:sz w:val="36"/>
+          <w:szCs w:val="36"/>
+        </w:rPr>
+        <w:t>movieRepository</w:t>
+      </w:r>
+      <w:proofErr w:type="spellEnd"/>
+      <w:r>
+        <w:rPr>
+          <w:b/>
+          <w:bCs/>
+          <w:color w:val="D86DCB" w:themeColor="accent5" w:themeTint="99"/>
+          <w:sz w:val="36"/>
+          <w:szCs w:val="36"/>
+        </w:rPr>
+        <w:t>;</w:t>
+      </w:r>
+    </w:p>
+    <w:p>
+      <w:pPr>
+        <w:jc w:val="both"/>
+        <w:rPr>
+          <w:b/>
+          <w:bCs/>
+          <w:color w:val="D86DCB" w:themeColor="accent5" w:themeTint="99"/>
+          <w:sz w:val="36"/>
+          <w:szCs w:val="36"/>
+        </w:rPr>
+      </w:pPr>
+      <w:r>
+        <w:rPr>
+          <w:b/>
+          <w:bCs/>
+          <w:color w:val="D86DCB" w:themeColor="accent5" w:themeTint="99"/>
+          <w:sz w:val="36"/>
+          <w:szCs w:val="36"/>
+        </w:rPr>
+        <w:t xml:space="preserve">  </w:t>
+      </w:r>
+      <w:proofErr w:type="spellStart"/>
+      <w:proofErr w:type="gramStart"/>
+      <w:r>
+        <w:rPr>
+          <w:b/>
+          <w:bCs/>
+          <w:color w:val="D86DCB" w:themeColor="accent5" w:themeTint="99"/>
+          <w:sz w:val="36"/>
+          <w:szCs w:val="36"/>
+        </w:rPr>
+        <w:t>MovieProvider</w:t>
+      </w:r>
+      <w:proofErr w:type="spellEnd"/>
+      <w:r>
+        <w:rPr>
+          <w:b/>
+          <w:bCs/>
+          <w:color w:val="D86DCB" w:themeColor="accent5" w:themeTint="99"/>
+          <w:sz w:val="36"/>
+          <w:szCs w:val="36"/>
+        </w:rPr>
+        <w:t>(</w:t>
+      </w:r>
+      <w:proofErr w:type="gramEnd"/>
+      <w:r>
+        <w:rPr>
+          <w:b/>
+          <w:bCs/>
+          <w:color w:val="D86DCB" w:themeColor="accent5" w:themeTint="99"/>
+          <w:sz w:val="36"/>
+          <w:szCs w:val="36"/>
+        </w:rPr>
+        <w:t xml:space="preserve">{required </w:t>
+      </w:r>
+      <w:proofErr w:type="spellStart"/>
+      <w:r>
+        <w:rPr>
+          <w:b/>
+          <w:bCs/>
+          <w:color w:val="D86DCB" w:themeColor="accent5" w:themeTint="99"/>
+          <w:sz w:val="36"/>
+          <w:szCs w:val="36"/>
+        </w:rPr>
+        <w:t>MovieRepository</w:t>
+      </w:r>
+      <w:proofErr w:type="spellEnd"/>
+      <w:r>
+        <w:rPr>
+          <w:b/>
+          <w:bCs/>
+          <w:color w:val="D86DCB" w:themeColor="accent5" w:themeTint="99"/>
+          <w:sz w:val="36"/>
+          <w:szCs w:val="36"/>
+        </w:rPr>
+        <w:t xml:space="preserve"> </w:t>
+      </w:r>
+      <w:proofErr w:type="spellStart"/>
+      <w:r>
+        <w:rPr>
+          <w:b/>
+          <w:bCs/>
+          <w:color w:val="D86DCB" w:themeColor="accent5" w:themeTint="99"/>
+          <w:sz w:val="36"/>
+          <w:szCs w:val="36"/>
+        </w:rPr>
+        <w:t>movieRepository</w:t>
+      </w:r>
+      <w:proofErr w:type="spellEnd"/>
+      <w:r>
+        <w:rPr>
+          <w:b/>
+          <w:bCs/>
+          <w:color w:val="D86DCB" w:themeColor="accent5" w:themeTint="99"/>
+          <w:sz w:val="36"/>
+          <w:szCs w:val="36"/>
+        </w:rPr>
+        <w:t>}) : _</w:t>
+      </w:r>
+      <w:proofErr w:type="spellStart"/>
+      <w:r>
+        <w:rPr>
+          <w:b/>
+          <w:bCs/>
+          <w:color w:val="D86DCB" w:themeColor="accent5" w:themeTint="99"/>
+          <w:sz w:val="36"/>
+          <w:szCs w:val="36"/>
+        </w:rPr>
+        <w:t>movieRepository</w:t>
+      </w:r>
+      <w:proofErr w:type="spellEnd"/>
+      <w:r>
+        <w:rPr>
+          <w:b/>
+          <w:bCs/>
+          <w:color w:val="D86DCB" w:themeColor="accent5" w:themeTint="99"/>
+          <w:sz w:val="36"/>
+          <w:szCs w:val="36"/>
+        </w:rPr>
+        <w:t xml:space="preserve"> = </w:t>
+      </w:r>
+      <w:proofErr w:type="spellStart"/>
+      <w:r>
+        <w:rPr>
+          <w:b/>
+          <w:bCs/>
+          <w:color w:val="D86DCB" w:themeColor="accent5" w:themeTint="99"/>
+          <w:sz w:val="36"/>
+          <w:szCs w:val="36"/>
+        </w:rPr>
+        <w:t>movieRepository</w:t>
+      </w:r>
+      <w:proofErr w:type="spellEnd"/>
+      <w:r>
+        <w:rPr>
+          <w:b/>
+          <w:bCs/>
+          <w:color w:val="D86DCB" w:themeColor="accent5" w:themeTint="99"/>
+          <w:sz w:val="36"/>
+          <w:szCs w:val="36"/>
+        </w:rPr>
+        <w:t>;</w:t>
+      </w:r>
+    </w:p>
+    <w:p>
+      <w:pPr>
+        <w:jc w:val="both"/>
+        <w:rPr>
+          <w:b/>
+          <w:bCs/>
+          <w:color w:val="D86DCB" w:themeColor="accent5" w:themeTint="99"/>
+          <w:sz w:val="36"/>
+          <w:szCs w:val="36"/>
+        </w:rPr>
+      </w:pPr>
+    </w:p>
+    <w:p>
+      <w:pPr>
+        <w:jc w:val="both"/>
+        <w:rPr>
+          <w:b/>
+          <w:bCs/>
+          <w:color w:val="D86DCB" w:themeColor="accent5" w:themeTint="99"/>
+          <w:sz w:val="36"/>
+          <w:szCs w:val="36"/>
+        </w:rPr>
+      </w:pPr>
+      <w:r>
+        <w:rPr>
+          <w:b/>
+          <w:bCs/>
+          <w:color w:val="D86DCB" w:themeColor="accent5" w:themeTint="99"/>
+          <w:sz w:val="36"/>
+          <w:szCs w:val="36"/>
+        </w:rPr>
+        <w:t xml:space="preserve">  bool _</w:t>
+      </w:r>
+      <w:proofErr w:type="spellStart"/>
+      <w:r>
+        <w:rPr>
+          <w:b/>
+          <w:bCs/>
+          <w:color w:val="D86DCB" w:themeColor="accent5" w:themeTint="99"/>
+          <w:sz w:val="36"/>
+          <w:szCs w:val="36"/>
+        </w:rPr>
+        <w:t>isLoading</w:t>
+      </w:r>
+      <w:proofErr w:type="spellEnd"/>
+      <w:r>
+        <w:rPr>
+          <w:b/>
+          <w:bCs/>
+          <w:color w:val="D86DCB" w:themeColor="accent5" w:themeTint="99"/>
+          <w:sz w:val="36"/>
+          <w:szCs w:val="36"/>
+        </w:rPr>
+        <w:t xml:space="preserve"> = false;</w:t>
+      </w:r>
+    </w:p>
+    <w:p>
+      <w:pPr>
+        <w:jc w:val="both"/>
+        <w:rPr>
+          <w:b/>
+          <w:bCs/>
+          <w:color w:val="D86DCB" w:themeColor="accent5" w:themeTint="99"/>
+          <w:sz w:val="36"/>
+          <w:szCs w:val="36"/>
+        </w:rPr>
+      </w:pPr>
+      <w:r>
+        <w:rPr>
+          <w:b/>
+          <w:bCs/>
+          <w:color w:val="D86DCB" w:themeColor="accent5" w:themeTint="99"/>
+          <w:sz w:val="36"/>
+          <w:szCs w:val="36"/>
+        </w:rPr>
+        <w:t xml:space="preserve">  </w:t>
+      </w:r>
+      <w:proofErr w:type="spellStart"/>
+      <w:r>
+        <w:rPr>
+          <w:b/>
+          <w:bCs/>
+          <w:color w:val="D86DCB" w:themeColor="accent5" w:themeTint="99"/>
+          <w:sz w:val="36"/>
+          <w:szCs w:val="36"/>
+        </w:rPr>
+        <w:t>MovieDetailsModel</w:t>
+      </w:r>
+      <w:proofErr w:type="spellEnd"/>
+      <w:r>
+        <w:rPr>
+          <w:b/>
+          <w:bCs/>
+          <w:color w:val="D86DCB" w:themeColor="accent5" w:themeTint="99"/>
+          <w:sz w:val="36"/>
+          <w:szCs w:val="36"/>
+        </w:rPr>
+        <w:t>? _</w:t>
+      </w:r>
+      <w:proofErr w:type="spellStart"/>
+      <w:r>
+        <w:rPr>
+          <w:b/>
+          <w:bCs/>
+          <w:color w:val="D86DCB" w:themeColor="accent5" w:themeTint="99"/>
+          <w:sz w:val="36"/>
+          <w:szCs w:val="36"/>
+        </w:rPr>
+        <w:t>movieDetails</w:t>
+      </w:r>
+      <w:proofErr w:type="spellEnd"/>
+      <w:r>
+        <w:rPr>
+          <w:b/>
+          <w:bCs/>
+          <w:color w:val="D86DCB" w:themeColor="accent5" w:themeTint="99"/>
+          <w:sz w:val="36"/>
+          <w:szCs w:val="36"/>
+        </w:rPr>
+        <w:t>;</w:t>
+      </w:r>
+    </w:p>
+    <w:p>
+      <w:pPr>
+        <w:jc w:val="both"/>
+        <w:rPr>
+          <w:b/>
+          <w:bCs/>
+          <w:color w:val="D86DCB" w:themeColor="accent5" w:themeTint="99"/>
+          <w:sz w:val="36"/>
+          <w:szCs w:val="36"/>
+        </w:rPr>
+      </w:pPr>
+      <w:r>
+        <w:rPr>
+          <w:b/>
+          <w:bCs/>
+          <w:color w:val="D86DCB" w:themeColor="accent5" w:themeTint="99"/>
+          <w:sz w:val="36"/>
+          <w:szCs w:val="36"/>
+        </w:rPr>
+        <w:t xml:space="preserve">  String? _</w:t>
+      </w:r>
+      <w:proofErr w:type="spellStart"/>
+      <w:r>
+        <w:rPr>
+          <w:b/>
+          <w:bCs/>
+          <w:color w:val="D86DCB" w:themeColor="accent5" w:themeTint="99"/>
+          <w:sz w:val="36"/>
+          <w:szCs w:val="36"/>
+        </w:rPr>
+        <w:t>errorMessage</w:t>
+      </w:r>
+      <w:proofErr w:type="spellEnd"/>
+      <w:r>
+        <w:rPr>
+          <w:b/>
+          <w:bCs/>
+          <w:color w:val="D86DCB" w:themeColor="accent5" w:themeTint="99"/>
+          <w:sz w:val="36"/>
+          <w:szCs w:val="36"/>
+        </w:rPr>
+        <w:t>;</w:t>
+      </w:r>
+    </w:p>
+    <w:p>
+      <w:pPr>
+        <w:jc w:val="both"/>
+        <w:rPr>
+          <w:b/>
+          <w:bCs/>
+          <w:color w:val="D86DCB" w:themeColor="accent5" w:themeTint="99"/>
+          <w:sz w:val="36"/>
+          <w:szCs w:val="36"/>
+        </w:rPr>
+      </w:pPr>
+    </w:p>
+    <w:p>
+      <w:pPr>
+        <w:jc w:val="both"/>
+        <w:rPr>
+          <w:b/>
+          <w:bCs/>
+          <w:color w:val="D86DCB" w:themeColor="accent5" w:themeTint="99"/>
+          <w:sz w:val="36"/>
+          <w:szCs w:val="36"/>
+        </w:rPr>
+      </w:pPr>
+      <w:r>
+        <w:rPr>
+          <w:b/>
+          <w:bCs/>
+          <w:color w:val="D86DCB" w:themeColor="accent5" w:themeTint="99"/>
+          <w:sz w:val="36"/>
+          <w:szCs w:val="36"/>
+        </w:rPr>
+        <w:t xml:space="preserve">  bool get </w:t>
+      </w:r>
+      <w:proofErr w:type="spellStart"/>
+      <w:r>
+        <w:rPr>
+          <w:b/>
+          <w:bCs/>
+          <w:color w:val="D86DCB" w:themeColor="accent5" w:themeTint="99"/>
+          <w:sz w:val="36"/>
+          <w:szCs w:val="36"/>
+        </w:rPr>
+        <w:t>isLoading</w:t>
+      </w:r>
+      <w:proofErr w:type="spellEnd"/>
+      <w:r>
+        <w:rPr>
+          <w:b/>
+          <w:bCs/>
+          <w:color w:val="D86DCB" w:themeColor="accent5" w:themeTint="99"/>
+          <w:sz w:val="36"/>
+          <w:szCs w:val="36"/>
+        </w:rPr>
+        <w:t xml:space="preserve"> =&gt; _</w:t>
+      </w:r>
+      <w:proofErr w:type="spellStart"/>
+      <w:r>
+        <w:rPr>
+          <w:b/>
+          <w:bCs/>
+          <w:color w:val="D86DCB" w:themeColor="accent5" w:themeTint="99"/>
+          <w:sz w:val="36"/>
+          <w:szCs w:val="36"/>
+        </w:rPr>
+        <w:t>isLoading</w:t>
+      </w:r>
+      <w:proofErr w:type="spellEnd"/>
+      <w:r>
+        <w:rPr>
+          <w:b/>
+          <w:bCs/>
+          <w:color w:val="D86DCB" w:themeColor="accent5" w:themeTint="99"/>
+          <w:sz w:val="36"/>
+          <w:szCs w:val="36"/>
+        </w:rPr>
+        <w:t>;</w:t>
+      </w:r>
+    </w:p>
+    <w:p>
+      <w:pPr>
+        <w:jc w:val="both"/>
+        <w:rPr>
+          <w:b/>
+          <w:bCs/>
+          <w:color w:val="D86DCB" w:themeColor="accent5" w:themeTint="99"/>
+          <w:sz w:val="36"/>
+          <w:szCs w:val="36"/>
+        </w:rPr>
+      </w:pPr>
+      <w:r>
+        <w:rPr>
+          <w:b/>
+          <w:bCs/>
+          <w:color w:val="D86DCB" w:themeColor="accent5" w:themeTint="99"/>
+          <w:sz w:val="36"/>
+          <w:szCs w:val="36"/>
+        </w:rPr>
+        <w:t xml:space="preserve">  </w:t>
+      </w:r>
+      <w:proofErr w:type="spellStart"/>
+      <w:r>
+        <w:rPr>
+          <w:b/>
+          <w:bCs/>
+          <w:color w:val="D86DCB" w:themeColor="accent5" w:themeTint="99"/>
+          <w:sz w:val="36"/>
+          <w:szCs w:val="36"/>
+        </w:rPr>
+        <w:t>MovieDetailsModel</w:t>
+      </w:r>
+      <w:proofErr w:type="spellEnd"/>
+      <w:r>
+        <w:rPr>
+          <w:b/>
+          <w:bCs/>
+          <w:color w:val="D86DCB" w:themeColor="accent5" w:themeTint="99"/>
+          <w:sz w:val="36"/>
+          <w:szCs w:val="36"/>
+        </w:rPr>
+        <w:t xml:space="preserve">? get </w:t>
+      </w:r>
+      <w:proofErr w:type="spellStart"/>
+      <w:r>
+        <w:rPr>
+          <w:b/>
+          <w:bCs/>
+          <w:color w:val="D86DCB" w:themeColor="accent5" w:themeTint="99"/>
+          <w:sz w:val="36"/>
+          <w:szCs w:val="36"/>
+        </w:rPr>
+        <w:t>movieDetailsModel</w:t>
+      </w:r>
+      <w:proofErr w:type="spellEnd"/>
+      <w:r>
+        <w:rPr>
+          <w:b/>
+          <w:bCs/>
+          <w:color w:val="D86DCB" w:themeColor="accent5" w:themeTint="99"/>
+          <w:sz w:val="36"/>
+          <w:szCs w:val="36"/>
+        </w:rPr>
+        <w:t xml:space="preserve"> =&gt; _</w:t>
+      </w:r>
+      <w:proofErr w:type="spellStart"/>
+      <w:r>
+        <w:rPr>
+          <w:b/>
+          <w:bCs/>
+          <w:color w:val="D86DCB" w:themeColor="accent5" w:themeTint="99"/>
+          <w:sz w:val="36"/>
+          <w:szCs w:val="36"/>
+        </w:rPr>
+        <w:t>movieDetails</w:t>
+      </w:r>
+      <w:proofErr w:type="spellEnd"/>
+      <w:r>
+        <w:rPr>
+          <w:b/>
+          <w:bCs/>
+          <w:color w:val="D86DCB" w:themeColor="accent5" w:themeTint="99"/>
+          <w:sz w:val="36"/>
+          <w:szCs w:val="36"/>
+        </w:rPr>
+        <w:t>;</w:t>
+      </w:r>
+    </w:p>
+    <w:p>
+      <w:pPr>
+        <w:jc w:val="both"/>
+        <w:rPr>
+          <w:b/>
+          <w:bCs/>
+          <w:color w:val="D86DCB" w:themeColor="accent5" w:themeTint="99"/>
+          <w:sz w:val="36"/>
+          <w:szCs w:val="36"/>
+        </w:rPr>
+      </w:pPr>
+      <w:r>
+        <w:rPr>
+          <w:b/>
+          <w:bCs/>
+          <w:color w:val="D86DCB" w:themeColor="accent5" w:themeTint="99"/>
+          <w:sz w:val="36"/>
+          <w:szCs w:val="36"/>
+        </w:rPr>
+        <w:t xml:space="preserve">  String? get </w:t>
+      </w:r>
+      <w:proofErr w:type="spellStart"/>
+      <w:r>
+        <w:rPr>
+          <w:b/>
+          <w:bCs/>
+          <w:color w:val="D86DCB" w:themeColor="accent5" w:themeTint="99"/>
+          <w:sz w:val="36"/>
+          <w:szCs w:val="36"/>
+        </w:rPr>
+        <w:t>errorMessage</w:t>
+      </w:r>
+      <w:proofErr w:type="spellEnd"/>
+      <w:r>
+        <w:rPr>
+          <w:b/>
+          <w:bCs/>
+          <w:color w:val="D86DCB" w:themeColor="accent5" w:themeTint="99"/>
+          <w:sz w:val="36"/>
+          <w:szCs w:val="36"/>
+        </w:rPr>
+        <w:t xml:space="preserve"> =&gt; _</w:t>
+      </w:r>
+      <w:proofErr w:type="spellStart"/>
+      <w:r>
+        <w:rPr>
+          <w:b/>
+          <w:bCs/>
+          <w:color w:val="D86DCB" w:themeColor="accent5" w:themeTint="99"/>
+          <w:sz w:val="36"/>
+          <w:szCs w:val="36"/>
+        </w:rPr>
+        <w:t>errorMessage</w:t>
+      </w:r>
+      <w:proofErr w:type="spellEnd"/>
+      <w:r>
+        <w:rPr>
+          <w:b/>
+          <w:bCs/>
+          <w:color w:val="D86DCB" w:themeColor="accent5" w:themeTint="99"/>
+          <w:sz w:val="36"/>
+          <w:szCs w:val="36"/>
+        </w:rPr>
+        <w:t>;</w:t>
+      </w:r>
+    </w:p>
+    <w:p>
+      <w:pPr>
+        <w:jc w:val="both"/>
+        <w:rPr>
+          <w:b/>
+          <w:bCs/>
+          <w:color w:val="D86DCB" w:themeColor="accent5" w:themeTint="99"/>
+          <w:sz w:val="36"/>
+          <w:szCs w:val="36"/>
+        </w:rPr>
+      </w:pPr>
+    </w:p>
+    <w:p>
+      <w:pPr>
+        <w:jc w:val="both"/>
+        <w:rPr>
+          <w:b/>
+          <w:bCs/>
+          <w:color w:val="D86DCB" w:themeColor="accent5" w:themeTint="99"/>
+          <w:sz w:val="36"/>
+          <w:szCs w:val="36"/>
+        </w:rPr>
+      </w:pPr>
+      <w:r>
+        <w:rPr>
+          <w:b/>
+          <w:bCs/>
+          <w:color w:val="D86DCB" w:themeColor="accent5" w:themeTint="99"/>
+          <w:sz w:val="36"/>
+          <w:szCs w:val="36"/>
+        </w:rPr>
+        <w:t xml:space="preserve">  Future&lt;bool&gt; </w:t>
+      </w:r>
+      <w:proofErr w:type="spellStart"/>
+      <w:proofErr w:type="gramStart"/>
+      <w:r>
+        <w:rPr>
+          <w:b/>
+          <w:bCs/>
+          <w:color w:val="D86DCB" w:themeColor="accent5" w:themeTint="99"/>
+          <w:sz w:val="36"/>
+          <w:szCs w:val="36"/>
+        </w:rPr>
+        <w:t>fetchMovieDetails</w:t>
+      </w:r>
+      <w:proofErr w:type="spellEnd"/>
+      <w:r>
+        <w:rPr>
+          <w:b/>
+          <w:bCs/>
+          <w:color w:val="D86DCB" w:themeColor="accent5" w:themeTint="99"/>
+          <w:sz w:val="36"/>
+          <w:szCs w:val="36"/>
+        </w:rPr>
+        <w:t>(</w:t>
+      </w:r>
+      <w:proofErr w:type="gramEnd"/>
+      <w:r>
+        <w:rPr>
+          <w:b/>
+          <w:bCs/>
+          <w:color w:val="D86DCB" w:themeColor="accent5" w:themeTint="99"/>
+          <w:sz w:val="36"/>
+          <w:szCs w:val="36"/>
+        </w:rPr>
+        <w:t xml:space="preserve">int </w:t>
+      </w:r>
+      <w:proofErr w:type="spellStart"/>
+      <w:r>
+        <w:rPr>
+          <w:b/>
+          <w:bCs/>
+          <w:color w:val="D86DCB" w:themeColor="accent5" w:themeTint="99"/>
+          <w:sz w:val="36"/>
+          <w:szCs w:val="36"/>
+        </w:rPr>
+        <w:t>movieId</w:t>
+      </w:r>
+      <w:proofErr w:type="spellEnd"/>
+      <w:r>
+        <w:rPr>
+          <w:b/>
+          <w:bCs/>
+          <w:color w:val="D86DCB" w:themeColor="accent5" w:themeTint="99"/>
+          <w:sz w:val="36"/>
+          <w:szCs w:val="36"/>
+        </w:rPr>
+        <w:t>) async {</w:t>
+      </w:r>
+    </w:p>
+    <w:p>
+      <w:pPr>
+        <w:jc w:val="both"/>
+        <w:rPr>
+          <w:b/>
+          <w:bCs/>
+          <w:color w:val="D86DCB" w:themeColor="accent5" w:themeTint="99"/>
+          <w:sz w:val="36"/>
+          <w:szCs w:val="36"/>
+        </w:rPr>
+      </w:pPr>
+      <w:r>
+        <w:rPr>
+          <w:b/>
+          <w:bCs/>
+          <w:color w:val="D86DCB" w:themeColor="accent5" w:themeTint="99"/>
+          <w:sz w:val="36"/>
+          <w:szCs w:val="36"/>
+        </w:rPr>
+        <w:t xml:space="preserve">    final data = _</w:t>
+      </w:r>
+      <w:proofErr w:type="spellStart"/>
+      <w:r>
+        <w:rPr>
+          <w:b/>
+          <w:bCs/>
+          <w:color w:val="D86DCB" w:themeColor="accent5" w:themeTint="99"/>
+          <w:sz w:val="36"/>
+          <w:szCs w:val="36"/>
+        </w:rPr>
+        <w:t>movieRepository.checkCache</w:t>
+      </w:r>
+      <w:proofErr w:type="spellEnd"/>
+      <w:r>
+        <w:rPr>
+          <w:b/>
+          <w:bCs/>
+          <w:color w:val="D86DCB" w:themeColor="accent5" w:themeTint="99"/>
+          <w:sz w:val="36"/>
+          <w:szCs w:val="36"/>
+        </w:rPr>
+        <w:t>(</w:t>
+      </w:r>
+      <w:proofErr w:type="spellStart"/>
+      <w:r>
+        <w:rPr>
+          <w:b/>
+          <w:bCs/>
+          <w:color w:val="D86DCB" w:themeColor="accent5" w:themeTint="99"/>
+          <w:sz w:val="36"/>
+          <w:szCs w:val="36"/>
+        </w:rPr>
+        <w:t>movieId</w:t>
+      </w:r>
+      <w:proofErr w:type="spellEnd"/>
+      <w:r>
+        <w:rPr>
+          <w:b/>
+          <w:bCs/>
+          <w:color w:val="D86DCB" w:themeColor="accent5" w:themeTint="99"/>
+          <w:sz w:val="36"/>
+          <w:szCs w:val="36"/>
+        </w:rPr>
+        <w:t>);</w:t>
+      </w:r>
+    </w:p>
+    <w:p>
+      <w:pPr>
+        <w:jc w:val="both"/>
+        <w:rPr>
+          <w:b/>
+          <w:bCs/>
+          <w:color w:val="D86DCB" w:themeColor="accent5" w:themeTint="99"/>
+          <w:sz w:val="36"/>
+          <w:szCs w:val="36"/>
+        </w:rPr>
+      </w:pPr>
+      <w:r>
+        <w:rPr>
+          <w:b/>
+          <w:bCs/>
+          <w:color w:val="D86DCB" w:themeColor="accent5" w:themeTint="99"/>
+          <w:sz w:val="36"/>
+          <w:szCs w:val="36"/>
+        </w:rPr>
+        <w:t xml:space="preserve">    </w:t>
+      </w:r>
+      <w:proofErr w:type="gramStart"/>
+      <w:r>
+        <w:rPr>
+          <w:b/>
+          <w:bCs/>
+          <w:color w:val="D86DCB" w:themeColor="accent5" w:themeTint="99"/>
+          <w:sz w:val="36"/>
+          <w:szCs w:val="36"/>
+        </w:rPr>
+        <w:t>if(</w:t>
+      </w:r>
+      <w:proofErr w:type="gramEnd"/>
+      <w:r>
+        <w:rPr>
+          <w:b/>
+          <w:bCs/>
+          <w:color w:val="D86DCB" w:themeColor="accent5" w:themeTint="99"/>
+          <w:sz w:val="36"/>
+          <w:szCs w:val="36"/>
+        </w:rPr>
+        <w:t>data != null) {</w:t>
+      </w:r>
+    </w:p>
+    <w:p>
+      <w:pPr>
+        <w:jc w:val="both"/>
+        <w:rPr>
+          <w:b/>
+          <w:bCs/>
+          <w:color w:val="D86DCB" w:themeColor="accent5" w:themeTint="99"/>
+          <w:sz w:val="36"/>
+          <w:szCs w:val="36"/>
+        </w:rPr>
+      </w:pPr>
+      <w:r>
+        <w:rPr>
+          <w:b/>
+          <w:bCs/>
+          <w:color w:val="D86DCB" w:themeColor="accent5" w:themeTint="99"/>
+          <w:sz w:val="36"/>
+          <w:szCs w:val="36"/>
+        </w:rPr>
+        <w:t xml:space="preserve">      _</w:t>
+      </w:r>
+      <w:proofErr w:type="spellStart"/>
+      <w:r>
+        <w:rPr>
+          <w:b/>
+          <w:bCs/>
+          <w:color w:val="D86DCB" w:themeColor="accent5" w:themeTint="99"/>
+          <w:sz w:val="36"/>
+          <w:szCs w:val="36"/>
+        </w:rPr>
+        <w:t>movieDetails</w:t>
+      </w:r>
+      <w:proofErr w:type="spellEnd"/>
+      <w:r>
+        <w:rPr>
+          <w:b/>
+          <w:bCs/>
+          <w:color w:val="D86DCB" w:themeColor="accent5" w:themeTint="99"/>
+          <w:sz w:val="36"/>
+          <w:szCs w:val="36"/>
+        </w:rPr>
+        <w:t xml:space="preserve"> = data;</w:t>
+      </w:r>
+    </w:p>
+    <w:p>
+      <w:pPr>
+        <w:jc w:val="both"/>
+        <w:rPr>
+          <w:b/>
+          <w:bCs/>
+          <w:color w:val="D86DCB" w:themeColor="accent5" w:themeTint="99"/>
+          <w:sz w:val="36"/>
+          <w:szCs w:val="36"/>
+        </w:rPr>
+      </w:pPr>
+      <w:r>
+        <w:rPr>
+          <w:b/>
+          <w:bCs/>
+          <w:color w:val="D86DCB" w:themeColor="accent5" w:themeTint="99"/>
+          <w:sz w:val="36"/>
+          <w:szCs w:val="36"/>
+        </w:rPr>
+        <w:lastRenderedPageBreak/>
+        <w:t xml:space="preserve">      return true;</w:t>
+      </w:r>
+    </w:p>
+    <w:p>
+      <w:pPr>
+        <w:jc w:val="both"/>
+        <w:rPr>
+          <w:b/>
+          <w:bCs/>
+          <w:color w:val="D86DCB" w:themeColor="accent5" w:themeTint="99"/>
+          <w:sz w:val="36"/>
+          <w:szCs w:val="36"/>
+        </w:rPr>
+      </w:pPr>
+      <w:r>
+        <w:rPr>
+          <w:b/>
+          <w:bCs/>
+          <w:color w:val="D86DCB" w:themeColor="accent5" w:themeTint="99"/>
+          <w:sz w:val="36"/>
+          <w:szCs w:val="36"/>
+        </w:rPr>
+        <w:t xml:space="preserve">    }</w:t>
+      </w:r>
+    </w:p>
+    <w:p>
+      <w:pPr>
+        <w:jc w:val="both"/>
+        <w:rPr>
+          <w:b/>
+          <w:bCs/>
+          <w:color w:val="D86DCB" w:themeColor="accent5" w:themeTint="99"/>
+          <w:sz w:val="36"/>
+          <w:szCs w:val="36"/>
+        </w:rPr>
+      </w:pPr>
+    </w:p>
+    <w:p>
+      <w:pPr>
+        <w:jc w:val="both"/>
+        <w:rPr>
+          <w:b/>
+          <w:bCs/>
+          <w:color w:val="D86DCB" w:themeColor="accent5" w:themeTint="99"/>
+          <w:sz w:val="36"/>
+          <w:szCs w:val="36"/>
+        </w:rPr>
+      </w:pPr>
+      <w:r>
+        <w:rPr>
+          <w:b/>
+          <w:bCs/>
+          <w:color w:val="D86DCB" w:themeColor="accent5" w:themeTint="99"/>
+          <w:sz w:val="36"/>
+          <w:szCs w:val="36"/>
+        </w:rPr>
+        <w:t xml:space="preserve">    bool </w:t>
+      </w:r>
+      <w:proofErr w:type="spellStart"/>
+      <w:r>
+        <w:rPr>
+          <w:b/>
+          <w:bCs/>
+          <w:color w:val="D86DCB" w:themeColor="accent5" w:themeTint="99"/>
+          <w:sz w:val="36"/>
+          <w:szCs w:val="36"/>
+        </w:rPr>
+        <w:t>isSuccess</w:t>
+      </w:r>
+      <w:proofErr w:type="spellEnd"/>
+      <w:r>
+        <w:rPr>
+          <w:b/>
+          <w:bCs/>
+          <w:color w:val="D86DCB" w:themeColor="accent5" w:themeTint="99"/>
+          <w:sz w:val="36"/>
+          <w:szCs w:val="36"/>
+        </w:rPr>
+        <w:t xml:space="preserve"> = false;</w:t>
+      </w:r>
+    </w:p>
+    <w:p>
+      <w:pPr>
+        <w:jc w:val="both"/>
+        <w:rPr>
+          <w:b/>
+          <w:bCs/>
+          <w:color w:val="D86DCB" w:themeColor="accent5" w:themeTint="99"/>
+          <w:sz w:val="36"/>
+          <w:szCs w:val="36"/>
+        </w:rPr>
+      </w:pPr>
+      <w:r>
+        <w:rPr>
+          <w:b/>
+          <w:bCs/>
+          <w:color w:val="D86DCB" w:themeColor="accent5" w:themeTint="99"/>
+          <w:sz w:val="36"/>
+          <w:szCs w:val="36"/>
+        </w:rPr>
+        <w:t xml:space="preserve">    _</w:t>
+      </w:r>
+      <w:proofErr w:type="spellStart"/>
+      <w:r>
+        <w:rPr>
+          <w:b/>
+          <w:bCs/>
+          <w:color w:val="D86DCB" w:themeColor="accent5" w:themeTint="99"/>
+          <w:sz w:val="36"/>
+          <w:szCs w:val="36"/>
+        </w:rPr>
+        <w:t>isLoading</w:t>
+      </w:r>
+      <w:proofErr w:type="spellEnd"/>
+      <w:r>
+        <w:rPr>
+          <w:b/>
+          <w:bCs/>
+          <w:color w:val="D86DCB" w:themeColor="accent5" w:themeTint="99"/>
+          <w:sz w:val="36"/>
+          <w:szCs w:val="36"/>
+        </w:rPr>
+        <w:t xml:space="preserve"> = true;</w:t>
+      </w:r>
+    </w:p>
+    <w:p>
+      <w:pPr>
+        <w:jc w:val="both"/>
+        <w:rPr>
+          <w:b/>
+          <w:bCs/>
+          <w:color w:val="D86DCB" w:themeColor="accent5" w:themeTint="99"/>
+          <w:sz w:val="36"/>
+          <w:szCs w:val="36"/>
+        </w:rPr>
+      </w:pPr>
+      <w:r>
+        <w:rPr>
+          <w:b/>
+          <w:bCs/>
+          <w:color w:val="D86DCB" w:themeColor="accent5" w:themeTint="99"/>
+          <w:sz w:val="36"/>
+          <w:szCs w:val="36"/>
+        </w:rPr>
+        <w:t xml:space="preserve">    final </w:t>
+      </w:r>
+      <w:proofErr w:type="spellStart"/>
+      <w:r>
+        <w:rPr>
+          <w:b/>
+          <w:bCs/>
+          <w:color w:val="D86DCB" w:themeColor="accent5" w:themeTint="99"/>
+          <w:sz w:val="36"/>
+          <w:szCs w:val="36"/>
+        </w:rPr>
+        <w:t>MovieResult</w:t>
+      </w:r>
+      <w:proofErr w:type="spellEnd"/>
+      <w:r>
+        <w:rPr>
+          <w:b/>
+          <w:bCs/>
+          <w:color w:val="D86DCB" w:themeColor="accent5" w:themeTint="99"/>
+          <w:sz w:val="36"/>
+          <w:szCs w:val="36"/>
+        </w:rPr>
+        <w:t xml:space="preserve"> result = await _</w:t>
+      </w:r>
+      <w:proofErr w:type="spellStart"/>
+      <w:r>
+        <w:rPr>
+          <w:b/>
+          <w:bCs/>
+          <w:color w:val="D86DCB" w:themeColor="accent5" w:themeTint="99"/>
+          <w:sz w:val="36"/>
+          <w:szCs w:val="36"/>
+        </w:rPr>
+        <w:t>movieRepository.getMovieDetails</w:t>
+      </w:r>
+      <w:proofErr w:type="spellEnd"/>
+      <w:r>
+        <w:rPr>
+          <w:b/>
+          <w:bCs/>
+          <w:color w:val="D86DCB" w:themeColor="accent5" w:themeTint="99"/>
+          <w:sz w:val="36"/>
+          <w:szCs w:val="36"/>
+        </w:rPr>
+        <w:t>(</w:t>
+      </w:r>
+      <w:proofErr w:type="spellStart"/>
+      <w:r>
+        <w:rPr>
+          <w:b/>
+          <w:bCs/>
+          <w:color w:val="D86DCB" w:themeColor="accent5" w:themeTint="99"/>
+          <w:sz w:val="36"/>
+          <w:szCs w:val="36"/>
+        </w:rPr>
+        <w:t>movieId</w:t>
+      </w:r>
+      <w:proofErr w:type="spellEnd"/>
+      <w:r>
+        <w:rPr>
+          <w:b/>
+          <w:bCs/>
+          <w:color w:val="D86DCB" w:themeColor="accent5" w:themeTint="99"/>
+          <w:sz w:val="36"/>
+          <w:szCs w:val="36"/>
+        </w:rPr>
+        <w:t>);</w:t>
+      </w:r>
+    </w:p>
+    <w:p>
+      <w:pPr>
+        <w:jc w:val="both"/>
+        <w:rPr>
+          <w:b/>
+          <w:bCs/>
+          <w:color w:val="D86DCB" w:themeColor="accent5" w:themeTint="99"/>
+          <w:sz w:val="36"/>
+          <w:szCs w:val="36"/>
+        </w:rPr>
+      </w:pPr>
+      <w:r>
+        <w:rPr>
+          <w:b/>
+          <w:bCs/>
+          <w:color w:val="D86DCB" w:themeColor="accent5" w:themeTint="99"/>
+          <w:sz w:val="36"/>
+          <w:szCs w:val="36"/>
+        </w:rPr>
+        <w:t xml:space="preserve">    if(</w:t>
+      </w:r>
+      <w:proofErr w:type="spellStart"/>
+      <w:proofErr w:type="gramStart"/>
+      <w:r>
+        <w:rPr>
+          <w:b/>
+          <w:bCs/>
+          <w:color w:val="D86DCB" w:themeColor="accent5" w:themeTint="99"/>
+          <w:sz w:val="36"/>
+          <w:szCs w:val="36"/>
+        </w:rPr>
+        <w:t>result.isSuccess</w:t>
+      </w:r>
+      <w:proofErr w:type="spellEnd"/>
+      <w:proofErr w:type="gramEnd"/>
+      <w:r>
+        <w:rPr>
+          <w:b/>
+          <w:bCs/>
+          <w:color w:val="D86DCB" w:themeColor="accent5" w:themeTint="99"/>
+          <w:sz w:val="36"/>
+          <w:szCs w:val="36"/>
+        </w:rPr>
+        <w:t>) {</w:t>
+      </w:r>
+    </w:p>
+    <w:p>
+      <w:pPr>
+        <w:jc w:val="both"/>
+        <w:rPr>
+          <w:b/>
+          <w:bCs/>
+          <w:color w:val="D86DCB" w:themeColor="accent5" w:themeTint="99"/>
+          <w:sz w:val="36"/>
+          <w:szCs w:val="36"/>
+        </w:rPr>
+      </w:pPr>
+      <w:r>
+        <w:rPr>
+          <w:b/>
+          <w:bCs/>
+          <w:color w:val="D86DCB" w:themeColor="accent5" w:themeTint="99"/>
+          <w:sz w:val="36"/>
+          <w:szCs w:val="36"/>
+        </w:rPr>
+        <w:t xml:space="preserve">      </w:t>
+      </w:r>
+      <w:proofErr w:type="spellStart"/>
+      <w:r>
+        <w:rPr>
+          <w:b/>
+          <w:bCs/>
+          <w:color w:val="D86DCB" w:themeColor="accent5" w:themeTint="99"/>
+          <w:sz w:val="36"/>
+          <w:szCs w:val="36"/>
+        </w:rPr>
+        <w:t>isSuccess</w:t>
+      </w:r>
+      <w:proofErr w:type="spellEnd"/>
+      <w:r>
+        <w:rPr>
+          <w:b/>
+          <w:bCs/>
+          <w:color w:val="D86DCB" w:themeColor="accent5" w:themeTint="99"/>
+          <w:sz w:val="36"/>
+          <w:szCs w:val="36"/>
+        </w:rPr>
+        <w:t xml:space="preserve"> = true;</w:t>
+      </w:r>
+    </w:p>
+    <w:p>
+      <w:pPr>
+        <w:jc w:val="both"/>
+        <w:rPr>
+          <w:b/>
+          <w:bCs/>
+          <w:color w:val="D86DCB" w:themeColor="accent5" w:themeTint="99"/>
+          <w:sz w:val="36"/>
+          <w:szCs w:val="36"/>
+        </w:rPr>
+      </w:pPr>
+      <w:r>
+        <w:rPr>
+          <w:b/>
+          <w:bCs/>
+          <w:color w:val="D86DCB" w:themeColor="accent5" w:themeTint="99"/>
+          <w:sz w:val="36"/>
+          <w:szCs w:val="36"/>
+        </w:rPr>
+        <w:t xml:space="preserve">      _</w:t>
+      </w:r>
+      <w:proofErr w:type="spellStart"/>
+      <w:r>
+        <w:rPr>
+          <w:b/>
+          <w:bCs/>
+          <w:color w:val="D86DCB" w:themeColor="accent5" w:themeTint="99"/>
+          <w:sz w:val="36"/>
+          <w:szCs w:val="36"/>
+        </w:rPr>
+        <w:t>errorMessage</w:t>
+      </w:r>
+      <w:proofErr w:type="spellEnd"/>
+      <w:r>
+        <w:rPr>
+          <w:b/>
+          <w:bCs/>
+          <w:color w:val="D86DCB" w:themeColor="accent5" w:themeTint="99"/>
+          <w:sz w:val="36"/>
+          <w:szCs w:val="36"/>
+        </w:rPr>
+        <w:t xml:space="preserve"> = null;</w:t>
+      </w:r>
+    </w:p>
+    <w:p>
+      <w:pPr>
+        <w:jc w:val="both"/>
+        <w:rPr>
+          <w:b/>
+          <w:bCs/>
+          <w:color w:val="D86DCB" w:themeColor="accent5" w:themeTint="99"/>
+          <w:sz w:val="36"/>
+          <w:szCs w:val="36"/>
+        </w:rPr>
+      </w:pPr>
+      <w:r>
+        <w:rPr>
+          <w:b/>
+          <w:bCs/>
+          <w:color w:val="D86DCB" w:themeColor="accent5" w:themeTint="99"/>
+          <w:sz w:val="36"/>
+          <w:szCs w:val="36"/>
+        </w:rPr>
+        <w:t xml:space="preserve">      _</w:t>
+      </w:r>
+      <w:proofErr w:type="spellStart"/>
+      <w:r>
+        <w:rPr>
+          <w:b/>
+          <w:bCs/>
+          <w:color w:val="D86DCB" w:themeColor="accent5" w:themeTint="99"/>
+          <w:sz w:val="36"/>
+          <w:szCs w:val="36"/>
+        </w:rPr>
+        <w:t>movieDetails</w:t>
+      </w:r>
+      <w:proofErr w:type="spellEnd"/>
+      <w:r>
+        <w:rPr>
+          <w:b/>
+          <w:bCs/>
+          <w:color w:val="D86DCB" w:themeColor="accent5" w:themeTint="99"/>
+          <w:sz w:val="36"/>
+          <w:szCs w:val="36"/>
+        </w:rPr>
+        <w:t xml:space="preserve"> = </w:t>
+      </w:r>
+      <w:proofErr w:type="spellStart"/>
+      <w:proofErr w:type="gramStart"/>
+      <w:r>
+        <w:rPr>
+          <w:b/>
+          <w:bCs/>
+          <w:color w:val="D86DCB" w:themeColor="accent5" w:themeTint="99"/>
+          <w:sz w:val="36"/>
+          <w:szCs w:val="36"/>
+        </w:rPr>
+        <w:t>result.movieDetailsModel</w:t>
+      </w:r>
+      <w:proofErr w:type="spellEnd"/>
+      <w:proofErr w:type="gramEnd"/>
+      <w:r>
+        <w:rPr>
+          <w:b/>
+          <w:bCs/>
+          <w:color w:val="D86DCB" w:themeColor="accent5" w:themeTint="99"/>
+          <w:sz w:val="36"/>
+          <w:szCs w:val="36"/>
+        </w:rPr>
+        <w:t>;</w:t>
+      </w:r>
+    </w:p>
+    <w:p>
+      <w:pPr>
+        <w:jc w:val="both"/>
+        <w:rPr>
+          <w:b/>
+          <w:bCs/>
+          <w:color w:val="D86DCB" w:themeColor="accent5" w:themeTint="99"/>
+          <w:sz w:val="36"/>
+          <w:szCs w:val="36"/>
+        </w:rPr>
+      </w:pPr>
+      <w:r>
+        <w:rPr>
+          <w:b/>
+          <w:bCs/>
+          <w:color w:val="D86DCB" w:themeColor="accent5" w:themeTint="99"/>
+          <w:sz w:val="36"/>
+          <w:szCs w:val="36"/>
+        </w:rPr>
+        <w:t xml:space="preserve">    } else {</w:t>
+      </w:r>
+    </w:p>
+    <w:p>
+      <w:pPr>
+        <w:jc w:val="both"/>
+        <w:rPr>
+          <w:b/>
+          <w:bCs/>
+          <w:color w:val="D86DCB" w:themeColor="accent5" w:themeTint="99"/>
+          <w:sz w:val="36"/>
+          <w:szCs w:val="36"/>
+        </w:rPr>
+      </w:pPr>
+      <w:r>
+        <w:rPr>
+          <w:b/>
+          <w:bCs/>
+          <w:color w:val="D86DCB" w:themeColor="accent5" w:themeTint="99"/>
+          <w:sz w:val="36"/>
+          <w:szCs w:val="36"/>
+        </w:rPr>
+        <w:t xml:space="preserve">      _</w:t>
+      </w:r>
+      <w:proofErr w:type="spellStart"/>
+      <w:r>
+        <w:rPr>
+          <w:b/>
+          <w:bCs/>
+          <w:color w:val="D86DCB" w:themeColor="accent5" w:themeTint="99"/>
+          <w:sz w:val="36"/>
+          <w:szCs w:val="36"/>
+        </w:rPr>
+        <w:t>errorMessage</w:t>
+      </w:r>
+      <w:proofErr w:type="spellEnd"/>
+      <w:r>
+        <w:rPr>
+          <w:b/>
+          <w:bCs/>
+          <w:color w:val="D86DCB" w:themeColor="accent5" w:themeTint="99"/>
+          <w:sz w:val="36"/>
+          <w:szCs w:val="36"/>
+        </w:rPr>
+        <w:t xml:space="preserve"> = </w:t>
+      </w:r>
+      <w:proofErr w:type="spellStart"/>
+      <w:proofErr w:type="gramStart"/>
+      <w:r>
+        <w:rPr>
+          <w:b/>
+          <w:bCs/>
+          <w:color w:val="D86DCB" w:themeColor="accent5" w:themeTint="99"/>
+          <w:sz w:val="36"/>
+          <w:szCs w:val="36"/>
+        </w:rPr>
+        <w:t>result.errorMessage</w:t>
+      </w:r>
+      <w:proofErr w:type="spellEnd"/>
+      <w:proofErr w:type="gramEnd"/>
+      <w:r>
+        <w:rPr>
+          <w:b/>
+          <w:bCs/>
+          <w:color w:val="D86DCB" w:themeColor="accent5" w:themeTint="99"/>
+          <w:sz w:val="36"/>
+          <w:szCs w:val="36"/>
+        </w:rPr>
+        <w:t xml:space="preserve"> ?? 'Showing from controller';</w:t>
+      </w:r>
+    </w:p>
+    <w:p>
+      <w:pPr>
+        <w:jc w:val="both"/>
+        <w:rPr>
+          <w:b/>
+          <w:bCs/>
+          <w:color w:val="D86DCB" w:themeColor="accent5" w:themeTint="99"/>
+          <w:sz w:val="36"/>
+          <w:szCs w:val="36"/>
+        </w:rPr>
+      </w:pPr>
+      <w:r>
+        <w:rPr>
+          <w:b/>
+          <w:bCs/>
+          <w:color w:val="D86DCB" w:themeColor="accent5" w:themeTint="99"/>
+          <w:sz w:val="36"/>
+          <w:szCs w:val="36"/>
+        </w:rPr>
+        <w:t xml:space="preserve">    }</w:t>
+      </w:r>
+    </w:p>
+    <w:p>
+      <w:pPr>
+        <w:jc w:val="both"/>
+        <w:rPr>
+          <w:b/>
+          <w:bCs/>
+          <w:color w:val="D86DCB" w:themeColor="accent5" w:themeTint="99"/>
+          <w:sz w:val="36"/>
+          <w:szCs w:val="36"/>
+        </w:rPr>
+      </w:pPr>
+      <w:r>
+        <w:rPr>
+          <w:b/>
+          <w:bCs/>
+          <w:color w:val="D86DCB" w:themeColor="accent5" w:themeTint="99"/>
+          <w:sz w:val="36"/>
+          <w:szCs w:val="36"/>
+        </w:rPr>
+        <w:t xml:space="preserve">    _</w:t>
+      </w:r>
+      <w:proofErr w:type="spellStart"/>
+      <w:r>
+        <w:rPr>
+          <w:b/>
+          <w:bCs/>
+          <w:color w:val="D86DCB" w:themeColor="accent5" w:themeTint="99"/>
+          <w:sz w:val="36"/>
+          <w:szCs w:val="36"/>
+        </w:rPr>
+        <w:t>isLoading</w:t>
+      </w:r>
+      <w:proofErr w:type="spellEnd"/>
+      <w:r>
+        <w:rPr>
+          <w:b/>
+          <w:bCs/>
+          <w:color w:val="D86DCB" w:themeColor="accent5" w:themeTint="99"/>
+          <w:sz w:val="36"/>
+          <w:szCs w:val="36"/>
+        </w:rPr>
+        <w:t xml:space="preserve"> = false;</w:t>
+      </w:r>
+    </w:p>
+    <w:p>
+      <w:pPr>
+        <w:jc w:val="both"/>
+        <w:rPr>
+          <w:b/>
+          <w:bCs/>
+          <w:color w:val="D86DCB" w:themeColor="accent5" w:themeTint="99"/>
+          <w:sz w:val="36"/>
+          <w:szCs w:val="36"/>
+        </w:rPr>
+      </w:pPr>
+      <w:r>
+        <w:rPr>
+          <w:b/>
+          <w:bCs/>
+          <w:color w:val="D86DCB" w:themeColor="accent5" w:themeTint="99"/>
+          <w:sz w:val="36"/>
+          <w:szCs w:val="36"/>
+        </w:rPr>
+        <w:t xml:space="preserve">    return </w:t>
+      </w:r>
+      <w:proofErr w:type="spellStart"/>
+      <w:r>
+        <w:rPr>
+          <w:b/>
+          <w:bCs/>
+          <w:color w:val="D86DCB" w:themeColor="accent5" w:themeTint="99"/>
+          <w:sz w:val="36"/>
+          <w:szCs w:val="36"/>
+        </w:rPr>
+        <w:t>isSuccess</w:t>
+      </w:r>
+      <w:proofErr w:type="spellEnd"/>
+      <w:r>
+        <w:rPr>
+          <w:b/>
+          <w:bCs/>
+          <w:color w:val="D86DCB" w:themeColor="accent5" w:themeTint="99"/>
+          <w:sz w:val="36"/>
+          <w:szCs w:val="36"/>
+        </w:rPr>
+        <w:t>;</w:t>
+      </w:r>
+    </w:p>
+    <w:p>
+      <w:pPr>
+        <w:jc w:val="both"/>
+        <w:rPr>
+          <w:b/>
+          <w:bCs/>
+          <w:color w:val="D86DCB" w:themeColor="accent5" w:themeTint="99"/>
+          <w:sz w:val="36"/>
+          <w:szCs w:val="36"/>
+        </w:rPr>
+      </w:pPr>
+      <w:r>
+        <w:rPr>
+          <w:b/>
+          <w:bCs/>
+          <w:color w:val="D86DCB" w:themeColor="accent5" w:themeTint="99"/>
+          <w:sz w:val="36"/>
+          <w:szCs w:val="36"/>
+        </w:rPr>
+        <w:t xml:space="preserve">  }</w:t>
+      </w:r>
+    </w:p>
+    <w:p>
+      <w:pPr>
+        <w:jc w:val="both"/>
+        <w:rPr>
+          <w:b/>
+          <w:bCs/>
+          <w:color w:val="D86DCB" w:themeColor="accent5" w:themeTint="99"/>
+          <w:sz w:val="36"/>
+          <w:szCs w:val="36"/>
+        </w:rPr>
+      </w:pPr>
+      <w:r>
+        <w:rPr>
+          <w:b/>
+          <w:bCs/>
+          <w:color w:val="D86DCB" w:themeColor="accent5" w:themeTint="99"/>
+          <w:sz w:val="36"/>
+          <w:szCs w:val="36"/>
+        </w:rPr>
+        <w:t>}</w:t>
+      </w:r>
+    </w:p>
+    <w:p>
+      <w:pPr>
+        <w:jc w:val="both"/>
+        <w:rPr>
+          <w:sz w:val="36"/>
+          <w:szCs w:val="36"/>
+        </w:rPr>
+      </w:pPr>
+      <w:r>
+        <w:rPr>
+          <w:sz w:val="36"/>
+          <w:szCs w:val="36"/>
+        </w:rPr>
+        <w:t xml:space="preserve"># Then in the </w:t>
+      </w:r>
+      <w:proofErr w:type="spellStart"/>
+      <w:proofErr w:type="gramStart"/>
+      <w:r>
+        <w:rPr>
+          <w:b/>
+          <w:bCs/>
+          <w:sz w:val="36"/>
+          <w:szCs w:val="36"/>
+        </w:rPr>
+        <w:t>ChangeNotifierProvider</w:t>
+      </w:r>
+      <w:proofErr w:type="spellEnd"/>
+      <w:r>
+        <w:rPr>
+          <w:b/>
+          <w:bCs/>
+          <w:sz w:val="36"/>
+          <w:szCs w:val="36"/>
+        </w:rPr>
+        <w:t>(</w:t>
+      </w:r>
+      <w:proofErr w:type="gramEnd"/>
+      <w:r>
+        <w:rPr>
+          <w:b/>
+          <w:bCs/>
+          <w:sz w:val="36"/>
+          <w:szCs w:val="36"/>
+        </w:rPr>
+        <w:t>)</w:t>
+      </w:r>
+      <w:r>
+        <w:rPr>
+          <w:sz w:val="36"/>
+          <w:szCs w:val="36"/>
+        </w:rPr>
+        <w:t xml:space="preserve"> where we inject the </w:t>
+      </w:r>
+      <w:r>
+        <w:rPr>
+          <w:b/>
+          <w:bCs/>
+          <w:sz w:val="36"/>
+          <w:szCs w:val="36"/>
+        </w:rPr>
+        <w:t>Provider</w:t>
+      </w:r>
+      <w:r>
+        <w:rPr>
+          <w:sz w:val="36"/>
+          <w:szCs w:val="36"/>
+        </w:rPr>
+        <w:t xml:space="preserve"> in the widget tree</w:t>
+      </w:r>
+      <w:r>
+        <w:rPr>
+          <w:sz w:val="36"/>
+          <w:szCs w:val="36"/>
+        </w:rPr>
+        <w:t>, create an instance of the repository and dependency inject it.</w:t>
+      </w:r>
+    </w:p>
+    <w:p>
+      <w:pPr>
+        <w:jc w:val="both"/>
+        <w:rPr>
+          <w:sz w:val="36"/>
+          <w:szCs w:val="36"/>
+        </w:rPr>
+      </w:pPr>
+      <w:r>
+        <w:rPr>
+          <w:sz w:val="36"/>
+          <w:szCs w:val="36"/>
+        </w:rPr>
+        <w:lastRenderedPageBreak/>
+        <w:t xml:space="preserve"># Make sure </w:t>
+      </w:r>
+      <w:proofErr w:type="spellStart"/>
+      <w:proofErr w:type="gramStart"/>
+      <w:r>
+        <w:rPr>
+          <w:b/>
+          <w:bCs/>
+          <w:sz w:val="36"/>
+          <w:szCs w:val="36"/>
+        </w:rPr>
+        <w:t>ChangeNotifierProvider</w:t>
+      </w:r>
+      <w:proofErr w:type="spellEnd"/>
+      <w:r>
+        <w:rPr>
+          <w:b/>
+          <w:bCs/>
+          <w:sz w:val="36"/>
+          <w:szCs w:val="36"/>
+        </w:rPr>
+        <w:t>(</w:t>
+      </w:r>
+      <w:proofErr w:type="gramEnd"/>
+      <w:r>
+        <w:rPr>
+          <w:b/>
+          <w:bCs/>
+          <w:sz w:val="36"/>
+          <w:szCs w:val="36"/>
+        </w:rPr>
+        <w:t>)</w:t>
+      </w:r>
+      <w:r>
+        <w:rPr>
+          <w:sz w:val="36"/>
+          <w:szCs w:val="36"/>
+        </w:rPr>
+        <w:t xml:space="preserve"> is wrapping the screen where we only need that </w:t>
+      </w:r>
+      <w:r>
+        <w:rPr>
+          <w:b/>
+          <w:bCs/>
+          <w:sz w:val="36"/>
+          <w:szCs w:val="36"/>
+        </w:rPr>
+        <w:t>Provider</w:t>
+      </w:r>
+      <w:r>
+        <w:rPr>
+          <w:sz w:val="36"/>
+          <w:szCs w:val="36"/>
+        </w:rPr>
+        <w:t xml:space="preserve"> not the whole app or root of app. So,</w:t>
+      </w:r>
+      <w:r>
+        <w:rPr>
+          <w:b/>
+          <w:bCs/>
+          <w:sz w:val="36"/>
+          <w:szCs w:val="36"/>
+        </w:rPr>
+        <w:t xml:space="preserve"> Provider</w:t>
+      </w:r>
+      <w:r>
+        <w:rPr>
+          <w:sz w:val="36"/>
+          <w:szCs w:val="36"/>
+        </w:rPr>
+        <w:t xml:space="preserve"> is automatically disposed and data is persisted in repository</w:t>
+      </w:r>
+    </w:p>
+    <w:p>
+      <w:pPr>
+        <w:jc w:val="both"/>
+        <w:rPr>
+          <w:b/>
+          <w:bCs/>
+          <w:color w:val="D86DCB" w:themeColor="accent5" w:themeTint="99"/>
+          <w:sz w:val="36"/>
+          <w:szCs w:val="36"/>
+        </w:rPr>
+      </w:pPr>
+      <w:r>
+        <w:rPr>
+          <w:b/>
+          <w:bCs/>
+          <w:color w:val="D86DCB" w:themeColor="accent5" w:themeTint="99"/>
+          <w:sz w:val="36"/>
+          <w:szCs w:val="36"/>
+        </w:rPr>
+        <w:t>…</w:t>
+      </w:r>
+    </w:p>
+    <w:p>
+      <w:pPr>
+        <w:jc w:val="both"/>
+        <w:rPr>
+          <w:b/>
+          <w:bCs/>
+          <w:color w:val="D86DCB" w:themeColor="accent5" w:themeTint="99"/>
+          <w:sz w:val="36"/>
+          <w:szCs w:val="36"/>
+        </w:rPr>
+      </w:pPr>
+      <w:r>
+        <w:rPr>
+          <w:b/>
+          <w:bCs/>
+          <w:color w:val="D86DCB" w:themeColor="accent5" w:themeTint="99"/>
+          <w:sz w:val="36"/>
+          <w:szCs w:val="36"/>
+        </w:rPr>
+        <w:t xml:space="preserve">final </w:t>
+      </w:r>
+      <w:proofErr w:type="spellStart"/>
+      <w:r>
+        <w:rPr>
+          <w:b/>
+          <w:bCs/>
+          <w:color w:val="D86DCB" w:themeColor="accent5" w:themeTint="99"/>
+          <w:sz w:val="36"/>
+          <w:szCs w:val="36"/>
+        </w:rPr>
+        <w:t>MovieRepository</w:t>
+      </w:r>
+      <w:proofErr w:type="spellEnd"/>
+      <w:r>
+        <w:rPr>
+          <w:b/>
+          <w:bCs/>
+          <w:color w:val="D86DCB" w:themeColor="accent5" w:themeTint="99"/>
+          <w:sz w:val="36"/>
+          <w:szCs w:val="36"/>
+        </w:rPr>
+        <w:t xml:space="preserve"> </w:t>
+      </w:r>
+      <w:proofErr w:type="spellStart"/>
+      <w:r>
+        <w:rPr>
+          <w:b/>
+          <w:bCs/>
+          <w:color w:val="D86DCB" w:themeColor="accent5" w:themeTint="99"/>
+          <w:sz w:val="36"/>
+          <w:szCs w:val="36"/>
+        </w:rPr>
+        <w:t>movieRepository</w:t>
+      </w:r>
+      <w:proofErr w:type="spellEnd"/>
+      <w:r>
+        <w:rPr>
+          <w:b/>
+          <w:bCs/>
+          <w:color w:val="D86DCB" w:themeColor="accent5" w:themeTint="99"/>
+          <w:sz w:val="36"/>
+          <w:szCs w:val="36"/>
+        </w:rPr>
+        <w:t xml:space="preserve"> = </w:t>
+      </w:r>
+      <w:proofErr w:type="spellStart"/>
+      <w:proofErr w:type="gramStart"/>
+      <w:r>
+        <w:rPr>
+          <w:b/>
+          <w:bCs/>
+          <w:color w:val="D86DCB" w:themeColor="accent5" w:themeTint="99"/>
+          <w:sz w:val="36"/>
+          <w:szCs w:val="36"/>
+        </w:rPr>
+        <w:t>MovieRepository</w:t>
+      </w:r>
+      <w:proofErr w:type="spellEnd"/>
+      <w:r>
+        <w:rPr>
+          <w:b/>
+          <w:bCs/>
+          <w:color w:val="D86DCB" w:themeColor="accent5" w:themeTint="99"/>
+          <w:sz w:val="36"/>
+          <w:szCs w:val="36"/>
+        </w:rPr>
+        <w:t>(</w:t>
+      </w:r>
+      <w:proofErr w:type="gramEnd"/>
+      <w:r>
+        <w:rPr>
+          <w:b/>
+          <w:bCs/>
+          <w:color w:val="D86DCB" w:themeColor="accent5" w:themeTint="99"/>
+          <w:sz w:val="36"/>
+          <w:szCs w:val="36"/>
+        </w:rPr>
+        <w:t>);</w:t>
+      </w:r>
+    </w:p>
+    <w:p>
+      <w:pPr>
+        <w:jc w:val="both"/>
+        <w:rPr>
+          <w:b/>
+          <w:bCs/>
+          <w:color w:val="D86DCB" w:themeColor="accent5" w:themeTint="99"/>
+          <w:sz w:val="36"/>
+          <w:szCs w:val="36"/>
+        </w:rPr>
+      </w:pPr>
+      <w:r>
+        <w:rPr>
+          <w:b/>
+          <w:bCs/>
+          <w:color w:val="D86DCB" w:themeColor="accent5" w:themeTint="99"/>
+          <w:sz w:val="36"/>
+          <w:szCs w:val="36"/>
+        </w:rPr>
+        <w:t>@override</w:t>
+      </w:r>
+    </w:p>
+    <w:p>
+      <w:pPr>
+        <w:jc w:val="both"/>
+        <w:rPr>
+          <w:b/>
+          <w:bCs/>
+          <w:color w:val="D86DCB" w:themeColor="accent5" w:themeTint="99"/>
+          <w:sz w:val="36"/>
+          <w:szCs w:val="36"/>
+        </w:rPr>
+      </w:pPr>
+      <w:r>
+        <w:rPr>
+          <w:b/>
+          <w:bCs/>
+          <w:color w:val="D86DCB" w:themeColor="accent5" w:themeTint="99"/>
+          <w:sz w:val="36"/>
+          <w:szCs w:val="36"/>
+        </w:rPr>
+        <w:t xml:space="preserve">  </w:t>
+      </w:r>
+      <w:r>
+        <w:rPr>
+          <w:b/>
+          <w:bCs/>
+          <w:color w:val="D86DCB" w:themeColor="accent5" w:themeTint="99"/>
+          <w:sz w:val="36"/>
+          <w:szCs w:val="36"/>
+        </w:rPr>
+        <w:t xml:space="preserve">Widget </w:t>
+      </w:r>
+      <w:proofErr w:type="gramStart"/>
+      <w:r>
+        <w:rPr>
+          <w:b/>
+          <w:bCs/>
+          <w:color w:val="D86DCB" w:themeColor="accent5" w:themeTint="99"/>
+          <w:sz w:val="36"/>
+          <w:szCs w:val="36"/>
+        </w:rPr>
+        <w:t>build</w:t>
+      </w:r>
+      <w:r>
+        <w:rPr>
+          <w:b/>
+          <w:bCs/>
+          <w:color w:val="D86DCB" w:themeColor="accent5" w:themeTint="99"/>
+          <w:sz w:val="36"/>
+          <w:szCs w:val="36"/>
+        </w:rPr>
+        <w:t>(</w:t>
+      </w:r>
+      <w:proofErr w:type="spellStart"/>
+      <w:proofErr w:type="gramEnd"/>
+      <w:r>
+        <w:rPr>
+          <w:b/>
+          <w:bCs/>
+          <w:color w:val="D86DCB" w:themeColor="accent5" w:themeTint="99"/>
+          <w:sz w:val="36"/>
+          <w:szCs w:val="36"/>
+        </w:rPr>
+        <w:t>BuildContext</w:t>
+      </w:r>
+      <w:proofErr w:type="spellEnd"/>
+      <w:r>
+        <w:rPr>
+          <w:b/>
+          <w:bCs/>
+          <w:color w:val="D86DCB" w:themeColor="accent5" w:themeTint="99"/>
+          <w:sz w:val="36"/>
+          <w:szCs w:val="36"/>
+        </w:rPr>
+        <w:t xml:space="preserve"> context) {</w:t>
+      </w:r>
+    </w:p>
+    <w:p>
+      <w:pPr>
+        <w:jc w:val="both"/>
+        <w:rPr>
+          <w:b/>
+          <w:bCs/>
+          <w:color w:val="D86DCB" w:themeColor="accent5" w:themeTint="99"/>
+          <w:sz w:val="36"/>
+          <w:szCs w:val="36"/>
+        </w:rPr>
+      </w:pPr>
+      <w:r>
+        <w:rPr>
+          <w:b/>
+          <w:bCs/>
+          <w:color w:val="D86DCB" w:themeColor="accent5" w:themeTint="99"/>
+          <w:sz w:val="36"/>
+          <w:szCs w:val="36"/>
+        </w:rPr>
+        <w:t xml:space="preserve">      </w:t>
+      </w:r>
+      <w:r>
+        <w:rPr>
+          <w:b/>
+          <w:bCs/>
+          <w:color w:val="D86DCB" w:themeColor="accent5" w:themeTint="99"/>
+          <w:sz w:val="36"/>
+          <w:szCs w:val="36"/>
+        </w:rPr>
+        <w:t xml:space="preserve">return </w:t>
+      </w:r>
+      <w:proofErr w:type="spellStart"/>
+      <w:proofErr w:type="gramStart"/>
+      <w:r>
+        <w:rPr>
+          <w:b/>
+          <w:bCs/>
+          <w:color w:val="D86DCB" w:themeColor="accent5" w:themeTint="99"/>
+          <w:sz w:val="36"/>
+          <w:szCs w:val="36"/>
+        </w:rPr>
+        <w:t>ChangeNotifierProvider</w:t>
+      </w:r>
+      <w:proofErr w:type="spellEnd"/>
+      <w:r>
+        <w:rPr>
+          <w:b/>
+          <w:bCs/>
+          <w:color w:val="D86DCB" w:themeColor="accent5" w:themeTint="99"/>
+          <w:sz w:val="36"/>
+          <w:szCs w:val="36"/>
+        </w:rPr>
+        <w:t>(</w:t>
+      </w:r>
+      <w:r>
+        <w:rPr>
+          <w:b/>
+          <w:bCs/>
+          <w:color w:val="D86DCB" w:themeColor="accent5" w:themeTint="99"/>
+          <w:sz w:val="36"/>
+          <w:szCs w:val="36"/>
+        </w:rPr>
+        <w:t xml:space="preserve">  </w:t>
+      </w:r>
+      <w:proofErr w:type="gramEnd"/>
+      <w:r>
+        <w:rPr>
+          <w:b/>
+          <w:bCs/>
+          <w:color w:val="D86DCB" w:themeColor="accent5" w:themeTint="99"/>
+          <w:sz w:val="36"/>
+          <w:szCs w:val="36"/>
+        </w:rPr>
+        <w:t xml:space="preserve">      // or .value</w:t>
+      </w:r>
+    </w:p>
+    <w:p>
+      <w:pPr>
+        <w:jc w:val="both"/>
+        <w:rPr>
+          <w:b/>
+          <w:bCs/>
+          <w:color w:val="D86DCB" w:themeColor="accent5" w:themeTint="99"/>
+          <w:sz w:val="36"/>
+          <w:szCs w:val="36"/>
+        </w:rPr>
+      </w:pPr>
+      <w:r>
+        <w:rPr>
+          <w:b/>
+          <w:bCs/>
+          <w:color w:val="D86DCB" w:themeColor="accent5" w:themeTint="99"/>
+          <w:sz w:val="36"/>
+          <w:szCs w:val="36"/>
+        </w:rPr>
+        <w:t xml:space="preserve">        create: (context) =&gt; </w:t>
+      </w:r>
+      <w:proofErr w:type="spellStart"/>
+      <w:proofErr w:type="gramStart"/>
+      <w:r>
+        <w:rPr>
+          <w:b/>
+          <w:bCs/>
+          <w:color w:val="D86DCB" w:themeColor="accent5" w:themeTint="99"/>
+          <w:sz w:val="36"/>
+          <w:szCs w:val="36"/>
+        </w:rPr>
+        <w:t>MovieProvider</w:t>
+      </w:r>
+      <w:proofErr w:type="spellEnd"/>
+      <w:r>
+        <w:rPr>
+          <w:b/>
+          <w:bCs/>
+          <w:color w:val="D86DCB" w:themeColor="accent5" w:themeTint="99"/>
+          <w:sz w:val="36"/>
+          <w:szCs w:val="36"/>
+        </w:rPr>
+        <w:t>(</w:t>
+      </w:r>
+      <w:proofErr w:type="spellStart"/>
+      <w:proofErr w:type="gramEnd"/>
+      <w:r>
+        <w:rPr>
+          <w:b/>
+          <w:bCs/>
+          <w:color w:val="D86DCB" w:themeColor="accent5" w:themeTint="99"/>
+          <w:sz w:val="36"/>
+          <w:szCs w:val="36"/>
+        </w:rPr>
+        <w:t>movieRepository</w:t>
+      </w:r>
+      <w:proofErr w:type="spellEnd"/>
+      <w:r>
+        <w:rPr>
+          <w:b/>
+          <w:bCs/>
+          <w:color w:val="D86DCB" w:themeColor="accent5" w:themeTint="99"/>
+          <w:sz w:val="36"/>
+          <w:szCs w:val="36"/>
+        </w:rPr>
+        <w:t xml:space="preserve">:  </w:t>
+      </w:r>
+      <w:proofErr w:type="spellStart"/>
+      <w:r>
+        <w:rPr>
+          <w:b/>
+          <w:bCs/>
+          <w:color w:val="D86DCB" w:themeColor="accent5" w:themeTint="99"/>
+          <w:sz w:val="36"/>
+          <w:szCs w:val="36"/>
+        </w:rPr>
+        <w:t>movieRepository</w:t>
+      </w:r>
+      <w:proofErr w:type="spellEnd"/>
+      <w:r>
+        <w:rPr>
+          <w:b/>
+          <w:bCs/>
+          <w:color w:val="D86DCB" w:themeColor="accent5" w:themeTint="99"/>
+          <w:sz w:val="36"/>
+          <w:szCs w:val="36"/>
+        </w:rPr>
+        <w:t>),</w:t>
+      </w:r>
+    </w:p>
+    <w:p>
+      <w:pPr>
+        <w:jc w:val="both"/>
+        <w:rPr>
+          <w:b/>
+          <w:bCs/>
+          <w:color w:val="D86DCB" w:themeColor="accent5" w:themeTint="99"/>
+          <w:sz w:val="36"/>
+          <w:szCs w:val="36"/>
+        </w:rPr>
+      </w:pPr>
+      <w:r>
+        <w:rPr>
+          <w:b/>
+          <w:bCs/>
+          <w:color w:val="D86DCB" w:themeColor="accent5" w:themeTint="99"/>
+          <w:sz w:val="36"/>
+          <w:szCs w:val="36"/>
+        </w:rPr>
+        <w:t xml:space="preserve">        child: </w:t>
+      </w:r>
+      <w:proofErr w:type="gramStart"/>
+      <w:r>
+        <w:rPr>
+          <w:b/>
+          <w:bCs/>
+          <w:color w:val="D86DCB" w:themeColor="accent5" w:themeTint="99"/>
+          <w:sz w:val="36"/>
+          <w:szCs w:val="36"/>
+        </w:rPr>
+        <w:t>Scaffold(</w:t>
+      </w:r>
+      <w:proofErr w:type="gramEnd"/>
+      <w:r>
+        <w:rPr>
+          <w:b/>
+          <w:bCs/>
+          <w:color w:val="D86DCB" w:themeColor="accent5" w:themeTint="99"/>
+          <w:sz w:val="36"/>
+          <w:szCs w:val="36"/>
+        </w:rPr>
+        <w:t>…)</w:t>
+      </w:r>
+    </w:p>
+    <w:p>
+      <w:pPr>
+        <w:jc w:val="both"/>
+        <w:rPr>
+          <w:b/>
+          <w:bCs/>
+          <w:color w:val="D86DCB" w:themeColor="accent5" w:themeTint="99"/>
+          <w:sz w:val="36"/>
+          <w:szCs w:val="36"/>
+        </w:rPr>
+      </w:pPr>
+      <w:r>
+        <w:rPr>
+          <w:b/>
+          <w:bCs/>
+          <w:color w:val="D86DCB" w:themeColor="accent5" w:themeTint="99"/>
+          <w:sz w:val="36"/>
+          <w:szCs w:val="36"/>
+        </w:rPr>
+        <w:t>…</w:t>
+      </w:r>
     </w:p>
     <w:bookmarkEnd w:id="0"/>
     <w:p>
@@ -17720,14 +22150,3026 @@
       <w:pPr>
         <w:jc w:val="both"/>
         <w:rPr>
-          <w:sz w:val="36"/>
-          <w:szCs w:val="36"/>
-        </w:rPr>
-      </w:pPr>
-    </w:p>
-    <w:p>
-      <w:pPr>
-        <w:jc w:val="both"/>
+          <w:sz w:val="32"/>
+          <w:szCs w:val="32"/>
+        </w:rPr>
+      </w:pPr>
+      <w:r>
+        <w:rPr>
+          <w:sz w:val="32"/>
+          <w:szCs w:val="32"/>
+        </w:rPr>
+        <w:t>Control Flow:</w:t>
+      </w:r>
+    </w:p>
+    <w:p>
+      <w:pPr>
+        <w:jc w:val="both"/>
+        <w:rPr>
+          <w:sz w:val="32"/>
+          <w:szCs w:val="32"/>
+        </w:rPr>
+      </w:pPr>
+      <w:r>
+        <w:rPr>
+          <w:sz w:val="32"/>
+          <w:szCs w:val="32"/>
+        </w:rPr>
+        <w:t xml:space="preserve"># </w:t>
+      </w:r>
+      <w:r>
+        <w:rPr>
+          <w:sz w:val="32"/>
+          <w:szCs w:val="32"/>
+        </w:rPr>
+        <w:t>Now</w:t>
+      </w:r>
+      <w:r>
+        <w:rPr>
+          <w:sz w:val="32"/>
+          <w:szCs w:val="32"/>
+        </w:rPr>
+        <w:t xml:space="preserve">, </w:t>
+      </w:r>
+      <w:r>
+        <w:rPr>
+          <w:sz w:val="32"/>
+          <w:szCs w:val="32"/>
+        </w:rPr>
+        <w:t xml:space="preserve">exactly the behavior </w:t>
+      </w:r>
+      <w:r>
+        <w:rPr>
+          <w:sz w:val="32"/>
+          <w:szCs w:val="32"/>
+        </w:rPr>
+        <w:t>we</w:t>
+      </w:r>
+      <w:r>
+        <w:rPr>
+          <w:sz w:val="32"/>
+          <w:szCs w:val="32"/>
+        </w:rPr>
+        <w:t xml:space="preserve"> want</w:t>
+      </w:r>
+      <w:r>
+        <w:rPr>
+          <w:sz w:val="32"/>
+          <w:szCs w:val="32"/>
+        </w:rPr>
+        <w:t>ed:</w:t>
+      </w:r>
+    </w:p>
+    <w:p>
+      <w:pPr>
+        <w:pStyle w:val="ListParagraph"/>
+        <w:numPr>
+          <w:ilvl w:val="0"/>
+          <w:numId w:val="25"/>
+        </w:numPr>
+        <w:jc w:val="both"/>
+        <w:rPr>
+          <w:sz w:val="32"/>
+          <w:szCs w:val="32"/>
+        </w:rPr>
+      </w:pPr>
+      <w:r>
+        <w:rPr>
+          <w:sz w:val="32"/>
+          <w:szCs w:val="32"/>
+        </w:rPr>
+        <w:t xml:space="preserve">User opens Movie </w:t>
+      </w:r>
+      <w:r>
+        <w:rPr>
+          <w:b/>
+          <w:bCs/>
+          <w:sz w:val="32"/>
+          <w:szCs w:val="32"/>
+        </w:rPr>
+        <w:t>#10</w:t>
+      </w:r>
+    </w:p>
+    <w:p>
+      <w:pPr>
+        <w:pStyle w:val="ListParagraph"/>
+        <w:numPr>
+          <w:ilvl w:val="0"/>
+          <w:numId w:val="25"/>
+        </w:numPr>
+        <w:jc w:val="both"/>
+        <w:rPr>
+          <w:sz w:val="32"/>
+          <w:szCs w:val="32"/>
+        </w:rPr>
+      </w:pPr>
+      <w:r>
+        <w:rPr>
+          <w:sz w:val="32"/>
+          <w:szCs w:val="32"/>
+        </w:rPr>
+        <w:t>Repository fetches API</w:t>
+      </w:r>
+    </w:p>
+    <w:p>
+      <w:pPr>
+        <w:pStyle w:val="ListParagraph"/>
+        <w:numPr>
+          <w:ilvl w:val="0"/>
+          <w:numId w:val="25"/>
+        </w:numPr>
+        <w:jc w:val="both"/>
+        <w:rPr>
+          <w:sz w:val="32"/>
+          <w:szCs w:val="32"/>
+        </w:rPr>
+      </w:pPr>
+      <w:r>
+        <w:rPr>
+          <w:sz w:val="32"/>
+          <w:szCs w:val="32"/>
+        </w:rPr>
+        <w:t>Repository caches it</w:t>
+      </w:r>
+    </w:p>
+    <w:p>
+      <w:pPr>
+        <w:pStyle w:val="ListParagraph"/>
+        <w:numPr>
+          <w:ilvl w:val="0"/>
+          <w:numId w:val="25"/>
+        </w:numPr>
+        <w:jc w:val="both"/>
+        <w:rPr>
+          <w:sz w:val="32"/>
+          <w:szCs w:val="32"/>
+        </w:rPr>
+      </w:pPr>
+      <w:r>
+        <w:rPr>
+          <w:sz w:val="32"/>
+          <w:szCs w:val="32"/>
+        </w:rPr>
+        <w:t>User goes back</w:t>
+      </w:r>
+    </w:p>
+    <w:p>
+      <w:pPr>
+        <w:pStyle w:val="ListParagraph"/>
+        <w:numPr>
+          <w:ilvl w:val="0"/>
+          <w:numId w:val="25"/>
+        </w:numPr>
+        <w:jc w:val="both"/>
+        <w:rPr>
+          <w:sz w:val="32"/>
+          <w:szCs w:val="32"/>
+        </w:rPr>
+      </w:pPr>
+      <w:r>
+        <w:rPr>
+          <w:sz w:val="32"/>
+          <w:szCs w:val="32"/>
+        </w:rPr>
+        <w:t>Provider notifier</w:t>
+      </w:r>
+      <w:r>
+        <w:rPr>
+          <w:sz w:val="32"/>
+          <w:szCs w:val="32"/>
+        </w:rPr>
+        <w:t xml:space="preserve"> destroyed</w:t>
+      </w:r>
+    </w:p>
+    <w:p>
+      <w:pPr>
+        <w:pStyle w:val="ListParagraph"/>
+        <w:numPr>
+          <w:ilvl w:val="0"/>
+          <w:numId w:val="25"/>
+        </w:numPr>
+        <w:jc w:val="both"/>
+        <w:rPr>
+          <w:sz w:val="32"/>
+          <w:szCs w:val="32"/>
+        </w:rPr>
+      </w:pPr>
+      <w:r>
+        <w:rPr>
+          <w:sz w:val="32"/>
+          <w:szCs w:val="32"/>
+        </w:rPr>
+        <w:t>User opens Movie #10 again</w:t>
+      </w:r>
+    </w:p>
+    <w:p>
+      <w:pPr>
+        <w:pStyle w:val="ListParagraph"/>
+        <w:numPr>
+          <w:ilvl w:val="0"/>
+          <w:numId w:val="25"/>
+        </w:numPr>
+        <w:jc w:val="both"/>
+        <w:rPr>
+          <w:sz w:val="32"/>
+          <w:szCs w:val="32"/>
+        </w:rPr>
+      </w:pPr>
+      <w:r>
+        <w:rPr>
+          <w:sz w:val="32"/>
+          <w:szCs w:val="32"/>
+        </w:rPr>
+        <w:t xml:space="preserve">New </w:t>
+      </w:r>
+      <w:r>
+        <w:rPr>
+          <w:sz w:val="32"/>
+          <w:szCs w:val="32"/>
+        </w:rPr>
+        <w:t>Provider</w:t>
+      </w:r>
+      <w:r>
+        <w:rPr>
+          <w:sz w:val="32"/>
+          <w:szCs w:val="32"/>
+        </w:rPr>
+        <w:t xml:space="preserve"> created</w:t>
+      </w:r>
+    </w:p>
+    <w:p>
+      <w:pPr>
+        <w:pStyle w:val="ListParagraph"/>
+        <w:numPr>
+          <w:ilvl w:val="0"/>
+          <w:numId w:val="25"/>
+        </w:numPr>
+        <w:jc w:val="both"/>
+        <w:rPr>
+          <w:sz w:val="32"/>
+          <w:szCs w:val="32"/>
+        </w:rPr>
+      </w:pPr>
+      <w:r>
+        <w:rPr>
+          <w:sz w:val="32"/>
+          <w:szCs w:val="32"/>
+        </w:rPr>
+        <w:lastRenderedPageBreak/>
+        <w:t>Repository instantly returns cached movie</w:t>
+      </w:r>
+    </w:p>
+    <w:p>
+      <w:pPr>
+        <w:pStyle w:val="ListParagraph"/>
+        <w:numPr>
+          <w:ilvl w:val="0"/>
+          <w:numId w:val="25"/>
+        </w:numPr>
+        <w:jc w:val="both"/>
+        <w:rPr>
+          <w:sz w:val="32"/>
+          <w:szCs w:val="32"/>
+        </w:rPr>
+      </w:pPr>
+      <w:r>
+        <w:rPr>
+          <w:sz w:val="32"/>
+          <w:szCs w:val="32"/>
+        </w:rPr>
+        <w:t>No API call</w:t>
+      </w:r>
+      <w:r>
+        <w:rPr>
+          <w:sz w:val="32"/>
+          <w:szCs w:val="32"/>
+        </w:rPr>
+        <w:t xml:space="preserve"> and no Loading</w:t>
+      </w:r>
+    </w:p>
+    <w:p>
+      <w:pPr>
+        <w:jc w:val="both"/>
+        <w:rPr>
+          <w:sz w:val="32"/>
+          <w:szCs w:val="32"/>
+        </w:rPr>
+      </w:pPr>
+    </w:p>
+    <w:p>
+      <w:pPr>
+        <w:jc w:val="both"/>
+        <w:rPr>
+          <w:sz w:val="32"/>
+          <w:szCs w:val="32"/>
+        </w:rPr>
+      </w:pPr>
+      <w:r>
+        <w:rPr>
+          <w:sz w:val="32"/>
+          <w:szCs w:val="32"/>
+        </w:rPr>
+        <w:t>Industry Pattern</w:t>
+      </w:r>
+    </w:p>
+    <w:p>
+      <w:pPr>
+        <w:jc w:val="both"/>
+        <w:rPr>
+          <w:sz w:val="32"/>
+          <w:szCs w:val="32"/>
+        </w:rPr>
+      </w:pPr>
+      <w:r>
+        <w:rPr>
+          <w:sz w:val="32"/>
+          <w:szCs w:val="32"/>
+        </w:rPr>
+        <w:t xml:space="preserve"># </w:t>
+      </w:r>
+      <w:r>
+        <w:rPr>
+          <w:sz w:val="32"/>
+          <w:szCs w:val="32"/>
+        </w:rPr>
+        <w:t>Most production apps follow</w:t>
+      </w:r>
+      <w:r>
+        <w:rPr>
+          <w:sz w:val="32"/>
+          <w:szCs w:val="32"/>
+        </w:rPr>
+        <w:t xml:space="preserve"> this pattern</w:t>
+      </w:r>
+      <w:r>
+        <w:rPr>
+          <w:sz w:val="32"/>
+          <w:szCs w:val="32"/>
+        </w:rPr>
+        <w:t>:</w:t>
+      </w:r>
+    </w:p>
+    <w:p>
+      <w:pPr>
+        <w:jc w:val="both"/>
+        <w:rPr>
+          <w:b/>
+          <w:bCs/>
+          <w:sz w:val="32"/>
+          <w:szCs w:val="32"/>
+        </w:rPr>
+      </w:pPr>
+      <w:r>
+        <w:rPr>
+          <w:b/>
+          <w:bCs/>
+          <w:sz w:val="32"/>
+          <w:szCs w:val="32"/>
+        </w:rPr>
+        <w:t>UI</w:t>
+      </w:r>
+    </w:p>
+    <w:p>
+      <w:pPr>
+        <w:jc w:val="both"/>
+        <w:rPr>
+          <w:b/>
+          <w:bCs/>
+          <w:sz w:val="32"/>
+          <w:szCs w:val="32"/>
+        </w:rPr>
+      </w:pPr>
+      <w:r>
+        <w:rPr>
+          <w:b/>
+          <w:bCs/>
+          <w:sz w:val="32"/>
+          <w:szCs w:val="32"/>
+        </w:rPr>
+        <w:t xml:space="preserve"> ↓</w:t>
+      </w:r>
+    </w:p>
+    <w:p>
+      <w:pPr>
+        <w:jc w:val="both"/>
+        <w:rPr>
+          <w:b/>
+          <w:bCs/>
+          <w:sz w:val="32"/>
+          <w:szCs w:val="32"/>
+        </w:rPr>
+      </w:pPr>
+      <w:proofErr w:type="spellStart"/>
+      <w:r>
+        <w:rPr>
+          <w:b/>
+          <w:bCs/>
+          <w:sz w:val="32"/>
+          <w:szCs w:val="32"/>
+        </w:rPr>
+        <w:t>ChangeNotifier</w:t>
+      </w:r>
+      <w:proofErr w:type="spellEnd"/>
+      <w:r>
+        <w:rPr>
+          <w:b/>
+          <w:bCs/>
+          <w:sz w:val="32"/>
+          <w:szCs w:val="32"/>
+        </w:rPr>
+        <w:t>/</w:t>
+      </w:r>
+      <w:r>
+        <w:rPr>
+          <w:b/>
+          <w:bCs/>
+          <w:sz w:val="32"/>
+          <w:szCs w:val="32"/>
+        </w:rPr>
+        <w:t xml:space="preserve"> Provider</w:t>
+      </w:r>
+    </w:p>
+    <w:p>
+      <w:pPr>
+        <w:jc w:val="both"/>
+        <w:rPr>
+          <w:b/>
+          <w:bCs/>
+          <w:sz w:val="32"/>
+          <w:szCs w:val="32"/>
+        </w:rPr>
+      </w:pPr>
+      <w:r>
+        <w:rPr>
+          <w:b/>
+          <w:bCs/>
+          <w:sz w:val="32"/>
+          <w:szCs w:val="32"/>
+        </w:rPr>
+        <w:t xml:space="preserve"> ↓</w:t>
+      </w:r>
+    </w:p>
+    <w:p>
+      <w:pPr>
+        <w:jc w:val="both"/>
+        <w:rPr>
+          <w:b/>
+          <w:bCs/>
+          <w:sz w:val="32"/>
+          <w:szCs w:val="32"/>
+        </w:rPr>
+      </w:pPr>
+      <w:r>
+        <w:rPr>
+          <w:b/>
+          <w:bCs/>
+          <w:sz w:val="32"/>
+          <w:szCs w:val="32"/>
+        </w:rPr>
+        <w:t>Repository</w:t>
+      </w:r>
+    </w:p>
+    <w:p>
+      <w:pPr>
+        <w:jc w:val="both"/>
+        <w:rPr>
+          <w:b/>
+          <w:bCs/>
+          <w:sz w:val="32"/>
+          <w:szCs w:val="32"/>
+        </w:rPr>
+      </w:pPr>
+      <w:r>
+        <w:rPr>
+          <w:b/>
+          <w:bCs/>
+          <w:sz w:val="32"/>
+          <w:szCs w:val="32"/>
+        </w:rPr>
+        <w:t xml:space="preserve"> ↓</w:t>
+      </w:r>
+    </w:p>
+    <w:p>
+      <w:pPr>
+        <w:jc w:val="both"/>
+        <w:rPr>
+          <w:b/>
+          <w:bCs/>
+          <w:sz w:val="32"/>
+          <w:szCs w:val="32"/>
+        </w:rPr>
+      </w:pPr>
+      <w:r>
+        <w:rPr>
+          <w:b/>
+          <w:bCs/>
+          <w:sz w:val="32"/>
+          <w:szCs w:val="32"/>
+        </w:rPr>
+        <w:t>Remote API</w:t>
+      </w:r>
+    </w:p>
+    <w:p>
+      <w:pPr>
+        <w:jc w:val="both"/>
+        <w:rPr>
+          <w:sz w:val="32"/>
+          <w:szCs w:val="32"/>
+        </w:rPr>
+      </w:pPr>
+      <w:r>
+        <w:rPr>
+          <w:sz w:val="32"/>
+          <w:szCs w:val="32"/>
+        </w:rPr>
+        <w:t># W</w:t>
+      </w:r>
+      <w:r>
+        <w:rPr>
+          <w:sz w:val="32"/>
+          <w:szCs w:val="32"/>
+        </w:rPr>
+        <w:t>ith caching inside the repository:</w:t>
+      </w:r>
+    </w:p>
+    <w:p>
+      <w:pPr>
+        <w:jc w:val="both"/>
+        <w:rPr>
+          <w:b/>
+          <w:bCs/>
+          <w:sz w:val="32"/>
+          <w:szCs w:val="32"/>
+        </w:rPr>
+      </w:pPr>
+      <w:r>
+        <w:rPr>
+          <w:b/>
+          <w:bCs/>
+          <w:sz w:val="32"/>
+          <w:szCs w:val="32"/>
+        </w:rPr>
+        <w:t>Repository</w:t>
+      </w:r>
+    </w:p>
+    <w:p>
+      <w:pPr>
+        <w:jc w:val="both"/>
+        <w:rPr>
+          <w:b/>
+          <w:bCs/>
+          <w:sz w:val="32"/>
+          <w:szCs w:val="32"/>
+        </w:rPr>
+      </w:pPr>
+      <w:r>
+        <w:rPr>
+          <w:b/>
+          <w:bCs/>
+          <w:sz w:val="32"/>
+          <w:szCs w:val="32"/>
+        </w:rPr>
+        <w:t xml:space="preserve"> </w:t>
+      </w:r>
+      <w:r>
+        <w:rPr>
+          <w:rFonts w:ascii="Arial" w:hAnsi="Arial" w:cs="Arial"/>
+          <w:b/>
+          <w:bCs/>
+          <w:sz w:val="32"/>
+          <w:szCs w:val="32"/>
+        </w:rPr>
+        <w:t>├</w:t>
+      </w:r>
+      <w:r>
+        <w:rPr>
+          <w:rFonts w:ascii="Aptos" w:hAnsi="Aptos" w:cs="Aptos"/>
+          <w:b/>
+          <w:bCs/>
+          <w:sz w:val="32"/>
+          <w:szCs w:val="32"/>
+        </w:rPr>
+        <w:t>─</w:t>
+      </w:r>
+      <w:r>
+        <w:rPr>
+          <w:b/>
+          <w:bCs/>
+          <w:sz w:val="32"/>
+          <w:szCs w:val="32"/>
+        </w:rPr>
+        <w:t xml:space="preserve"> Memory Cache</w:t>
+      </w:r>
+    </w:p>
+    <w:p>
+      <w:pPr>
+        <w:jc w:val="both"/>
+        <w:rPr>
+          <w:b/>
+          <w:bCs/>
+          <w:sz w:val="32"/>
+          <w:szCs w:val="32"/>
+        </w:rPr>
+      </w:pPr>
+      <w:r>
+        <w:rPr>
+          <w:b/>
+          <w:bCs/>
+          <w:sz w:val="32"/>
+          <w:szCs w:val="32"/>
+        </w:rPr>
+        <w:t xml:space="preserve"> </w:t>
+      </w:r>
+      <w:r>
+        <w:rPr>
+          <w:rFonts w:ascii="Arial" w:hAnsi="Arial" w:cs="Arial"/>
+          <w:b/>
+          <w:bCs/>
+          <w:sz w:val="32"/>
+          <w:szCs w:val="32"/>
+        </w:rPr>
+        <w:t>├</w:t>
+      </w:r>
+      <w:r>
+        <w:rPr>
+          <w:rFonts w:ascii="Aptos" w:hAnsi="Aptos" w:cs="Aptos"/>
+          <w:b/>
+          <w:bCs/>
+          <w:sz w:val="32"/>
+          <w:szCs w:val="32"/>
+        </w:rPr>
+        <w:t>─</w:t>
+      </w:r>
+      <w:r>
+        <w:rPr>
+          <w:b/>
+          <w:bCs/>
+          <w:sz w:val="32"/>
+          <w:szCs w:val="32"/>
+        </w:rPr>
+        <w:t xml:space="preserve"> Local Database (optional)</w:t>
+      </w:r>
+    </w:p>
+    <w:p>
+      <w:pPr>
+        <w:jc w:val="both"/>
+        <w:rPr>
+          <w:b/>
+          <w:bCs/>
+          <w:sz w:val="32"/>
+          <w:szCs w:val="32"/>
+        </w:rPr>
+      </w:pPr>
+      <w:r>
+        <w:rPr>
+          <w:b/>
+          <w:bCs/>
+          <w:sz w:val="32"/>
+          <w:szCs w:val="32"/>
+        </w:rPr>
+        <w:t xml:space="preserve"> └─ Remote API</w:t>
+      </w:r>
+    </w:p>
+    <w:p>
+      <w:pPr>
+        <w:jc w:val="both"/>
+        <w:rPr>
+          <w:sz w:val="32"/>
+          <w:szCs w:val="32"/>
+        </w:rPr>
+      </w:pPr>
+      <w:r>
+        <w:rPr>
+          <w:b/>
+          <w:bCs/>
+          <w:sz w:val="32"/>
+          <w:szCs w:val="32"/>
+        </w:rPr>
+        <w:t>NOTE:</w:t>
+      </w:r>
+      <w:r>
+        <w:rPr>
+          <w:sz w:val="32"/>
+          <w:szCs w:val="32"/>
+        </w:rPr>
+        <w:t xml:space="preserve"> For industry projects use repository pattern</w:t>
+      </w:r>
+    </w:p>
+    <w:p>
+      <w:pPr>
+        <w:jc w:val="both"/>
+        <w:rPr>
+          <w:sz w:val="32"/>
+          <w:szCs w:val="32"/>
+        </w:rPr>
+      </w:pPr>
+    </w:p>
+    <w:p>
+      <w:pPr>
+        <w:jc w:val="both"/>
+        <w:rPr>
+          <w:sz w:val="32"/>
+          <w:szCs w:val="32"/>
+        </w:rPr>
+      </w:pPr>
+      <w:r>
+        <w:rPr>
+          <w:sz w:val="32"/>
+          <w:szCs w:val="32"/>
+        </w:rPr>
+        <w:t>Setting Cache Limit in Repo:</w:t>
+      </w:r>
+    </w:p>
+    <w:p>
+      <w:pPr>
+        <w:jc w:val="both"/>
+        <w:rPr>
+          <w:sz w:val="32"/>
+          <w:szCs w:val="32"/>
+        </w:rPr>
+      </w:pPr>
+      <w:r>
+        <w:rPr>
+          <w:sz w:val="32"/>
+          <w:szCs w:val="32"/>
+        </w:rPr>
+        <w:t># We have to limit the number of data (</w:t>
+      </w:r>
+      <w:proofErr w:type="spellStart"/>
+      <w:r>
+        <w:rPr>
+          <w:b/>
+          <w:bCs/>
+          <w:sz w:val="32"/>
+          <w:szCs w:val="32"/>
+        </w:rPr>
+        <w:t>MovieModel</w:t>
+      </w:r>
+      <w:proofErr w:type="spellEnd"/>
+      <w:r>
+        <w:rPr>
+          <w:sz w:val="32"/>
+          <w:szCs w:val="32"/>
+        </w:rPr>
+        <w:t xml:space="preserve">) can be stored in the Map of the Repository. So that it doesn’t take too much space, like user visited 20 movie screens so store all of them (bad </w:t>
+      </w:r>
+      <w:r>
+        <w:rPr>
+          <w:sz w:val="32"/>
+          <w:szCs w:val="32"/>
+        </w:rPr>
+        <w:lastRenderedPageBreak/>
+        <w:t>practice) store only 3 screens (or recently visited screens) in the cache</w:t>
+      </w:r>
+    </w:p>
+    <w:p>
+      <w:pPr>
+        <w:jc w:val="both"/>
+        <w:rPr>
+          <w:sz w:val="32"/>
+          <w:szCs w:val="32"/>
+        </w:rPr>
+      </w:pPr>
+      <w:r>
+        <w:rPr>
+          <w:sz w:val="32"/>
+          <w:szCs w:val="32"/>
+        </w:rPr>
+        <w:t># There are two ways to do this:</w:t>
+      </w:r>
+    </w:p>
+    <w:p>
+      <w:pPr>
+        <w:jc w:val="both"/>
+        <w:rPr>
+          <w:sz w:val="32"/>
+          <w:szCs w:val="32"/>
+        </w:rPr>
+      </w:pPr>
+    </w:p>
+    <w:p>
+      <w:pPr>
+        <w:pStyle w:val="ListParagraph"/>
+        <w:numPr>
+          <w:ilvl w:val="0"/>
+          <w:numId w:val="26"/>
+        </w:numPr>
+        <w:jc w:val="both"/>
+        <w:rPr>
+          <w:sz w:val="32"/>
+          <w:szCs w:val="32"/>
+        </w:rPr>
+      </w:pPr>
+      <w:r>
+        <w:rPr>
+          <w:sz w:val="32"/>
+          <w:szCs w:val="32"/>
+        </w:rPr>
+        <w:t>Option</w:t>
+      </w:r>
+      <w:r>
+        <w:rPr>
+          <w:sz w:val="32"/>
+          <w:szCs w:val="32"/>
+        </w:rPr>
+        <w:t>-1, Simple FIFO (First in First Out) Cache:</w:t>
+      </w:r>
+    </w:p>
+    <w:p>
+      <w:pPr>
+        <w:jc w:val="both"/>
+        <w:rPr>
+          <w:sz w:val="32"/>
+          <w:szCs w:val="32"/>
+        </w:rPr>
+      </w:pPr>
+      <w:r>
+        <w:rPr>
+          <w:sz w:val="32"/>
+          <w:szCs w:val="32"/>
+        </w:rPr>
+        <w:t xml:space="preserve"># </w:t>
+      </w:r>
+      <w:r>
+        <w:rPr>
+          <w:sz w:val="32"/>
+          <w:szCs w:val="32"/>
+        </w:rPr>
+        <w:t>When cache size exceeds 3, remove the oldest cached movie.</w:t>
+      </w:r>
+      <w:r>
+        <w:rPr>
+          <w:sz w:val="32"/>
+          <w:szCs w:val="32"/>
+        </w:rPr>
+        <w:t xml:space="preserve"> Example:</w:t>
+      </w:r>
+    </w:p>
+    <w:p>
+      <w:pPr>
+        <w:jc w:val="both"/>
+        <w:rPr>
+          <w:b/>
+          <w:bCs/>
+          <w:sz w:val="32"/>
+          <w:szCs w:val="32"/>
+        </w:rPr>
+      </w:pPr>
+      <w:r>
+        <w:rPr>
+          <w:b/>
+          <w:bCs/>
+          <w:sz w:val="32"/>
+          <w:szCs w:val="32"/>
+        </w:rPr>
+        <w:t>Visit Movie 1</w:t>
+      </w:r>
+    </w:p>
+    <w:p>
+      <w:pPr>
+        <w:jc w:val="both"/>
+        <w:rPr>
+          <w:b/>
+          <w:bCs/>
+          <w:sz w:val="32"/>
+          <w:szCs w:val="32"/>
+        </w:rPr>
+      </w:pPr>
+      <w:r>
+        <w:rPr>
+          <w:b/>
+          <w:bCs/>
+          <w:sz w:val="32"/>
+          <w:szCs w:val="32"/>
+        </w:rPr>
+        <w:t>Cache = [1]</w:t>
+      </w:r>
+    </w:p>
+    <w:p>
+      <w:pPr>
+        <w:jc w:val="both"/>
+        <w:rPr>
+          <w:b/>
+          <w:bCs/>
+          <w:sz w:val="32"/>
+          <w:szCs w:val="32"/>
+        </w:rPr>
+      </w:pPr>
+      <w:r>
+        <w:rPr>
+          <w:b/>
+          <w:bCs/>
+          <w:sz w:val="32"/>
+          <w:szCs w:val="32"/>
+        </w:rPr>
+        <w:tab/>
+        <w:t>|</w:t>
+      </w:r>
+    </w:p>
+    <w:p>
+      <w:pPr>
+        <w:jc w:val="both"/>
+        <w:rPr>
+          <w:b/>
+          <w:bCs/>
+          <w:sz w:val="32"/>
+          <w:szCs w:val="32"/>
+        </w:rPr>
+      </w:pPr>
+      <w:r>
+        <w:rPr>
+          <w:b/>
+          <w:bCs/>
+          <w:sz w:val="32"/>
+          <w:szCs w:val="32"/>
+        </w:rPr>
+        <w:t>Visit Movie 2</w:t>
+      </w:r>
+    </w:p>
+    <w:p>
+      <w:pPr>
+        <w:jc w:val="both"/>
+        <w:rPr>
+          <w:b/>
+          <w:bCs/>
+          <w:sz w:val="32"/>
+          <w:szCs w:val="32"/>
+        </w:rPr>
+      </w:pPr>
+      <w:r>
+        <w:rPr>
+          <w:b/>
+          <w:bCs/>
+          <w:sz w:val="32"/>
+          <w:szCs w:val="32"/>
+        </w:rPr>
+        <w:t>Cache = [1,2]</w:t>
+      </w:r>
+    </w:p>
+    <w:p>
+      <w:pPr>
+        <w:jc w:val="both"/>
+        <w:rPr>
+          <w:b/>
+          <w:bCs/>
+          <w:sz w:val="32"/>
+          <w:szCs w:val="32"/>
+        </w:rPr>
+      </w:pPr>
+      <w:r>
+        <w:rPr>
+          <w:b/>
+          <w:bCs/>
+          <w:sz w:val="32"/>
+          <w:szCs w:val="32"/>
+        </w:rPr>
+        <w:tab/>
+        <w:t>|</w:t>
+      </w:r>
+    </w:p>
+    <w:p>
+      <w:pPr>
+        <w:jc w:val="both"/>
+        <w:rPr>
+          <w:b/>
+          <w:bCs/>
+          <w:sz w:val="32"/>
+          <w:szCs w:val="32"/>
+        </w:rPr>
+      </w:pPr>
+      <w:r>
+        <w:rPr>
+          <w:b/>
+          <w:bCs/>
+          <w:sz w:val="32"/>
+          <w:szCs w:val="32"/>
+        </w:rPr>
+        <w:t>Visit Movie 3</w:t>
+      </w:r>
+    </w:p>
+    <w:p>
+      <w:pPr>
+        <w:jc w:val="both"/>
+        <w:rPr>
+          <w:b/>
+          <w:bCs/>
+          <w:sz w:val="32"/>
+          <w:szCs w:val="32"/>
+        </w:rPr>
+      </w:pPr>
+      <w:r>
+        <w:rPr>
+          <w:b/>
+          <w:bCs/>
+          <w:sz w:val="32"/>
+          <w:szCs w:val="32"/>
+        </w:rPr>
+        <w:t>Cache = [1,2,3]</w:t>
+      </w:r>
+    </w:p>
+    <w:p>
+      <w:pPr>
+        <w:jc w:val="both"/>
+        <w:rPr>
+          <w:b/>
+          <w:bCs/>
+          <w:sz w:val="32"/>
+          <w:szCs w:val="32"/>
+        </w:rPr>
+      </w:pPr>
+      <w:r>
+        <w:rPr>
+          <w:b/>
+          <w:bCs/>
+          <w:sz w:val="32"/>
+          <w:szCs w:val="32"/>
+        </w:rPr>
+        <w:tab/>
+        <w:t>|</w:t>
+      </w:r>
+    </w:p>
+    <w:p>
+      <w:pPr>
+        <w:jc w:val="both"/>
+        <w:rPr>
+          <w:b/>
+          <w:bCs/>
+          <w:sz w:val="32"/>
+          <w:szCs w:val="32"/>
+        </w:rPr>
+      </w:pPr>
+      <w:r>
+        <w:rPr>
+          <w:b/>
+          <w:bCs/>
+          <w:sz w:val="32"/>
+          <w:szCs w:val="32"/>
+        </w:rPr>
+        <w:t>Visit Movie 4</w:t>
+      </w:r>
+    </w:p>
+    <w:p>
+      <w:pPr>
+        <w:jc w:val="both"/>
+        <w:rPr>
+          <w:b/>
+          <w:bCs/>
+          <w:sz w:val="32"/>
+          <w:szCs w:val="32"/>
+        </w:rPr>
+      </w:pPr>
+      <w:r>
+        <w:rPr>
+          <w:b/>
+          <w:bCs/>
+          <w:sz w:val="32"/>
+          <w:szCs w:val="32"/>
+        </w:rPr>
+        <w:t>Remove 1</w:t>
+      </w:r>
+    </w:p>
+    <w:p>
+      <w:pPr>
+        <w:jc w:val="both"/>
+        <w:rPr>
+          <w:b/>
+          <w:bCs/>
+          <w:sz w:val="32"/>
+          <w:szCs w:val="32"/>
+        </w:rPr>
+      </w:pPr>
+      <w:r>
+        <w:rPr>
+          <w:b/>
+          <w:bCs/>
+          <w:sz w:val="32"/>
+          <w:szCs w:val="32"/>
+        </w:rPr>
+        <w:t>Cache = [2,3,4]</w:t>
+      </w:r>
+    </w:p>
+    <w:p>
+      <w:pPr>
+        <w:jc w:val="both"/>
+        <w:rPr>
+          <w:sz w:val="32"/>
+          <w:szCs w:val="32"/>
+        </w:rPr>
+      </w:pPr>
+      <w:r>
+        <w:rPr>
+          <w:sz w:val="32"/>
+          <w:szCs w:val="32"/>
+        </w:rPr>
+        <w:t># Code:</w:t>
+      </w:r>
+    </w:p>
+    <w:p>
+      <w:pPr>
+        <w:jc w:val="both"/>
+        <w:rPr>
+          <w:b/>
+          <w:bCs/>
+          <w:color w:val="D86DCB" w:themeColor="accent5" w:themeTint="99"/>
+          <w:sz w:val="32"/>
+          <w:szCs w:val="32"/>
+        </w:rPr>
+      </w:pPr>
+      <w:r>
+        <w:rPr>
+          <w:b/>
+          <w:bCs/>
+          <w:color w:val="D86DCB" w:themeColor="accent5" w:themeTint="99"/>
+          <w:sz w:val="32"/>
+          <w:szCs w:val="32"/>
+        </w:rPr>
+        <w:t xml:space="preserve">final Map&lt;int, </w:t>
+      </w:r>
+      <w:proofErr w:type="spellStart"/>
+      <w:r>
+        <w:rPr>
+          <w:b/>
+          <w:bCs/>
+          <w:color w:val="D86DCB" w:themeColor="accent5" w:themeTint="99"/>
+          <w:sz w:val="32"/>
+          <w:szCs w:val="32"/>
+        </w:rPr>
+        <w:t>MovieDetailsModel</w:t>
+      </w:r>
+      <w:proofErr w:type="spellEnd"/>
+      <w:r>
+        <w:rPr>
+          <w:b/>
+          <w:bCs/>
+          <w:color w:val="D86DCB" w:themeColor="accent5" w:themeTint="99"/>
+          <w:sz w:val="32"/>
+          <w:szCs w:val="32"/>
+        </w:rPr>
+        <w:t>&gt; _cache = {};</w:t>
+      </w:r>
+    </w:p>
+    <w:p>
+      <w:pPr>
+        <w:jc w:val="both"/>
+        <w:rPr>
+          <w:b/>
+          <w:bCs/>
+          <w:color w:val="D86DCB" w:themeColor="accent5" w:themeTint="99"/>
+          <w:sz w:val="32"/>
+          <w:szCs w:val="32"/>
+        </w:rPr>
+      </w:pPr>
+      <w:r>
+        <w:rPr>
+          <w:b/>
+          <w:bCs/>
+          <w:color w:val="D86DCB" w:themeColor="accent5" w:themeTint="99"/>
+          <w:sz w:val="32"/>
+          <w:szCs w:val="32"/>
+        </w:rPr>
+        <w:t>…</w:t>
+      </w:r>
+    </w:p>
+    <w:p>
+      <w:pPr>
+        <w:jc w:val="both"/>
+        <w:rPr>
+          <w:b/>
+          <w:bCs/>
+          <w:color w:val="D86DCB" w:themeColor="accent5" w:themeTint="99"/>
+          <w:sz w:val="32"/>
+          <w:szCs w:val="32"/>
+        </w:rPr>
+      </w:pPr>
+      <w:r>
+        <w:rPr>
+          <w:b/>
+          <w:bCs/>
+          <w:color w:val="D86DCB" w:themeColor="accent5" w:themeTint="99"/>
+          <w:sz w:val="32"/>
+          <w:szCs w:val="32"/>
+        </w:rPr>
+        <w:t>// When adding or saving to cache</w:t>
+      </w:r>
+    </w:p>
+    <w:p>
+      <w:pPr>
+        <w:jc w:val="both"/>
+        <w:rPr>
+          <w:b/>
+          <w:bCs/>
+          <w:color w:val="D86DCB" w:themeColor="accent5" w:themeTint="99"/>
+          <w:sz w:val="32"/>
+          <w:szCs w:val="32"/>
+        </w:rPr>
+      </w:pPr>
+      <w:r>
+        <w:rPr>
+          <w:b/>
+          <w:bCs/>
+          <w:color w:val="D86DCB" w:themeColor="accent5" w:themeTint="99"/>
+          <w:sz w:val="32"/>
+          <w:szCs w:val="32"/>
+        </w:rPr>
+        <w:lastRenderedPageBreak/>
+        <w:t xml:space="preserve">void </w:t>
+      </w:r>
+      <w:proofErr w:type="spellStart"/>
+      <w:proofErr w:type="gramStart"/>
+      <w:r>
+        <w:rPr>
+          <w:b/>
+          <w:bCs/>
+          <w:color w:val="D86DCB" w:themeColor="accent5" w:themeTint="99"/>
+          <w:sz w:val="32"/>
+          <w:szCs w:val="32"/>
+        </w:rPr>
+        <w:t>cacheMovie</w:t>
+      </w:r>
+      <w:proofErr w:type="spellEnd"/>
+      <w:r>
+        <w:rPr>
+          <w:b/>
+          <w:bCs/>
+          <w:color w:val="D86DCB" w:themeColor="accent5" w:themeTint="99"/>
+          <w:sz w:val="32"/>
+          <w:szCs w:val="32"/>
+        </w:rPr>
+        <w:t>(</w:t>
+      </w:r>
+      <w:proofErr w:type="gramEnd"/>
+      <w:r>
+        <w:rPr>
+          <w:b/>
+          <w:bCs/>
+          <w:color w:val="D86DCB" w:themeColor="accent5" w:themeTint="99"/>
+          <w:sz w:val="32"/>
+          <w:szCs w:val="32"/>
+        </w:rPr>
+        <w:t xml:space="preserve">int </w:t>
+      </w:r>
+      <w:proofErr w:type="spellStart"/>
+      <w:r>
+        <w:rPr>
+          <w:b/>
+          <w:bCs/>
+          <w:color w:val="D86DCB" w:themeColor="accent5" w:themeTint="99"/>
+          <w:sz w:val="32"/>
+          <w:szCs w:val="32"/>
+        </w:rPr>
+        <w:t>movieId</w:t>
+      </w:r>
+      <w:proofErr w:type="spellEnd"/>
+      <w:r>
+        <w:rPr>
+          <w:b/>
+          <w:bCs/>
+          <w:color w:val="D86DCB" w:themeColor="accent5" w:themeTint="99"/>
+          <w:sz w:val="32"/>
+          <w:szCs w:val="32"/>
+        </w:rPr>
+        <w:t xml:space="preserve">, </w:t>
+      </w:r>
+      <w:proofErr w:type="spellStart"/>
+      <w:r>
+        <w:rPr>
+          <w:b/>
+          <w:bCs/>
+          <w:color w:val="D86DCB" w:themeColor="accent5" w:themeTint="99"/>
+          <w:sz w:val="32"/>
+          <w:szCs w:val="32"/>
+        </w:rPr>
+        <w:t>MovieDetailsModel</w:t>
+      </w:r>
+      <w:proofErr w:type="spellEnd"/>
+      <w:r>
+        <w:rPr>
+          <w:b/>
+          <w:bCs/>
+          <w:color w:val="D86DCB" w:themeColor="accent5" w:themeTint="99"/>
+          <w:sz w:val="32"/>
+          <w:szCs w:val="32"/>
+        </w:rPr>
+        <w:t xml:space="preserve"> movie) {</w:t>
+      </w:r>
+    </w:p>
+    <w:p>
+      <w:pPr>
+        <w:jc w:val="both"/>
+        <w:rPr>
+          <w:b/>
+          <w:bCs/>
+          <w:color w:val="D86DCB" w:themeColor="accent5" w:themeTint="99"/>
+          <w:sz w:val="32"/>
+          <w:szCs w:val="32"/>
+        </w:rPr>
+      </w:pPr>
+      <w:r>
+        <w:rPr>
+          <w:b/>
+          <w:bCs/>
+          <w:color w:val="D86DCB" w:themeColor="accent5" w:themeTint="99"/>
+          <w:sz w:val="32"/>
+          <w:szCs w:val="32"/>
+        </w:rPr>
+        <w:t xml:space="preserve">  if (_</w:t>
+      </w:r>
+      <w:proofErr w:type="spellStart"/>
+      <w:proofErr w:type="gramStart"/>
+      <w:r>
+        <w:rPr>
+          <w:b/>
+          <w:bCs/>
+          <w:color w:val="D86DCB" w:themeColor="accent5" w:themeTint="99"/>
+          <w:sz w:val="32"/>
+          <w:szCs w:val="32"/>
+        </w:rPr>
+        <w:t>cache.length</w:t>
+      </w:r>
+      <w:proofErr w:type="spellEnd"/>
+      <w:proofErr w:type="gramEnd"/>
+      <w:r>
+        <w:rPr>
+          <w:b/>
+          <w:bCs/>
+          <w:color w:val="D86DCB" w:themeColor="accent5" w:themeTint="99"/>
+          <w:sz w:val="32"/>
+          <w:szCs w:val="32"/>
+        </w:rPr>
+        <w:t xml:space="preserve"> &gt;= 3) {</w:t>
+      </w:r>
+    </w:p>
+    <w:p>
+      <w:pPr>
+        <w:jc w:val="both"/>
+        <w:rPr>
+          <w:b/>
+          <w:bCs/>
+          <w:color w:val="D86DCB" w:themeColor="accent5" w:themeTint="99"/>
+          <w:sz w:val="32"/>
+          <w:szCs w:val="32"/>
+        </w:rPr>
+      </w:pPr>
+      <w:r>
+        <w:rPr>
+          <w:b/>
+          <w:bCs/>
+          <w:color w:val="D86DCB" w:themeColor="accent5" w:themeTint="99"/>
+          <w:sz w:val="32"/>
+          <w:szCs w:val="32"/>
+        </w:rPr>
+        <w:t xml:space="preserve">    final </w:t>
+      </w:r>
+      <w:proofErr w:type="spellStart"/>
+      <w:r>
+        <w:rPr>
+          <w:b/>
+          <w:bCs/>
+          <w:color w:val="D86DCB" w:themeColor="accent5" w:themeTint="99"/>
+          <w:sz w:val="32"/>
+          <w:szCs w:val="32"/>
+        </w:rPr>
+        <w:t>oldestKey</w:t>
+      </w:r>
+      <w:proofErr w:type="spellEnd"/>
+      <w:r>
+        <w:rPr>
+          <w:b/>
+          <w:bCs/>
+          <w:color w:val="D86DCB" w:themeColor="accent5" w:themeTint="99"/>
+          <w:sz w:val="32"/>
+          <w:szCs w:val="32"/>
+        </w:rPr>
+        <w:t xml:space="preserve"> = _</w:t>
+      </w:r>
+      <w:proofErr w:type="spellStart"/>
+      <w:proofErr w:type="gramStart"/>
+      <w:r>
+        <w:rPr>
+          <w:b/>
+          <w:bCs/>
+          <w:color w:val="D86DCB" w:themeColor="accent5" w:themeTint="99"/>
+          <w:sz w:val="32"/>
+          <w:szCs w:val="32"/>
+        </w:rPr>
+        <w:t>cache.keys</w:t>
+      </w:r>
+      <w:proofErr w:type="gramEnd"/>
+      <w:r>
+        <w:rPr>
+          <w:b/>
+          <w:bCs/>
+          <w:color w:val="D86DCB" w:themeColor="accent5" w:themeTint="99"/>
+          <w:sz w:val="32"/>
+          <w:szCs w:val="32"/>
+        </w:rPr>
+        <w:t>.first</w:t>
+      </w:r>
+      <w:proofErr w:type="spellEnd"/>
+      <w:r>
+        <w:rPr>
+          <w:b/>
+          <w:bCs/>
+          <w:color w:val="D86DCB" w:themeColor="accent5" w:themeTint="99"/>
+          <w:sz w:val="32"/>
+          <w:szCs w:val="32"/>
+        </w:rPr>
+        <w:t>;</w:t>
+      </w:r>
+    </w:p>
+    <w:p>
+      <w:pPr>
+        <w:jc w:val="both"/>
+        <w:rPr>
+          <w:b/>
+          <w:bCs/>
+          <w:color w:val="D86DCB" w:themeColor="accent5" w:themeTint="99"/>
+          <w:sz w:val="32"/>
+          <w:szCs w:val="32"/>
+        </w:rPr>
+      </w:pPr>
+      <w:r>
+        <w:rPr>
+          <w:b/>
+          <w:bCs/>
+          <w:color w:val="D86DCB" w:themeColor="accent5" w:themeTint="99"/>
+          <w:sz w:val="32"/>
+          <w:szCs w:val="32"/>
+        </w:rPr>
+        <w:t xml:space="preserve">    _</w:t>
+      </w:r>
+      <w:proofErr w:type="spellStart"/>
+      <w:proofErr w:type="gramStart"/>
+      <w:r>
+        <w:rPr>
+          <w:b/>
+          <w:bCs/>
+          <w:color w:val="D86DCB" w:themeColor="accent5" w:themeTint="99"/>
+          <w:sz w:val="32"/>
+          <w:szCs w:val="32"/>
+        </w:rPr>
+        <w:t>cache.remove</w:t>
+      </w:r>
+      <w:proofErr w:type="spellEnd"/>
+      <w:proofErr w:type="gramEnd"/>
+      <w:r>
+        <w:rPr>
+          <w:b/>
+          <w:bCs/>
+          <w:color w:val="D86DCB" w:themeColor="accent5" w:themeTint="99"/>
+          <w:sz w:val="32"/>
+          <w:szCs w:val="32"/>
+        </w:rPr>
+        <w:t>(</w:t>
+      </w:r>
+      <w:proofErr w:type="spellStart"/>
+      <w:r>
+        <w:rPr>
+          <w:b/>
+          <w:bCs/>
+          <w:color w:val="D86DCB" w:themeColor="accent5" w:themeTint="99"/>
+          <w:sz w:val="32"/>
+          <w:szCs w:val="32"/>
+        </w:rPr>
+        <w:t>oldestKey</w:t>
+      </w:r>
+      <w:proofErr w:type="spellEnd"/>
+      <w:r>
+        <w:rPr>
+          <w:b/>
+          <w:bCs/>
+          <w:color w:val="D86DCB" w:themeColor="accent5" w:themeTint="99"/>
+          <w:sz w:val="32"/>
+          <w:szCs w:val="32"/>
+        </w:rPr>
+        <w:t>);</w:t>
+      </w:r>
+    </w:p>
+    <w:p>
+      <w:pPr>
+        <w:jc w:val="both"/>
+        <w:rPr>
+          <w:b/>
+          <w:bCs/>
+          <w:color w:val="D86DCB" w:themeColor="accent5" w:themeTint="99"/>
+          <w:sz w:val="32"/>
+          <w:szCs w:val="32"/>
+        </w:rPr>
+      </w:pPr>
+      <w:r>
+        <w:rPr>
+          <w:b/>
+          <w:bCs/>
+          <w:color w:val="D86DCB" w:themeColor="accent5" w:themeTint="99"/>
+          <w:sz w:val="32"/>
+          <w:szCs w:val="32"/>
+        </w:rPr>
+        <w:t xml:space="preserve">  }</w:t>
+      </w:r>
+    </w:p>
+    <w:p>
+      <w:pPr>
+        <w:jc w:val="both"/>
+        <w:rPr>
+          <w:b/>
+          <w:bCs/>
+          <w:color w:val="D86DCB" w:themeColor="accent5" w:themeTint="99"/>
+          <w:sz w:val="32"/>
+          <w:szCs w:val="32"/>
+        </w:rPr>
+      </w:pPr>
+      <w:r>
+        <w:rPr>
+          <w:b/>
+          <w:bCs/>
+          <w:color w:val="D86DCB" w:themeColor="accent5" w:themeTint="99"/>
+          <w:sz w:val="32"/>
+          <w:szCs w:val="32"/>
+        </w:rPr>
+        <w:t xml:space="preserve">  _cache[</w:t>
+      </w:r>
+      <w:proofErr w:type="spellStart"/>
+      <w:r>
+        <w:rPr>
+          <w:b/>
+          <w:bCs/>
+          <w:color w:val="D86DCB" w:themeColor="accent5" w:themeTint="99"/>
+          <w:sz w:val="32"/>
+          <w:szCs w:val="32"/>
+        </w:rPr>
+        <w:t>movieId</w:t>
+      </w:r>
+      <w:proofErr w:type="spellEnd"/>
+      <w:r>
+        <w:rPr>
+          <w:b/>
+          <w:bCs/>
+          <w:color w:val="D86DCB" w:themeColor="accent5" w:themeTint="99"/>
+          <w:sz w:val="32"/>
+          <w:szCs w:val="32"/>
+        </w:rPr>
+        <w:t>] = movie;</w:t>
+      </w:r>
+    </w:p>
+    <w:p>
+      <w:pPr>
+        <w:jc w:val="both"/>
+        <w:rPr>
+          <w:b/>
+          <w:bCs/>
+          <w:color w:val="D86DCB" w:themeColor="accent5" w:themeTint="99"/>
+          <w:sz w:val="32"/>
+          <w:szCs w:val="32"/>
+        </w:rPr>
+      </w:pPr>
+      <w:r>
+        <w:rPr>
+          <w:b/>
+          <w:bCs/>
+          <w:color w:val="D86DCB" w:themeColor="accent5" w:themeTint="99"/>
+          <w:sz w:val="32"/>
+          <w:szCs w:val="32"/>
+        </w:rPr>
+        <w:t>}</w:t>
+      </w:r>
+    </w:p>
+    <w:p>
+      <w:pPr>
+        <w:jc w:val="both"/>
+        <w:rPr>
+          <w:sz w:val="32"/>
+          <w:szCs w:val="32"/>
+        </w:rPr>
+      </w:pPr>
+    </w:p>
+    <w:p>
+      <w:pPr>
+        <w:pStyle w:val="ListParagraph"/>
+        <w:numPr>
+          <w:ilvl w:val="0"/>
+          <w:numId w:val="26"/>
+        </w:numPr>
+        <w:jc w:val="both"/>
+        <w:rPr>
+          <w:sz w:val="32"/>
+          <w:szCs w:val="32"/>
+        </w:rPr>
+      </w:pPr>
+      <w:r>
+        <w:rPr>
+          <w:sz w:val="32"/>
+          <w:szCs w:val="32"/>
+        </w:rPr>
+        <w:t>Option-2, LRU (Least Recently Used) Cache (Recommended):</w:t>
+      </w:r>
+    </w:p>
+    <w:p>
+      <w:pPr>
+        <w:jc w:val="both"/>
+        <w:rPr>
+          <w:sz w:val="32"/>
+          <w:szCs w:val="32"/>
+        </w:rPr>
+      </w:pPr>
+      <w:r>
+        <w:rPr>
+          <w:sz w:val="32"/>
+          <w:szCs w:val="32"/>
+        </w:rPr>
+        <w:t xml:space="preserve"># This keeps the most recently accessed movies (ordered by recent). </w:t>
+      </w:r>
+      <w:r>
+        <w:rPr>
+          <w:sz w:val="32"/>
+          <w:szCs w:val="32"/>
+        </w:rPr>
+        <w:t>Suppose:</w:t>
+      </w:r>
+    </w:p>
+    <w:p>
+      <w:pPr>
+        <w:jc w:val="both"/>
+        <w:rPr>
+          <w:b/>
+          <w:bCs/>
+          <w:sz w:val="32"/>
+          <w:szCs w:val="32"/>
+        </w:rPr>
+      </w:pPr>
+      <w:r>
+        <w:rPr>
+          <w:b/>
+          <w:bCs/>
+          <w:sz w:val="32"/>
+          <w:szCs w:val="32"/>
+        </w:rPr>
+        <w:t>Visit 1</w:t>
+      </w:r>
+    </w:p>
+    <w:p>
+      <w:pPr>
+        <w:jc w:val="both"/>
+        <w:rPr>
+          <w:b/>
+          <w:bCs/>
+          <w:sz w:val="32"/>
+          <w:szCs w:val="32"/>
+        </w:rPr>
+      </w:pPr>
+      <w:r>
+        <w:rPr>
+          <w:b/>
+          <w:bCs/>
+          <w:sz w:val="32"/>
+          <w:szCs w:val="32"/>
+        </w:rPr>
+        <w:t>Visit 2</w:t>
+      </w:r>
+    </w:p>
+    <w:p>
+      <w:pPr>
+        <w:jc w:val="both"/>
+        <w:rPr>
+          <w:b/>
+          <w:bCs/>
+          <w:sz w:val="32"/>
+          <w:szCs w:val="32"/>
+        </w:rPr>
+      </w:pPr>
+      <w:r>
+        <w:rPr>
+          <w:b/>
+          <w:bCs/>
+          <w:sz w:val="32"/>
+          <w:szCs w:val="32"/>
+        </w:rPr>
+        <w:t>Visit 3</w:t>
+      </w:r>
+    </w:p>
+    <w:p>
+      <w:pPr>
+        <w:jc w:val="both"/>
+        <w:rPr>
+          <w:b/>
+          <w:bCs/>
+          <w:sz w:val="32"/>
+          <w:szCs w:val="32"/>
+        </w:rPr>
+      </w:pPr>
+      <w:r>
+        <w:rPr>
+          <w:b/>
+          <w:bCs/>
+          <w:sz w:val="32"/>
+          <w:szCs w:val="32"/>
+        </w:rPr>
+        <w:t>Cache = [1,2,3]</w:t>
+      </w:r>
+    </w:p>
+    <w:p>
+      <w:pPr>
+        <w:jc w:val="both"/>
+        <w:rPr>
+          <w:sz w:val="32"/>
+          <w:szCs w:val="32"/>
+        </w:rPr>
+      </w:pPr>
+      <w:r>
+        <w:rPr>
+          <w:sz w:val="32"/>
+          <w:szCs w:val="32"/>
+        </w:rPr>
+        <w:t xml:space="preserve"># </w:t>
+      </w:r>
+      <w:r>
+        <w:rPr>
+          <w:sz w:val="32"/>
+          <w:szCs w:val="32"/>
+        </w:rPr>
+        <w:t>Then user revisits:</w:t>
+      </w:r>
+    </w:p>
+    <w:p>
+      <w:pPr>
+        <w:jc w:val="both"/>
+        <w:rPr>
+          <w:b/>
+          <w:bCs/>
+          <w:sz w:val="32"/>
+          <w:szCs w:val="32"/>
+        </w:rPr>
+      </w:pPr>
+      <w:r>
+        <w:rPr>
+          <w:b/>
+          <w:bCs/>
+          <w:sz w:val="32"/>
+          <w:szCs w:val="32"/>
+        </w:rPr>
+        <w:t>Movie 1</w:t>
+      </w:r>
+    </w:p>
+    <w:p>
+      <w:pPr>
+        <w:jc w:val="both"/>
+        <w:rPr>
+          <w:b/>
+          <w:bCs/>
+          <w:sz w:val="32"/>
+          <w:szCs w:val="32"/>
+        </w:rPr>
+      </w:pPr>
+      <w:r>
+        <w:rPr>
+          <w:b/>
+          <w:bCs/>
+          <w:sz w:val="32"/>
+          <w:szCs w:val="32"/>
+        </w:rPr>
+        <w:t>Movie 1 should become "recently used".</w:t>
+      </w:r>
+    </w:p>
+    <w:p>
+      <w:pPr>
+        <w:jc w:val="both"/>
+        <w:rPr>
+          <w:sz w:val="32"/>
+          <w:szCs w:val="32"/>
+        </w:rPr>
+      </w:pPr>
+      <w:r>
+        <w:rPr>
+          <w:sz w:val="32"/>
+          <w:szCs w:val="32"/>
+        </w:rPr>
+        <w:t xml:space="preserve"># </w:t>
+      </w:r>
+      <w:r>
+        <w:rPr>
+          <w:sz w:val="32"/>
+          <w:szCs w:val="32"/>
+        </w:rPr>
+        <w:t>Cache becomes:</w:t>
+      </w:r>
+    </w:p>
+    <w:p>
+      <w:pPr>
+        <w:jc w:val="both"/>
+        <w:rPr>
+          <w:b/>
+          <w:bCs/>
+          <w:sz w:val="32"/>
+          <w:szCs w:val="32"/>
+        </w:rPr>
+      </w:pPr>
+      <w:r>
+        <w:rPr>
+          <w:b/>
+          <w:bCs/>
+          <w:sz w:val="32"/>
+          <w:szCs w:val="32"/>
+        </w:rPr>
+        <w:t>[2,3,1]</w:t>
+      </w:r>
+    </w:p>
+    <w:p>
+      <w:pPr>
+        <w:jc w:val="both"/>
+        <w:rPr>
+          <w:sz w:val="32"/>
+          <w:szCs w:val="32"/>
+        </w:rPr>
+      </w:pPr>
+      <w:r>
+        <w:rPr>
+          <w:sz w:val="32"/>
+          <w:szCs w:val="32"/>
+        </w:rPr>
+        <w:t xml:space="preserve"># </w:t>
+      </w:r>
+      <w:r>
+        <w:rPr>
+          <w:sz w:val="32"/>
+          <w:szCs w:val="32"/>
+        </w:rPr>
+        <w:t>Now user opens Movie 4</w:t>
+      </w:r>
+      <w:r>
+        <w:rPr>
+          <w:sz w:val="32"/>
+          <w:szCs w:val="32"/>
+        </w:rPr>
+        <w:t xml:space="preserve">, </w:t>
+      </w:r>
+      <w:r>
+        <w:rPr>
+          <w:sz w:val="32"/>
+          <w:szCs w:val="32"/>
+        </w:rPr>
+        <w:t>Notice how Movie 1 survived because it was recently used</w:t>
+      </w:r>
+      <w:r>
+        <w:rPr>
+          <w:sz w:val="32"/>
+          <w:szCs w:val="32"/>
+        </w:rPr>
+        <w:t>:</w:t>
+      </w:r>
+    </w:p>
+    <w:p>
+      <w:pPr>
+        <w:jc w:val="both"/>
+        <w:rPr>
+          <w:b/>
+          <w:bCs/>
+          <w:sz w:val="32"/>
+          <w:szCs w:val="32"/>
+        </w:rPr>
+      </w:pPr>
+      <w:r>
+        <w:rPr>
+          <w:b/>
+          <w:bCs/>
+          <w:sz w:val="32"/>
+          <w:szCs w:val="32"/>
+        </w:rPr>
+        <w:t>Remove 2</w:t>
+      </w:r>
+    </w:p>
+    <w:p>
+      <w:pPr>
+        <w:jc w:val="both"/>
+        <w:rPr>
+          <w:b/>
+          <w:bCs/>
+          <w:sz w:val="32"/>
+          <w:szCs w:val="32"/>
+        </w:rPr>
+      </w:pPr>
+      <w:r>
+        <w:rPr>
+          <w:b/>
+          <w:bCs/>
+          <w:sz w:val="32"/>
+          <w:szCs w:val="32"/>
+        </w:rPr>
+        <w:lastRenderedPageBreak/>
+        <w:t>Cache = [3,1,4]</w:t>
+      </w:r>
+    </w:p>
+    <w:p>
+      <w:pPr>
+        <w:jc w:val="both"/>
+        <w:rPr>
+          <w:sz w:val="32"/>
+          <w:szCs w:val="32"/>
+        </w:rPr>
+      </w:pPr>
+      <w:r>
+        <w:rPr>
+          <w:sz w:val="32"/>
+          <w:szCs w:val="32"/>
+        </w:rPr>
+        <w:t xml:space="preserve"># </w:t>
+      </w:r>
+      <w:r>
+        <w:rPr>
+          <w:b/>
+          <w:bCs/>
+          <w:sz w:val="32"/>
+          <w:szCs w:val="32"/>
+        </w:rPr>
+        <w:t>Dart</w:t>
+      </w:r>
+      <w:r>
+        <w:rPr>
+          <w:sz w:val="32"/>
+          <w:szCs w:val="32"/>
+        </w:rPr>
+        <w:t>’</w:t>
+      </w:r>
+      <w:r>
+        <w:rPr>
+          <w:sz w:val="32"/>
+          <w:szCs w:val="32"/>
+        </w:rPr>
+        <w:t>s</w:t>
+      </w:r>
+      <w:r>
+        <w:rPr>
+          <w:b/>
+          <w:bCs/>
+          <w:sz w:val="32"/>
+          <w:szCs w:val="32"/>
+        </w:rPr>
+        <w:t xml:space="preserve"> </w:t>
+      </w:r>
+      <w:proofErr w:type="spellStart"/>
+      <w:r>
+        <w:rPr>
+          <w:b/>
+          <w:bCs/>
+          <w:sz w:val="32"/>
+          <w:szCs w:val="32"/>
+        </w:rPr>
+        <w:t>LinkedHashMap</w:t>
+      </w:r>
+      <w:proofErr w:type="spellEnd"/>
+      <w:r>
+        <w:rPr>
+          <w:b/>
+          <w:bCs/>
+          <w:sz w:val="32"/>
+          <w:szCs w:val="32"/>
+        </w:rPr>
+        <w:t xml:space="preserve"> </w:t>
+      </w:r>
+      <w:r>
+        <w:rPr>
+          <w:sz w:val="32"/>
+          <w:szCs w:val="32"/>
+        </w:rPr>
+        <w:t>class preserves this insertion order. Create it using OOP:</w:t>
+      </w:r>
+    </w:p>
+    <w:p>
+      <w:pPr>
+        <w:jc w:val="both"/>
+        <w:rPr>
+          <w:b/>
+          <w:bCs/>
+          <w:color w:val="D86DCB" w:themeColor="accent5" w:themeTint="99"/>
+          <w:sz w:val="32"/>
+          <w:szCs w:val="32"/>
+        </w:rPr>
+      </w:pPr>
+      <w:r>
+        <w:rPr>
+          <w:b/>
+          <w:bCs/>
+          <w:color w:val="D86DCB" w:themeColor="accent5" w:themeTint="99"/>
+          <w:sz w:val="32"/>
+          <w:szCs w:val="32"/>
+        </w:rPr>
+        <w:t>import '</w:t>
+      </w:r>
+      <w:proofErr w:type="spellStart"/>
+      <w:proofErr w:type="gramStart"/>
+      <w:r>
+        <w:rPr>
+          <w:b/>
+          <w:bCs/>
+          <w:color w:val="D86DCB" w:themeColor="accent5" w:themeTint="99"/>
+          <w:sz w:val="32"/>
+          <w:szCs w:val="32"/>
+        </w:rPr>
+        <w:t>dart:collection</w:t>
+      </w:r>
+      <w:proofErr w:type="spellEnd"/>
+      <w:proofErr w:type="gramEnd"/>
+      <w:r>
+        <w:rPr>
+          <w:b/>
+          <w:bCs/>
+          <w:color w:val="D86DCB" w:themeColor="accent5" w:themeTint="99"/>
+          <w:sz w:val="32"/>
+          <w:szCs w:val="32"/>
+        </w:rPr>
+        <w:t>';</w:t>
+      </w:r>
+    </w:p>
+    <w:p>
+      <w:pPr>
+        <w:jc w:val="both"/>
+        <w:rPr>
+          <w:b/>
+          <w:bCs/>
+          <w:color w:val="D86DCB" w:themeColor="accent5" w:themeTint="99"/>
+          <w:sz w:val="32"/>
+          <w:szCs w:val="32"/>
+        </w:rPr>
+      </w:pPr>
+      <w:r>
+        <w:rPr>
+          <w:b/>
+          <w:bCs/>
+          <w:color w:val="D86DCB" w:themeColor="accent5" w:themeTint="99"/>
+          <w:sz w:val="32"/>
+          <w:szCs w:val="32"/>
+        </w:rPr>
+        <w:t xml:space="preserve">final </w:t>
+      </w:r>
+      <w:proofErr w:type="spellStart"/>
+      <w:r>
+        <w:rPr>
+          <w:b/>
+          <w:bCs/>
+          <w:color w:val="D86DCB" w:themeColor="accent5" w:themeTint="99"/>
+          <w:sz w:val="32"/>
+          <w:szCs w:val="32"/>
+        </w:rPr>
+        <w:t>LinkedHashMap</w:t>
+      </w:r>
+      <w:proofErr w:type="spellEnd"/>
+      <w:r>
+        <w:rPr>
+          <w:b/>
+          <w:bCs/>
+          <w:color w:val="D86DCB" w:themeColor="accent5" w:themeTint="99"/>
+          <w:sz w:val="32"/>
+          <w:szCs w:val="32"/>
+        </w:rPr>
+        <w:t xml:space="preserve">&lt;int, </w:t>
+      </w:r>
+      <w:proofErr w:type="spellStart"/>
+      <w:r>
+        <w:rPr>
+          <w:b/>
+          <w:bCs/>
+          <w:color w:val="D86DCB" w:themeColor="accent5" w:themeTint="99"/>
+          <w:sz w:val="32"/>
+          <w:szCs w:val="32"/>
+        </w:rPr>
+        <w:t>MovieDetailsModel</w:t>
+      </w:r>
+      <w:proofErr w:type="spellEnd"/>
+      <w:r>
+        <w:rPr>
+          <w:b/>
+          <w:bCs/>
+          <w:color w:val="D86DCB" w:themeColor="accent5" w:themeTint="99"/>
+          <w:sz w:val="32"/>
+          <w:szCs w:val="32"/>
+        </w:rPr>
+        <w:t>&gt; _cache =</w:t>
+      </w:r>
+    </w:p>
+    <w:p>
+      <w:pPr>
+        <w:jc w:val="both"/>
+        <w:rPr>
+          <w:color w:val="D86DCB" w:themeColor="accent5" w:themeTint="99"/>
+          <w:sz w:val="32"/>
+          <w:szCs w:val="32"/>
+        </w:rPr>
+      </w:pPr>
+      <w:r>
+        <w:rPr>
+          <w:b/>
+          <w:bCs/>
+          <w:color w:val="D86DCB" w:themeColor="accent5" w:themeTint="99"/>
+          <w:sz w:val="32"/>
+          <w:szCs w:val="32"/>
+        </w:rPr>
+        <w:t xml:space="preserve">    </w:t>
+      </w:r>
+      <w:proofErr w:type="spellStart"/>
+      <w:proofErr w:type="gramStart"/>
+      <w:r>
+        <w:rPr>
+          <w:b/>
+          <w:bCs/>
+          <w:color w:val="D86DCB" w:themeColor="accent5" w:themeTint="99"/>
+          <w:sz w:val="32"/>
+          <w:szCs w:val="32"/>
+        </w:rPr>
+        <w:t>LinkedHashMap</w:t>
+      </w:r>
+      <w:proofErr w:type="spellEnd"/>
+      <w:r>
+        <w:rPr>
+          <w:b/>
+          <w:bCs/>
+          <w:color w:val="D86DCB" w:themeColor="accent5" w:themeTint="99"/>
+          <w:sz w:val="32"/>
+          <w:szCs w:val="32"/>
+        </w:rPr>
+        <w:t>(</w:t>
+      </w:r>
+      <w:proofErr w:type="gramEnd"/>
+      <w:r>
+        <w:rPr>
+          <w:b/>
+          <w:bCs/>
+          <w:color w:val="D86DCB" w:themeColor="accent5" w:themeTint="99"/>
+          <w:sz w:val="32"/>
+          <w:szCs w:val="32"/>
+        </w:rPr>
+        <w:t>);</w:t>
+      </w:r>
+    </w:p>
+    <w:p>
+      <w:pPr>
+        <w:jc w:val="both"/>
+        <w:rPr>
+          <w:sz w:val="32"/>
+          <w:szCs w:val="32"/>
+        </w:rPr>
+      </w:pPr>
+      <w:r>
+        <w:rPr>
+          <w:sz w:val="32"/>
+          <w:szCs w:val="32"/>
+        </w:rPr>
+        <w:t># Then get movie from cache if available:</w:t>
+      </w:r>
+    </w:p>
+    <w:p>
+      <w:pPr>
+        <w:jc w:val="both"/>
+        <w:rPr>
+          <w:b/>
+          <w:bCs/>
+          <w:color w:val="D86DCB" w:themeColor="accent5" w:themeTint="99"/>
+          <w:sz w:val="32"/>
+          <w:szCs w:val="32"/>
+        </w:rPr>
+      </w:pPr>
+      <w:proofErr w:type="spellStart"/>
+      <w:r>
+        <w:rPr>
+          <w:b/>
+          <w:bCs/>
+          <w:color w:val="D86DCB" w:themeColor="accent5" w:themeTint="99"/>
+          <w:sz w:val="32"/>
+          <w:szCs w:val="32"/>
+        </w:rPr>
+        <w:t>MovieDetailsModel</w:t>
+      </w:r>
+      <w:proofErr w:type="spellEnd"/>
+      <w:r>
+        <w:rPr>
+          <w:b/>
+          <w:bCs/>
+          <w:color w:val="D86DCB" w:themeColor="accent5" w:themeTint="99"/>
+          <w:sz w:val="32"/>
+          <w:szCs w:val="32"/>
+        </w:rPr>
+        <w:t xml:space="preserve">? </w:t>
+      </w:r>
+      <w:proofErr w:type="spellStart"/>
+      <w:proofErr w:type="gramStart"/>
+      <w:r>
+        <w:rPr>
+          <w:b/>
+          <w:bCs/>
+          <w:color w:val="D86DCB" w:themeColor="accent5" w:themeTint="99"/>
+          <w:sz w:val="32"/>
+          <w:szCs w:val="32"/>
+        </w:rPr>
+        <w:t>getMovieFromCache</w:t>
+      </w:r>
+      <w:proofErr w:type="spellEnd"/>
+      <w:r>
+        <w:rPr>
+          <w:b/>
+          <w:bCs/>
+          <w:color w:val="D86DCB" w:themeColor="accent5" w:themeTint="99"/>
+          <w:sz w:val="32"/>
+          <w:szCs w:val="32"/>
+        </w:rPr>
+        <w:t>(</w:t>
+      </w:r>
+      <w:proofErr w:type="gramEnd"/>
+      <w:r>
+        <w:rPr>
+          <w:b/>
+          <w:bCs/>
+          <w:color w:val="D86DCB" w:themeColor="accent5" w:themeTint="99"/>
+          <w:sz w:val="32"/>
+          <w:szCs w:val="32"/>
+        </w:rPr>
+        <w:t xml:space="preserve">int </w:t>
+      </w:r>
+      <w:proofErr w:type="spellStart"/>
+      <w:r>
+        <w:rPr>
+          <w:b/>
+          <w:bCs/>
+          <w:color w:val="D86DCB" w:themeColor="accent5" w:themeTint="99"/>
+          <w:sz w:val="32"/>
+          <w:szCs w:val="32"/>
+        </w:rPr>
+        <w:t>movieId</w:t>
+      </w:r>
+      <w:proofErr w:type="spellEnd"/>
+      <w:r>
+        <w:rPr>
+          <w:b/>
+          <w:bCs/>
+          <w:color w:val="D86DCB" w:themeColor="accent5" w:themeTint="99"/>
+          <w:sz w:val="32"/>
+          <w:szCs w:val="32"/>
+        </w:rPr>
+        <w:t>) {</w:t>
+      </w:r>
+    </w:p>
+    <w:p>
+      <w:pPr>
+        <w:jc w:val="both"/>
+        <w:rPr>
+          <w:b/>
+          <w:bCs/>
+          <w:color w:val="D86DCB" w:themeColor="accent5" w:themeTint="99"/>
+          <w:sz w:val="32"/>
+          <w:szCs w:val="32"/>
+        </w:rPr>
+      </w:pPr>
+      <w:r>
+        <w:rPr>
+          <w:b/>
+          <w:bCs/>
+          <w:color w:val="D86DCB" w:themeColor="accent5" w:themeTint="99"/>
+          <w:sz w:val="32"/>
+          <w:szCs w:val="32"/>
+        </w:rPr>
+        <w:t xml:space="preserve">  if </w:t>
+      </w:r>
+      <w:proofErr w:type="gramStart"/>
+      <w:r>
+        <w:rPr>
+          <w:b/>
+          <w:bCs/>
+          <w:color w:val="D86DCB" w:themeColor="accent5" w:themeTint="99"/>
+          <w:sz w:val="32"/>
+          <w:szCs w:val="32"/>
+        </w:rPr>
+        <w:t>(!_</w:t>
+      </w:r>
+      <w:proofErr w:type="spellStart"/>
+      <w:proofErr w:type="gramEnd"/>
+      <w:r>
+        <w:rPr>
+          <w:b/>
+          <w:bCs/>
+          <w:color w:val="D86DCB" w:themeColor="accent5" w:themeTint="99"/>
+          <w:sz w:val="32"/>
+          <w:szCs w:val="32"/>
+        </w:rPr>
+        <w:t>cache.containsKey</w:t>
+      </w:r>
+      <w:proofErr w:type="spellEnd"/>
+      <w:r>
+        <w:rPr>
+          <w:b/>
+          <w:bCs/>
+          <w:color w:val="D86DCB" w:themeColor="accent5" w:themeTint="99"/>
+          <w:sz w:val="32"/>
+          <w:szCs w:val="32"/>
+        </w:rPr>
+        <w:t>(</w:t>
+      </w:r>
+      <w:proofErr w:type="spellStart"/>
+      <w:r>
+        <w:rPr>
+          <w:b/>
+          <w:bCs/>
+          <w:color w:val="D86DCB" w:themeColor="accent5" w:themeTint="99"/>
+          <w:sz w:val="32"/>
+          <w:szCs w:val="32"/>
+        </w:rPr>
+        <w:t>movieId</w:t>
+      </w:r>
+      <w:proofErr w:type="spellEnd"/>
+      <w:r>
+        <w:rPr>
+          <w:b/>
+          <w:bCs/>
+          <w:color w:val="D86DCB" w:themeColor="accent5" w:themeTint="99"/>
+          <w:sz w:val="32"/>
+          <w:szCs w:val="32"/>
+        </w:rPr>
+        <w:t>)) {</w:t>
+      </w:r>
+    </w:p>
+    <w:p>
+      <w:pPr>
+        <w:jc w:val="both"/>
+        <w:rPr>
+          <w:b/>
+          <w:bCs/>
+          <w:color w:val="D86DCB" w:themeColor="accent5" w:themeTint="99"/>
+          <w:sz w:val="32"/>
+          <w:szCs w:val="32"/>
+        </w:rPr>
+      </w:pPr>
+      <w:r>
+        <w:rPr>
+          <w:b/>
+          <w:bCs/>
+          <w:color w:val="D86DCB" w:themeColor="accent5" w:themeTint="99"/>
+          <w:sz w:val="32"/>
+          <w:szCs w:val="32"/>
+        </w:rPr>
+        <w:t xml:space="preserve">    return null;</w:t>
+      </w:r>
+    </w:p>
+    <w:p>
+      <w:pPr>
+        <w:jc w:val="both"/>
+        <w:rPr>
+          <w:b/>
+          <w:bCs/>
+          <w:color w:val="D86DCB" w:themeColor="accent5" w:themeTint="99"/>
+          <w:sz w:val="32"/>
+          <w:szCs w:val="32"/>
+        </w:rPr>
+      </w:pPr>
+      <w:r>
+        <w:rPr>
+          <w:b/>
+          <w:bCs/>
+          <w:color w:val="D86DCB" w:themeColor="accent5" w:themeTint="99"/>
+          <w:sz w:val="32"/>
+          <w:szCs w:val="32"/>
+        </w:rPr>
+        <w:t xml:space="preserve">  }</w:t>
+      </w:r>
+    </w:p>
+    <w:p>
+      <w:pPr>
+        <w:jc w:val="both"/>
+        <w:rPr>
+          <w:b/>
+          <w:bCs/>
+          <w:color w:val="D86DCB" w:themeColor="accent5" w:themeTint="99"/>
+          <w:sz w:val="32"/>
+          <w:szCs w:val="32"/>
+        </w:rPr>
+      </w:pPr>
+      <w:r>
+        <w:rPr>
+          <w:b/>
+          <w:bCs/>
+          <w:color w:val="D86DCB" w:themeColor="accent5" w:themeTint="99"/>
+          <w:sz w:val="32"/>
+          <w:szCs w:val="32"/>
+        </w:rPr>
+        <w:t xml:space="preserve">  final movie = _</w:t>
+      </w:r>
+      <w:proofErr w:type="spellStart"/>
+      <w:proofErr w:type="gramStart"/>
+      <w:r>
+        <w:rPr>
+          <w:b/>
+          <w:bCs/>
+          <w:color w:val="D86DCB" w:themeColor="accent5" w:themeTint="99"/>
+          <w:sz w:val="32"/>
+          <w:szCs w:val="32"/>
+        </w:rPr>
+        <w:t>cache.remove</w:t>
+      </w:r>
+      <w:proofErr w:type="spellEnd"/>
+      <w:proofErr w:type="gramEnd"/>
+      <w:r>
+        <w:rPr>
+          <w:b/>
+          <w:bCs/>
+          <w:color w:val="D86DCB" w:themeColor="accent5" w:themeTint="99"/>
+          <w:sz w:val="32"/>
+          <w:szCs w:val="32"/>
+        </w:rPr>
+        <w:t>(</w:t>
+      </w:r>
+      <w:proofErr w:type="spellStart"/>
+      <w:r>
+        <w:rPr>
+          <w:b/>
+          <w:bCs/>
+          <w:color w:val="D86DCB" w:themeColor="accent5" w:themeTint="99"/>
+          <w:sz w:val="32"/>
+          <w:szCs w:val="32"/>
+        </w:rPr>
+        <w:t>movieId</w:t>
+      </w:r>
+      <w:proofErr w:type="spellEnd"/>
+      <w:r>
+        <w:rPr>
+          <w:b/>
+          <w:bCs/>
+          <w:color w:val="D86DCB" w:themeColor="accent5" w:themeTint="99"/>
+          <w:sz w:val="32"/>
+          <w:szCs w:val="32"/>
+        </w:rPr>
+        <w:t>)!;</w:t>
+      </w:r>
+    </w:p>
+    <w:p>
+      <w:pPr>
+        <w:jc w:val="both"/>
+        <w:rPr>
+          <w:b/>
+          <w:bCs/>
+          <w:color w:val="D86DCB" w:themeColor="accent5" w:themeTint="99"/>
+          <w:sz w:val="32"/>
+          <w:szCs w:val="32"/>
+        </w:rPr>
+      </w:pPr>
+      <w:r>
+        <w:rPr>
+          <w:b/>
+          <w:bCs/>
+          <w:color w:val="D86DCB" w:themeColor="accent5" w:themeTint="99"/>
+          <w:sz w:val="32"/>
+          <w:szCs w:val="32"/>
+        </w:rPr>
+        <w:t xml:space="preserve">  _cache[</w:t>
+      </w:r>
+      <w:proofErr w:type="spellStart"/>
+      <w:r>
+        <w:rPr>
+          <w:b/>
+          <w:bCs/>
+          <w:color w:val="D86DCB" w:themeColor="accent5" w:themeTint="99"/>
+          <w:sz w:val="32"/>
+          <w:szCs w:val="32"/>
+        </w:rPr>
+        <w:t>movieId</w:t>
+      </w:r>
+      <w:proofErr w:type="spellEnd"/>
+      <w:r>
+        <w:rPr>
+          <w:b/>
+          <w:bCs/>
+          <w:color w:val="D86DCB" w:themeColor="accent5" w:themeTint="99"/>
+          <w:sz w:val="32"/>
+          <w:szCs w:val="32"/>
+        </w:rPr>
+        <w:t>] = movie;</w:t>
+      </w:r>
+    </w:p>
+    <w:p>
+      <w:pPr>
+        <w:jc w:val="both"/>
+        <w:rPr>
+          <w:b/>
+          <w:bCs/>
+          <w:color w:val="D86DCB" w:themeColor="accent5" w:themeTint="99"/>
+          <w:sz w:val="32"/>
+          <w:szCs w:val="32"/>
+        </w:rPr>
+      </w:pPr>
+      <w:r>
+        <w:rPr>
+          <w:b/>
+          <w:bCs/>
+          <w:color w:val="D86DCB" w:themeColor="accent5" w:themeTint="99"/>
+          <w:sz w:val="32"/>
+          <w:szCs w:val="32"/>
+        </w:rPr>
+        <w:t xml:space="preserve">  return movie;</w:t>
+      </w:r>
+    </w:p>
+    <w:p>
+      <w:pPr>
+        <w:jc w:val="both"/>
+        <w:rPr>
+          <w:b/>
+          <w:bCs/>
+          <w:color w:val="D86DCB" w:themeColor="accent5" w:themeTint="99"/>
+          <w:sz w:val="32"/>
+          <w:szCs w:val="32"/>
+        </w:rPr>
+      </w:pPr>
+      <w:r>
+        <w:rPr>
+          <w:b/>
+          <w:bCs/>
+          <w:color w:val="D86DCB" w:themeColor="accent5" w:themeTint="99"/>
+          <w:sz w:val="32"/>
+          <w:szCs w:val="32"/>
+        </w:rPr>
+        <w:t>}</w:t>
+      </w:r>
+    </w:p>
+    <w:p>
+      <w:pPr>
+        <w:jc w:val="both"/>
+        <w:rPr>
+          <w:sz w:val="32"/>
+          <w:szCs w:val="32"/>
+        </w:rPr>
+      </w:pPr>
+      <w:r>
+        <w:rPr>
+          <w:sz w:val="32"/>
+          <w:szCs w:val="32"/>
+        </w:rPr>
+        <w:t xml:space="preserve"># And add or save in the cache </w:t>
+      </w:r>
+    </w:p>
+    <w:p>
+      <w:pPr>
+        <w:jc w:val="both"/>
+        <w:rPr>
+          <w:b/>
+          <w:bCs/>
+          <w:color w:val="D86DCB" w:themeColor="accent5" w:themeTint="99"/>
+          <w:sz w:val="32"/>
+          <w:szCs w:val="32"/>
+        </w:rPr>
+      </w:pPr>
+      <w:r>
+        <w:rPr>
+          <w:b/>
+          <w:bCs/>
+          <w:color w:val="D86DCB" w:themeColor="accent5" w:themeTint="99"/>
+          <w:sz w:val="32"/>
+          <w:szCs w:val="32"/>
+        </w:rPr>
+        <w:t xml:space="preserve">void </w:t>
+      </w:r>
+      <w:proofErr w:type="spellStart"/>
+      <w:proofErr w:type="gramStart"/>
+      <w:r>
+        <w:rPr>
+          <w:b/>
+          <w:bCs/>
+          <w:color w:val="D86DCB" w:themeColor="accent5" w:themeTint="99"/>
+          <w:sz w:val="32"/>
+          <w:szCs w:val="32"/>
+        </w:rPr>
+        <w:t>saveMovie</w:t>
+      </w:r>
+      <w:proofErr w:type="spellEnd"/>
+      <w:r>
+        <w:rPr>
+          <w:b/>
+          <w:bCs/>
+          <w:color w:val="D86DCB" w:themeColor="accent5" w:themeTint="99"/>
+          <w:sz w:val="32"/>
+          <w:szCs w:val="32"/>
+        </w:rPr>
+        <w:t>(</w:t>
+      </w:r>
+      <w:proofErr w:type="gramEnd"/>
+    </w:p>
+    <w:p>
+      <w:pPr>
+        <w:jc w:val="both"/>
+        <w:rPr>
+          <w:b/>
+          <w:bCs/>
+          <w:color w:val="D86DCB" w:themeColor="accent5" w:themeTint="99"/>
+          <w:sz w:val="32"/>
+          <w:szCs w:val="32"/>
+        </w:rPr>
+      </w:pPr>
+      <w:r>
+        <w:rPr>
+          <w:b/>
+          <w:bCs/>
+          <w:color w:val="D86DCB" w:themeColor="accent5" w:themeTint="99"/>
+          <w:sz w:val="32"/>
+          <w:szCs w:val="32"/>
+        </w:rPr>
+        <w:t xml:space="preserve">  int </w:t>
+      </w:r>
+      <w:proofErr w:type="spellStart"/>
+      <w:r>
+        <w:rPr>
+          <w:b/>
+          <w:bCs/>
+          <w:color w:val="D86DCB" w:themeColor="accent5" w:themeTint="99"/>
+          <w:sz w:val="32"/>
+          <w:szCs w:val="32"/>
+        </w:rPr>
+        <w:t>movieId</w:t>
+      </w:r>
+      <w:proofErr w:type="spellEnd"/>
+      <w:r>
+        <w:rPr>
+          <w:b/>
+          <w:bCs/>
+          <w:color w:val="D86DCB" w:themeColor="accent5" w:themeTint="99"/>
+          <w:sz w:val="32"/>
+          <w:szCs w:val="32"/>
+        </w:rPr>
+        <w:t>,</w:t>
+      </w:r>
+    </w:p>
+    <w:p>
+      <w:pPr>
+        <w:jc w:val="both"/>
+        <w:rPr>
+          <w:b/>
+          <w:bCs/>
+          <w:color w:val="D86DCB" w:themeColor="accent5" w:themeTint="99"/>
+          <w:sz w:val="32"/>
+          <w:szCs w:val="32"/>
+        </w:rPr>
+      </w:pPr>
+      <w:r>
+        <w:rPr>
+          <w:b/>
+          <w:bCs/>
+          <w:color w:val="D86DCB" w:themeColor="accent5" w:themeTint="99"/>
+          <w:sz w:val="32"/>
+          <w:szCs w:val="32"/>
+        </w:rPr>
+        <w:t xml:space="preserve">  </w:t>
+      </w:r>
+      <w:proofErr w:type="spellStart"/>
+      <w:r>
+        <w:rPr>
+          <w:b/>
+          <w:bCs/>
+          <w:color w:val="D86DCB" w:themeColor="accent5" w:themeTint="99"/>
+          <w:sz w:val="32"/>
+          <w:szCs w:val="32"/>
+        </w:rPr>
+        <w:t>MovieDetailsModel</w:t>
+      </w:r>
+      <w:proofErr w:type="spellEnd"/>
+      <w:r>
+        <w:rPr>
+          <w:b/>
+          <w:bCs/>
+          <w:color w:val="D86DCB" w:themeColor="accent5" w:themeTint="99"/>
+          <w:sz w:val="32"/>
+          <w:szCs w:val="32"/>
+        </w:rPr>
+        <w:t xml:space="preserve"> movie,</w:t>
+      </w:r>
+    </w:p>
+    <w:p>
+      <w:pPr>
+        <w:jc w:val="both"/>
+        <w:rPr>
+          <w:b/>
+          <w:bCs/>
+          <w:color w:val="D86DCB" w:themeColor="accent5" w:themeTint="99"/>
+          <w:sz w:val="32"/>
+          <w:szCs w:val="32"/>
+        </w:rPr>
+      </w:pPr>
+      <w:r>
+        <w:rPr>
+          <w:b/>
+          <w:bCs/>
+          <w:color w:val="D86DCB" w:themeColor="accent5" w:themeTint="99"/>
+          <w:sz w:val="32"/>
+          <w:szCs w:val="32"/>
+        </w:rPr>
+        <w:t>) {</w:t>
+      </w:r>
+    </w:p>
+    <w:p>
+      <w:pPr>
+        <w:jc w:val="both"/>
+        <w:rPr>
+          <w:b/>
+          <w:bCs/>
+          <w:color w:val="D86DCB" w:themeColor="accent5" w:themeTint="99"/>
+          <w:sz w:val="32"/>
+          <w:szCs w:val="32"/>
+        </w:rPr>
+      </w:pPr>
+      <w:r>
+        <w:rPr>
+          <w:b/>
+          <w:bCs/>
+          <w:color w:val="D86DCB" w:themeColor="accent5" w:themeTint="99"/>
+          <w:sz w:val="32"/>
+          <w:szCs w:val="32"/>
+        </w:rPr>
+        <w:t xml:space="preserve">  _</w:t>
+      </w:r>
+      <w:proofErr w:type="spellStart"/>
+      <w:proofErr w:type="gramStart"/>
+      <w:r>
+        <w:rPr>
+          <w:b/>
+          <w:bCs/>
+          <w:color w:val="D86DCB" w:themeColor="accent5" w:themeTint="99"/>
+          <w:sz w:val="32"/>
+          <w:szCs w:val="32"/>
+        </w:rPr>
+        <w:t>cache.remove</w:t>
+      </w:r>
+      <w:proofErr w:type="spellEnd"/>
+      <w:proofErr w:type="gramEnd"/>
+      <w:r>
+        <w:rPr>
+          <w:b/>
+          <w:bCs/>
+          <w:color w:val="D86DCB" w:themeColor="accent5" w:themeTint="99"/>
+          <w:sz w:val="32"/>
+          <w:szCs w:val="32"/>
+        </w:rPr>
+        <w:t>(</w:t>
+      </w:r>
+      <w:proofErr w:type="spellStart"/>
+      <w:r>
+        <w:rPr>
+          <w:b/>
+          <w:bCs/>
+          <w:color w:val="D86DCB" w:themeColor="accent5" w:themeTint="99"/>
+          <w:sz w:val="32"/>
+          <w:szCs w:val="32"/>
+        </w:rPr>
+        <w:t>movieId</w:t>
+      </w:r>
+      <w:proofErr w:type="spellEnd"/>
+      <w:r>
+        <w:rPr>
+          <w:b/>
+          <w:bCs/>
+          <w:color w:val="D86DCB" w:themeColor="accent5" w:themeTint="99"/>
+          <w:sz w:val="32"/>
+          <w:szCs w:val="32"/>
+        </w:rPr>
+        <w:t>);</w:t>
+      </w:r>
+      <w:r>
+        <w:rPr>
+          <w:b/>
+          <w:bCs/>
+          <w:color w:val="D86DCB" w:themeColor="accent5" w:themeTint="99"/>
+          <w:sz w:val="32"/>
+          <w:szCs w:val="32"/>
+        </w:rPr>
+        <w:t xml:space="preserve">  // not important, just checking</w:t>
+      </w:r>
+    </w:p>
+    <w:p>
+      <w:pPr>
+        <w:jc w:val="both"/>
+        <w:rPr>
+          <w:b/>
+          <w:bCs/>
+          <w:color w:val="D86DCB" w:themeColor="accent5" w:themeTint="99"/>
+          <w:sz w:val="32"/>
+          <w:szCs w:val="32"/>
+        </w:rPr>
+      </w:pPr>
+      <w:r>
+        <w:rPr>
+          <w:b/>
+          <w:bCs/>
+          <w:color w:val="D86DCB" w:themeColor="accent5" w:themeTint="99"/>
+          <w:sz w:val="32"/>
+          <w:szCs w:val="32"/>
+        </w:rPr>
+        <w:t xml:space="preserve">  if (_</w:t>
+      </w:r>
+      <w:proofErr w:type="spellStart"/>
+      <w:proofErr w:type="gramStart"/>
+      <w:r>
+        <w:rPr>
+          <w:b/>
+          <w:bCs/>
+          <w:color w:val="D86DCB" w:themeColor="accent5" w:themeTint="99"/>
+          <w:sz w:val="32"/>
+          <w:szCs w:val="32"/>
+        </w:rPr>
+        <w:t>cache.length</w:t>
+      </w:r>
+      <w:proofErr w:type="spellEnd"/>
+      <w:proofErr w:type="gramEnd"/>
+      <w:r>
+        <w:rPr>
+          <w:b/>
+          <w:bCs/>
+          <w:color w:val="D86DCB" w:themeColor="accent5" w:themeTint="99"/>
+          <w:sz w:val="32"/>
+          <w:szCs w:val="32"/>
+        </w:rPr>
+        <w:t xml:space="preserve"> &gt;= 3) {</w:t>
+      </w:r>
+    </w:p>
+    <w:p>
+      <w:pPr>
+        <w:jc w:val="both"/>
+        <w:rPr>
+          <w:b/>
+          <w:bCs/>
+          <w:color w:val="D86DCB" w:themeColor="accent5" w:themeTint="99"/>
+          <w:sz w:val="32"/>
+          <w:szCs w:val="32"/>
+        </w:rPr>
+      </w:pPr>
+      <w:r>
+        <w:rPr>
+          <w:b/>
+          <w:bCs/>
+          <w:color w:val="D86DCB" w:themeColor="accent5" w:themeTint="99"/>
+          <w:sz w:val="32"/>
+          <w:szCs w:val="32"/>
+        </w:rPr>
+        <w:t xml:space="preserve">    _</w:t>
+      </w:r>
+      <w:proofErr w:type="spellStart"/>
+      <w:proofErr w:type="gramStart"/>
+      <w:r>
+        <w:rPr>
+          <w:b/>
+          <w:bCs/>
+          <w:color w:val="D86DCB" w:themeColor="accent5" w:themeTint="99"/>
+          <w:sz w:val="32"/>
+          <w:szCs w:val="32"/>
+        </w:rPr>
+        <w:t>cache.remove</w:t>
+      </w:r>
+      <w:proofErr w:type="spellEnd"/>
+      <w:proofErr w:type="gramEnd"/>
+      <w:r>
+        <w:rPr>
+          <w:b/>
+          <w:bCs/>
+          <w:color w:val="D86DCB" w:themeColor="accent5" w:themeTint="99"/>
+          <w:sz w:val="32"/>
+          <w:szCs w:val="32"/>
+        </w:rPr>
+        <w:t>(_</w:t>
+      </w:r>
+      <w:proofErr w:type="spellStart"/>
+      <w:r>
+        <w:rPr>
+          <w:b/>
+          <w:bCs/>
+          <w:color w:val="D86DCB" w:themeColor="accent5" w:themeTint="99"/>
+          <w:sz w:val="32"/>
+          <w:szCs w:val="32"/>
+        </w:rPr>
+        <w:t>cache.keys.first</w:t>
+      </w:r>
+      <w:proofErr w:type="spellEnd"/>
+      <w:r>
+        <w:rPr>
+          <w:b/>
+          <w:bCs/>
+          <w:color w:val="D86DCB" w:themeColor="accent5" w:themeTint="99"/>
+          <w:sz w:val="32"/>
+          <w:szCs w:val="32"/>
+        </w:rPr>
+        <w:t>);</w:t>
+      </w:r>
+    </w:p>
+    <w:p>
+      <w:pPr>
+        <w:jc w:val="both"/>
+        <w:rPr>
+          <w:b/>
+          <w:bCs/>
+          <w:color w:val="D86DCB" w:themeColor="accent5" w:themeTint="99"/>
+          <w:sz w:val="32"/>
+          <w:szCs w:val="32"/>
+        </w:rPr>
+      </w:pPr>
+      <w:r>
+        <w:rPr>
+          <w:b/>
+          <w:bCs/>
+          <w:color w:val="D86DCB" w:themeColor="accent5" w:themeTint="99"/>
+          <w:sz w:val="32"/>
+          <w:szCs w:val="32"/>
+        </w:rPr>
+        <w:lastRenderedPageBreak/>
+        <w:t xml:space="preserve">  }</w:t>
+      </w:r>
+    </w:p>
+    <w:p>
+      <w:pPr>
+        <w:jc w:val="both"/>
+        <w:rPr>
+          <w:b/>
+          <w:bCs/>
+          <w:color w:val="D86DCB" w:themeColor="accent5" w:themeTint="99"/>
+          <w:sz w:val="32"/>
+          <w:szCs w:val="32"/>
+        </w:rPr>
+      </w:pPr>
+      <w:r>
+        <w:rPr>
+          <w:b/>
+          <w:bCs/>
+          <w:color w:val="D86DCB" w:themeColor="accent5" w:themeTint="99"/>
+          <w:sz w:val="32"/>
+          <w:szCs w:val="32"/>
+        </w:rPr>
+        <w:t xml:space="preserve">  _cache[</w:t>
+      </w:r>
+      <w:proofErr w:type="spellStart"/>
+      <w:r>
+        <w:rPr>
+          <w:b/>
+          <w:bCs/>
+          <w:color w:val="D86DCB" w:themeColor="accent5" w:themeTint="99"/>
+          <w:sz w:val="32"/>
+          <w:szCs w:val="32"/>
+        </w:rPr>
+        <w:t>movieId</w:t>
+      </w:r>
+      <w:proofErr w:type="spellEnd"/>
+      <w:r>
+        <w:rPr>
+          <w:b/>
+          <w:bCs/>
+          <w:color w:val="D86DCB" w:themeColor="accent5" w:themeTint="99"/>
+          <w:sz w:val="32"/>
+          <w:szCs w:val="32"/>
+        </w:rPr>
+        <w:t>] = movie;</w:t>
+      </w:r>
+    </w:p>
+    <w:p>
+      <w:pPr>
+        <w:jc w:val="both"/>
+        <w:rPr>
+          <w:b/>
+          <w:bCs/>
+          <w:color w:val="D86DCB" w:themeColor="accent5" w:themeTint="99"/>
+          <w:sz w:val="32"/>
+          <w:szCs w:val="32"/>
+        </w:rPr>
+      </w:pPr>
+      <w:r>
+        <w:rPr>
+          <w:b/>
+          <w:bCs/>
+          <w:color w:val="D86DCB" w:themeColor="accent5" w:themeTint="99"/>
+          <w:sz w:val="32"/>
+          <w:szCs w:val="32"/>
+        </w:rPr>
+        <w:t>}</w:t>
+      </w:r>
+    </w:p>
+    <w:p>
+      <w:pPr>
+        <w:jc w:val="both"/>
+        <w:rPr>
+          <w:sz w:val="36"/>
+          <w:szCs w:val="36"/>
+        </w:rPr>
+      </w:pPr>
+    </w:p>
+    <w:p>
+      <w:pPr>
+        <w:jc w:val="center"/>
+        <w:rPr>
+          <w:sz w:val="36"/>
+          <w:szCs w:val="36"/>
+        </w:rPr>
+      </w:pPr>
+      <w:r>
+        <w:rPr>
+          <w:sz w:val="36"/>
+          <w:szCs w:val="36"/>
+        </w:rPr>
+        <w:t>Break</w:t>
+      </w:r>
+    </w:p>
+    <w:p>
+      <w:pPr>
+        <w:rPr>
+          <w:sz w:val="36"/>
+          <w:szCs w:val="36"/>
+        </w:rPr>
+      </w:pPr>
+    </w:p>
+    <w:p>
+      <w:pPr>
         <w:rPr>
           <w:sz w:val="36"/>
           <w:szCs w:val="36"/>
@@ -19899,7 +27341,7 @@
   <w:abstractNum w:abstractNumId="18" w15:restartNumberingAfterBreak="0">
     <w:nsid w:val="4FE83320"/>
     <w:multiLevelType w:val="hybridMultilevel"/>
-    <w:tmpl w:val="000AE786"/>
+    <w:tmpl w:val="D292C1AE"/>
     <w:lvl w:ilvl="0" w:tplc="04090001">
       <w:start w:val="1"/>
       <w:numFmt w:val="bullet"/>
@@ -20349,6 +27791,121 @@
     </w:lvl>
   </w:abstractNum>
   <w:abstractNum w:abstractNumId="22" w15:restartNumberingAfterBreak="0">
+    <w:nsid w:val="5F6F74D2"/>
+    <w:multiLevelType w:val="hybridMultilevel"/>
+    <w:tmpl w:val="119A8B4A"/>
+    <w:lvl w:ilvl="0" w:tplc="0AA480BC">
+      <w:start w:val="1"/>
+      <w:numFmt w:val="decimal"/>
+      <w:lvlText w:val="%1."/>
+      <w:lvlJc w:val="left"/>
+      <w:pPr>
+        <w:ind w:left="360" w:hanging="360"/>
+      </w:pPr>
+      <w:rPr>
+        <w:rFonts w:hint="default"/>
+        <w:b/>
+        <w:bCs/>
+      </w:rPr>
+    </w:lvl>
+    <w:lvl w:ilvl="1" w:tplc="04090003" w:tentative="1">
+      <w:start w:val="1"/>
+      <w:numFmt w:val="bullet"/>
+      <w:lvlText w:val="o"/>
+      <w:lvlJc w:val="left"/>
+      <w:pPr>
+        <w:ind w:left="1080" w:hanging="360"/>
+      </w:pPr>
+      <w:rPr>
+        <w:rFonts w:ascii="Courier New" w:hAnsi="Courier New" w:cs="Courier New" w:hint="default"/>
+      </w:rPr>
+    </w:lvl>
+    <w:lvl w:ilvl="2" w:tplc="04090005" w:tentative="1">
+      <w:start w:val="1"/>
+      <w:numFmt w:val="bullet"/>
+      <w:lvlText w:val=""/>
+      <w:lvlJc w:val="left"/>
+      <w:pPr>
+        <w:ind w:left="1800" w:hanging="360"/>
+      </w:pPr>
+      <w:rPr>
+        <w:rFonts w:ascii="Wingdings" w:hAnsi="Wingdings" w:hint="default"/>
+      </w:rPr>
+    </w:lvl>
+    <w:lvl w:ilvl="3" w:tplc="04090001" w:tentative="1">
+      <w:start w:val="1"/>
+      <w:numFmt w:val="bullet"/>
+      <w:lvlText w:val=""/>
+      <w:lvlJc w:val="left"/>
+      <w:pPr>
+        <w:ind w:left="2520" w:hanging="360"/>
+      </w:pPr>
+      <w:rPr>
+        <w:rFonts w:ascii="Symbol" w:hAnsi="Symbol" w:hint="default"/>
+      </w:rPr>
+    </w:lvl>
+    <w:lvl w:ilvl="4" w:tplc="04090003" w:tentative="1">
+      <w:start w:val="1"/>
+      <w:numFmt w:val="bullet"/>
+      <w:lvlText w:val="o"/>
+      <w:lvlJc w:val="left"/>
+      <w:pPr>
+        <w:ind w:left="3240" w:hanging="360"/>
+      </w:pPr>
+      <w:rPr>
+        <w:rFonts w:ascii="Courier New" w:hAnsi="Courier New" w:cs="Courier New" w:hint="default"/>
+      </w:rPr>
+    </w:lvl>
+    <w:lvl w:ilvl="5" w:tplc="04090005" w:tentative="1">
+      <w:start w:val="1"/>
+      <w:numFmt w:val="bullet"/>
+      <w:lvlText w:val=""/>
+      <w:lvlJc w:val="left"/>
+      <w:pPr>
+        <w:ind w:left="3960" w:hanging="360"/>
+      </w:pPr>
+      <w:rPr>
+        <w:rFonts w:ascii="Wingdings" w:hAnsi="Wingdings" w:hint="default"/>
+      </w:rPr>
+    </w:lvl>
+    <w:lvl w:ilvl="6" w:tplc="04090001" w:tentative="1">
+      <w:start w:val="1"/>
+      <w:numFmt w:val="bullet"/>
+      <w:lvlText w:val=""/>
+      <w:lvlJc w:val="left"/>
+      <w:pPr>
+        <w:ind w:left="4680" w:hanging="360"/>
+      </w:pPr>
+      <w:rPr>
+        <w:rFonts w:ascii="Symbol" w:hAnsi="Symbol" w:hint="default"/>
+      </w:rPr>
+    </w:lvl>
+    <w:lvl w:ilvl="7" w:tplc="04090003" w:tentative="1">
+      <w:start w:val="1"/>
+      <w:numFmt w:val="bullet"/>
+      <w:lvlText w:val="o"/>
+      <w:lvlJc w:val="left"/>
+      <w:pPr>
+        <w:ind w:left="5400" w:hanging="360"/>
+      </w:pPr>
+      <w:rPr>
+        <w:rFonts w:ascii="Courier New" w:hAnsi="Courier New" w:cs="Courier New" w:hint="default"/>
+      </w:rPr>
+    </w:lvl>
+    <w:lvl w:ilvl="8" w:tplc="04090005" w:tentative="1">
+      <w:start w:val="1"/>
+      <w:numFmt w:val="bullet"/>
+      <w:lvlText w:val=""/>
+      <w:lvlJc w:val="left"/>
+      <w:pPr>
+        <w:ind w:left="6120" w:hanging="360"/>
+      </w:pPr>
+      <w:rPr>
+        <w:rFonts w:ascii="Wingdings" w:hAnsi="Wingdings" w:hint="default"/>
+      </w:rPr>
+    </w:lvl>
+  </w:abstractNum>
+  <w:abstractNum w:abstractNumId="23" w15:restartNumberingAfterBreak="0">
     <w:nsid w:val="62360DAF"/>
     <w:multiLevelType w:val="hybridMultilevel"/>
     <w:tmpl w:val="787CA0D0"/>
@@ -20439,7 +27996,7 @@
       </w:pPr>
     </w:lvl>
   </w:abstractNum>
-  <w:abstractNum w:abstractNumId="23" w15:restartNumberingAfterBreak="0">
+  <w:abstractNum w:abstractNumId="24" w15:restartNumberingAfterBreak="0">
     <w:nsid w:val="6FA4459E"/>
     <w:multiLevelType w:val="hybridMultilevel"/>
     <w:tmpl w:val="036A7114"/>
@@ -20522,6 +28079,97 @@
       <w:lvlJc w:val="right"/>
       <w:pPr>
         <w:ind w:left="6480" w:hanging="180"/>
+      </w:pPr>
+    </w:lvl>
+  </w:abstractNum>
+  <w:abstractNum w:abstractNumId="25" w15:restartNumberingAfterBreak="0">
+    <w:nsid w:val="74121906"/>
+    <w:multiLevelType w:val="hybridMultilevel"/>
+    <w:tmpl w:val="FAA63E54"/>
+    <w:lvl w:ilvl="0" w:tplc="B0D6AAB0">
+      <w:start w:val="1"/>
+      <w:numFmt w:val="decimal"/>
+      <w:lvlText w:val="%1."/>
+      <w:lvlJc w:val="left"/>
+      <w:pPr>
+        <w:ind w:left="360" w:hanging="360"/>
+      </w:pPr>
+      <w:rPr>
+        <w:rFonts w:hint="default"/>
+        <w:b/>
+        <w:bCs/>
+      </w:rPr>
+    </w:lvl>
+    <w:lvl w:ilvl="1" w:tplc="04090019" w:tentative="1">
+      <w:start w:val="1"/>
+      <w:numFmt w:val="lowerLetter"/>
+      <w:lvlText w:val="%2."/>
+      <w:lvlJc w:val="left"/>
+      <w:pPr>
+        <w:ind w:left="1080" w:hanging="360"/>
+      </w:pPr>
+    </w:lvl>
+    <w:lvl w:ilvl="2" w:tplc="0409001B" w:tentative="1">
+      <w:start w:val="1"/>
+      <w:numFmt w:val="lowerRoman"/>
+      <w:lvlText w:val="%3."/>
+      <w:lvlJc w:val="right"/>
+      <w:pPr>
+        <w:ind w:left="1800" w:hanging="180"/>
+      </w:pPr>
+    </w:lvl>
+    <w:lvl w:ilvl="3" w:tplc="0409000F" w:tentative="1">
+      <w:start w:val="1"/>
+      <w:numFmt w:val="decimal"/>
+      <w:lvlText w:val="%4."/>
+      <w:lvlJc w:val="left"/>
+      <w:pPr>
+        <w:ind w:left="2520" w:hanging="360"/>
+      </w:pPr>
+    </w:lvl>
+    <w:lvl w:ilvl="4" w:tplc="04090019" w:tentative="1">
+      <w:start w:val="1"/>
+      <w:numFmt w:val="lowerLetter"/>
+      <w:lvlText w:val="%5."/>
+      <w:lvlJc w:val="left"/>
+      <w:pPr>
+        <w:ind w:left="3240" w:hanging="360"/>
+      </w:pPr>
+    </w:lvl>
+    <w:lvl w:ilvl="5" w:tplc="0409001B" w:tentative="1">
+      <w:start w:val="1"/>
+      <w:numFmt w:val="lowerRoman"/>
+      <w:lvlText w:val="%6."/>
+      <w:lvlJc w:val="right"/>
+      <w:pPr>
+        <w:ind w:left="3960" w:hanging="180"/>
+      </w:pPr>
+    </w:lvl>
+    <w:lvl w:ilvl="6" w:tplc="0409000F" w:tentative="1">
+      <w:start w:val="1"/>
+      <w:numFmt w:val="decimal"/>
+      <w:lvlText w:val="%7."/>
+      <w:lvlJc w:val="left"/>
+      <w:pPr>
+        <w:ind w:left="4680" w:hanging="360"/>
+      </w:pPr>
+    </w:lvl>
+    <w:lvl w:ilvl="7" w:tplc="04090019" w:tentative="1">
+      <w:start w:val="1"/>
+      <w:numFmt w:val="lowerLetter"/>
+      <w:lvlText w:val="%8."/>
+      <w:lvlJc w:val="left"/>
+      <w:pPr>
+        <w:ind w:left="5400" w:hanging="360"/>
+      </w:pPr>
+    </w:lvl>
+    <w:lvl w:ilvl="8" w:tplc="0409001B" w:tentative="1">
+      <w:start w:val="1"/>
+      <w:numFmt w:val="lowerRoman"/>
+      <w:lvlText w:val="%9."/>
+      <w:lvlJc w:val="right"/>
+      <w:pPr>
+        <w:ind w:left="6120" w:hanging="180"/>
       </w:pPr>
     </w:lvl>
   </w:abstractNum>
@@ -20544,7 +28192,7 @@
     <w:abstractNumId w:val="20"/>
   </w:num>
   <w:num w:numId="7" w16cid:durableId="340275035">
-    <w:abstractNumId w:val="23"/>
+    <w:abstractNumId w:val="24"/>
   </w:num>
   <w:num w:numId="8" w16cid:durableId="1971092097">
     <w:abstractNumId w:val="3"/>
@@ -20586,7 +28234,7 @@
     <w:abstractNumId w:val="9"/>
   </w:num>
   <w:num w:numId="21" w16cid:durableId="365178112">
-    <w:abstractNumId w:val="22"/>
+    <w:abstractNumId w:val="23"/>
   </w:num>
   <w:num w:numId="22" w16cid:durableId="1230068126">
     <w:abstractNumId w:val="14"/>
@@ -20596,6 +28244,12 @@
   </w:num>
   <w:num w:numId="24" w16cid:durableId="637879278">
     <w:abstractNumId w:val="18"/>
+  </w:num>
+  <w:num w:numId="25" w16cid:durableId="1895651426">
+    <w:abstractNumId w:val="22"/>
+  </w:num>
+  <w:num w:numId="26" w16cid:durableId="1183084084">
+    <w:abstractNumId w:val="25"/>
   </w:num>
 </w:numbering>
 </file>
